--- a/WORDS FILES/ارزیابی ایجنت/مرداد 31 ایراد.docx
+++ b/WORDS FILES/ارزیابی ایجنت/مرداد 31 ایراد.docx
@@ -129,9 +129,8 @@
         <w:tblLook w:val="04A0" w:firstRow="1" w:lastRow="0" w:firstColumn="1" w:lastColumn="0" w:noHBand="0" w:noVBand="1"/>
       </w:tblPr>
       <w:tblGrid>
-        <w:gridCol w:w="2763"/>
-        <w:gridCol w:w="3257"/>
-        <w:gridCol w:w="3340"/>
+        <w:gridCol w:w="2787"/>
+        <w:gridCol w:w="3296"/>
       </w:tblGrid>
       <w:tr>
         <w:trPr>
@@ -204,6 +203,11 @@
             </w:r>
           </w:p>
         </w:tc>
+      </w:tr>
+      <w:tr>
+        <w:trPr>
+          <w:tblCellSpacing w:w="15" w:type="dxa"/>
+        </w:trPr>
         <w:tc>
           <w:tcPr>
             <w:tcW w:w="0" w:type="auto"/>
@@ -214,47 +218,67 @@
             <w:pPr>
               <w:bidi/>
               <w:spacing w:after="0" w:line="240" w:lineRule="auto"/>
-              <w:jc w:val="center"/>
+              <w:rPr>
+                <w:rFonts w:ascii="Times New Roman" w:eastAsia="Times New Roman" w:hAnsi="Times New Roman" w:cs="Times New Roman"/>
+                <w:sz w:val="24"/>
+                <w:szCs w:val="24"/>
+                <w:rtl/>
+              </w:rPr>
+            </w:pPr>
+            <w:r>
               <w:rPr>
                 <w:rFonts w:ascii="Times New Roman" w:eastAsia="Times New Roman" w:hAnsi="Times New Roman" w:cs="Times New Roman"/>
                 <w:b/>
                 <w:bCs/>
                 <w:sz w:val="24"/>
                 <w:szCs w:val="24"/>
+              </w:rPr>
+              <w:t>A</w:t>
+            </w:r>
+            <w:r>
+              <w:rPr>
+                <w:rFonts w:ascii="Times New Roman" w:eastAsia="Times New Roman" w:hAnsi="Times New Roman" w:cs="Times New Roman"/>
+                <w:sz w:val="24"/>
+                <w:szCs w:val="24"/>
+                <w:rtl/>
+              </w:rPr>
+              <w:t xml:space="preserve"> ردیف «درصد تغيير»</w:t>
+            </w:r>
+          </w:p>
+        </w:tc>
+        <w:tc>
+          <w:tcPr>
+            <w:tcW w:w="0" w:type="auto"/>
+            <w:vAlign w:val="center"/>
+            <w:hideMark/>
+          </w:tcPr>
+          <w:p>
+            <w:pPr>
+              <w:bidi/>
+              <w:spacing w:after="0" w:line="240" w:lineRule="auto"/>
+              <w:rPr>
+                <w:rFonts w:ascii="Times New Roman" w:eastAsia="Times New Roman" w:hAnsi="Times New Roman" w:cs="Times New Roman"/>
+                <w:sz w:val="24"/>
+                <w:szCs w:val="24"/>
                 <w:rtl/>
               </w:rPr>
             </w:pPr>
             <w:r>
               <w:rPr>
-                <w:rFonts w:ascii="Times New Roman" w:eastAsia="Times New Roman" w:hAnsi="Times New Roman" w:cs="Times New Roman"/>
-                <w:b/>
-                <w:bCs/>
-                <w:sz w:val="24"/>
-                <w:szCs w:val="24"/>
-                <w:rtl/>
-              </w:rPr>
-              <w:t xml:space="preserve">در </w:t>
-            </w:r>
-            <w:r>
-              <w:rPr>
                 <w:rFonts w:ascii="Courier New" w:eastAsia="Times New Roman" w:hAnsi="Courier New" w:cs="Courier New"/>
-                <w:b/>
-                <w:bCs/>
                 <w:sz w:val="20"/>
                 <w:szCs w:val="20"/>
               </w:rPr>
-              <w:t>app.py</w:t>
-            </w:r>
-            <w:r>
-              <w:rPr>
-                <w:rFonts w:ascii="Times New Roman" w:eastAsia="Times New Roman" w:hAnsi="Times New Roman" w:cs="Times New Roman"/>
-                <w:b/>
-                <w:bCs/>
-                <w:sz w:val="24"/>
-                <w:szCs w:val="24"/>
-                <w:rtl/>
-              </w:rPr>
-              <w:t xml:space="preserve"> چه می‌توان کرد؟</w:t>
+              <w:t>tools.py</w:t>
+            </w:r>
+            <w:r>
+              <w:rPr>
+                <w:rFonts w:ascii="Times New Roman" w:eastAsia="Times New Roman" w:hAnsi="Times New Roman" w:cs="Times New Roman"/>
+                <w:sz w:val="24"/>
+                <w:szCs w:val="24"/>
+                <w:rtl/>
+              </w:rPr>
+              <w:t xml:space="preserve"> (تابع میانگین‌گیری)</w:t>
             </w:r>
           </w:p>
         </w:tc>
@@ -288,16 +312,24 @@
                 <w:sz w:val="24"/>
                 <w:szCs w:val="24"/>
               </w:rPr>
-              <w:t>A</w:t>
-            </w:r>
-            <w:r>
-              <w:rPr>
-                <w:rFonts w:ascii="Times New Roman" w:eastAsia="Times New Roman" w:hAnsi="Times New Roman" w:cs="Times New Roman"/>
-                <w:sz w:val="24"/>
-                <w:szCs w:val="24"/>
-                <w:rtl/>
-              </w:rPr>
-              <w:t xml:space="preserve"> ردیف «درصد تغيير»</w:t>
+              <w:t>B</w:t>
+            </w:r>
+            <w:r>
+              <w:rPr>
+                <w:rFonts w:ascii="Times New Roman" w:eastAsia="Times New Roman" w:hAnsi="Times New Roman" w:cs="Times New Roman"/>
+                <w:sz w:val="24"/>
+                <w:szCs w:val="24"/>
+                <w:rtl/>
+              </w:rPr>
+              <w:t xml:space="preserve"> نشت </w:t>
+            </w:r>
+            <w:r>
+              <w:rPr>
+                <w:rFonts w:ascii="Times New Roman" w:eastAsia="Times New Roman" w:hAnsi="Times New Roman" w:cs="Times New Roman"/>
+                <w:sz w:val="24"/>
+                <w:szCs w:val="24"/>
+              </w:rPr>
+              <w:t>context</w:t>
             </w:r>
           </w:p>
         </w:tc>
@@ -321,56 +353,12 @@
             <w:r>
               <w:rPr>
                 <w:rFonts w:ascii="Courier New" w:eastAsia="Times New Roman" w:hAnsi="Courier New" w:cs="Courier New"/>
+                <w:b/>
+                <w:bCs/>
                 <w:sz w:val="20"/>
                 <w:szCs w:val="20"/>
               </w:rPr>
-              <w:t>tools.py</w:t>
-            </w:r>
-            <w:r>
-              <w:rPr>
-                <w:rFonts w:ascii="Times New Roman" w:eastAsia="Times New Roman" w:hAnsi="Times New Roman" w:cs="Times New Roman"/>
-                <w:sz w:val="24"/>
-                <w:szCs w:val="24"/>
-                <w:rtl/>
-              </w:rPr>
-              <w:t xml:space="preserve"> (تابع میانگین‌گیری)</w:t>
-            </w:r>
-          </w:p>
-        </w:tc>
-        <w:tc>
-          <w:tcPr>
-            <w:tcW w:w="0" w:type="auto"/>
-            <w:vAlign w:val="center"/>
-            <w:hideMark/>
-          </w:tcPr>
-          <w:p>
-            <w:pPr>
-              <w:bidi/>
-              <w:spacing w:after="0" w:line="240" w:lineRule="auto"/>
-              <w:rPr>
-                <w:rFonts w:ascii="Times New Roman" w:eastAsia="Times New Roman" w:hAnsi="Times New Roman" w:cs="Times New Roman"/>
-                <w:sz w:val="24"/>
-                <w:szCs w:val="24"/>
-                <w:rtl/>
-              </w:rPr>
-            </w:pPr>
-            <w:r>
-              <w:rPr>
-                <w:rFonts w:ascii="Segoe UI Symbol" w:eastAsia="Times New Roman" w:hAnsi="Segoe UI Symbol" w:cs="Segoe UI Symbol"/>
-                <w:sz w:val="24"/>
-                <w:szCs w:val="24"/>
-                <w:rtl/>
-              </w:rPr>
-              <w:t>✅</w:t>
-            </w:r>
-            <w:r>
-              <w:rPr>
-                <w:rFonts w:ascii="Times New Roman" w:eastAsia="Times New Roman" w:hAnsi="Times New Roman" w:cs="Times New Roman"/>
-                <w:sz w:val="24"/>
-                <w:szCs w:val="24"/>
-                <w:rtl/>
-              </w:rPr>
-              <w:t xml:space="preserve"> بازمحاسبه‌ی مستقل + هشدار عدم‌تطابق</w:t>
+              <w:t>app.py</w:t>
             </w:r>
           </w:p>
         </w:tc>
@@ -404,24 +392,25 @@
                 <w:sz w:val="24"/>
                 <w:szCs w:val="24"/>
               </w:rPr>
-              <w:t>B</w:t>
-            </w:r>
-            <w:r>
-              <w:rPr>
-                <w:rFonts w:ascii="Times New Roman" w:eastAsia="Times New Roman" w:hAnsi="Times New Roman" w:cs="Times New Roman"/>
-                <w:sz w:val="24"/>
-                <w:szCs w:val="24"/>
-                <w:rtl/>
-              </w:rPr>
-              <w:t xml:space="preserve"> نشت </w:t>
-            </w:r>
-            <w:r>
-              <w:rPr>
-                <w:rFonts w:ascii="Times New Roman" w:eastAsia="Times New Roman" w:hAnsi="Times New Roman" w:cs="Times New Roman"/>
-                <w:sz w:val="24"/>
-                <w:szCs w:val="24"/>
-              </w:rPr>
-              <w:t>context</w:t>
+              <w:t>C</w:t>
+            </w:r>
+            <w:r>
+              <w:rPr>
+                <w:rFonts w:ascii="Times New Roman" w:eastAsia="Times New Roman" w:hAnsi="Times New Roman" w:cs="Times New Roman"/>
+                <w:sz w:val="24"/>
+                <w:szCs w:val="24"/>
+                <w:rtl/>
+              </w:rPr>
+              <w:t xml:space="preserve"> حذف ستون‌ها با </w:t>
+            </w:r>
+            <w:r>
+              <w:rPr>
+                <w:rFonts w:ascii="Courier New" w:eastAsia="Times New Roman" w:hAnsi="Courier New" w:cs="Courier New"/>
+                <w:sz w:val="20"/>
+                <w:szCs w:val="20"/>
+                <w:rtl/>
+              </w:rPr>
+              <w:t>...</w:t>
             </w:r>
           </w:p>
         </w:tc>
@@ -445,49 +434,19 @@
             <w:r>
               <w:rPr>
                 <w:rFonts w:ascii="Courier New" w:eastAsia="Times New Roman" w:hAnsi="Courier New" w:cs="Courier New"/>
-                <w:b/>
-                <w:bCs/>
                 <w:sz w:val="20"/>
                 <w:szCs w:val="20"/>
               </w:rPr>
-              <w:t>app.py</w:t>
-            </w:r>
-          </w:p>
-        </w:tc>
-        <w:tc>
-          <w:tcPr>
-            <w:tcW w:w="0" w:type="auto"/>
-            <w:vAlign w:val="center"/>
-            <w:hideMark/>
-          </w:tcPr>
-          <w:p>
-            <w:pPr>
-              <w:bidi/>
-              <w:spacing w:after="0" w:line="240" w:lineRule="auto"/>
-              <w:rPr>
-                <w:rFonts w:ascii="Times New Roman" w:eastAsia="Times New Roman" w:hAnsi="Times New Roman" w:cs="Times New Roman"/>
-                <w:sz w:val="24"/>
-                <w:szCs w:val="24"/>
-                <w:rtl/>
-              </w:rPr>
-            </w:pPr>
-            <w:r>
-              <w:rPr>
-                <w:rFonts w:ascii="Segoe UI Symbol" w:eastAsia="Times New Roman" w:hAnsi="Segoe UI Symbol" w:cs="Segoe UI Symbol"/>
-                <w:sz w:val="24"/>
-                <w:szCs w:val="24"/>
-                <w:rtl/>
-              </w:rPr>
-              <w:t>✅</w:t>
-            </w:r>
-            <w:r>
-              <w:rPr>
-                <w:rFonts w:ascii="Times New Roman" w:eastAsia="Times New Roman" w:hAnsi="Times New Roman" w:cs="Times New Roman"/>
-                <w:sz w:val="24"/>
-                <w:szCs w:val="24"/>
-                <w:rtl/>
-              </w:rPr>
-              <w:t xml:space="preserve"> کامل</w:t>
+              <w:t>tools.py</w:t>
+            </w:r>
+            <w:r>
+              <w:rPr>
+                <w:rFonts w:ascii="Times New Roman" w:eastAsia="Times New Roman" w:hAnsi="Times New Roman" w:cs="Times New Roman"/>
+                <w:sz w:val="24"/>
+                <w:szCs w:val="24"/>
+                <w:rtl/>
+              </w:rPr>
+              <w:t xml:space="preserve"> (خروجی ابزار)</w:t>
             </w:r>
           </w:p>
         </w:tc>
@@ -521,25 +480,35 @@
                 <w:sz w:val="24"/>
                 <w:szCs w:val="24"/>
               </w:rPr>
-              <w:t>C</w:t>
-            </w:r>
-            <w:r>
-              <w:rPr>
-                <w:rFonts w:ascii="Times New Roman" w:eastAsia="Times New Roman" w:hAnsi="Times New Roman" w:cs="Times New Roman"/>
-                <w:sz w:val="24"/>
-                <w:szCs w:val="24"/>
-                <w:rtl/>
-              </w:rPr>
-              <w:t xml:space="preserve"> حذف ستون‌ها با </w:t>
-            </w:r>
+              <w:t>D</w:t>
+            </w:r>
+            <w:r>
+              <w:rPr>
+                <w:rFonts w:ascii="Times New Roman" w:eastAsia="Times New Roman" w:hAnsi="Times New Roman" w:cs="Times New Roman"/>
+                <w:sz w:val="24"/>
+                <w:szCs w:val="24"/>
+                <w:rtl/>
+              </w:rPr>
+              <w:t xml:space="preserve"> کد مرده / </w:t>
+            </w:r>
+            <w:proofErr w:type="spellStart"/>
             <w:r>
               <w:rPr>
                 <w:rFonts w:ascii="Courier New" w:eastAsia="Times New Roman" w:hAnsi="Courier New" w:cs="Courier New"/>
                 <w:sz w:val="20"/>
                 <w:szCs w:val="20"/>
-                <w:rtl/>
-              </w:rPr>
-              <w:t>...</w:t>
+              </w:rPr>
+              <w:t>rule_result</w:t>
+            </w:r>
+            <w:proofErr w:type="spellEnd"/>
+            <w:r>
+              <w:rPr>
+                <w:rFonts w:ascii="Times New Roman" w:eastAsia="Times New Roman" w:hAnsi="Times New Roman" w:cs="Times New Roman"/>
+                <w:sz w:val="24"/>
+                <w:szCs w:val="24"/>
+                <w:rtl/>
+              </w:rPr>
+              <w:t xml:space="preserve"> غلط</w:t>
             </w:r>
           </w:p>
         </w:tc>
@@ -563,73 +532,12 @@
             <w:r>
               <w:rPr>
                 <w:rFonts w:ascii="Courier New" w:eastAsia="Times New Roman" w:hAnsi="Courier New" w:cs="Courier New"/>
+                <w:b/>
+                <w:bCs/>
                 <w:sz w:val="20"/>
                 <w:szCs w:val="20"/>
               </w:rPr>
-              <w:t>tools.py</w:t>
-            </w:r>
-            <w:r>
-              <w:rPr>
-                <w:rFonts w:ascii="Times New Roman" w:eastAsia="Times New Roman" w:hAnsi="Times New Roman" w:cs="Times New Roman"/>
-                <w:sz w:val="24"/>
-                <w:szCs w:val="24"/>
-                <w:rtl/>
-              </w:rPr>
-              <w:t xml:space="preserve"> (خروجی ابزار)</w:t>
-            </w:r>
-          </w:p>
-        </w:tc>
-        <w:tc>
-          <w:tcPr>
-            <w:tcW w:w="0" w:type="auto"/>
-            <w:vAlign w:val="center"/>
-            <w:hideMark/>
-          </w:tcPr>
-          <w:p>
-            <w:pPr>
-              <w:bidi/>
-              <w:spacing w:after="0" w:line="240" w:lineRule="auto"/>
-              <w:rPr>
-                <w:rFonts w:ascii="Times New Roman" w:eastAsia="Times New Roman" w:hAnsi="Times New Roman" w:cs="Times New Roman"/>
-                <w:sz w:val="24"/>
-                <w:szCs w:val="24"/>
-                <w:rtl/>
-              </w:rPr>
-            </w:pPr>
-            <w:r>
-              <w:rPr>
-                <w:rFonts w:ascii="Segoe UI Symbol" w:eastAsia="Times New Roman" w:hAnsi="Segoe UI Symbol" w:cs="Segoe UI Symbol"/>
-                <w:sz w:val="24"/>
-                <w:szCs w:val="24"/>
-                <w:rtl/>
-              </w:rPr>
-              <w:t>✅</w:t>
-            </w:r>
-            <w:r>
-              <w:rPr>
-                <w:rFonts w:ascii="Times New Roman" w:eastAsia="Times New Roman" w:hAnsi="Times New Roman" w:cs="Times New Roman"/>
-                <w:sz w:val="24"/>
-                <w:szCs w:val="24"/>
-                <w:rtl/>
-              </w:rPr>
-              <w:t xml:space="preserve"> تنظیم </w:t>
-            </w:r>
-            <w:r>
-              <w:rPr>
-                <w:rFonts w:ascii="Courier New" w:eastAsia="Times New Roman" w:hAnsi="Courier New" w:cs="Courier New"/>
-                <w:sz w:val="20"/>
-                <w:szCs w:val="20"/>
-              </w:rPr>
-              <w:t>pd.set_option</w:t>
-            </w:r>
-            <w:r>
-              <w:rPr>
-                <w:rFonts w:ascii="Times New Roman" w:eastAsia="Times New Roman" w:hAnsi="Times New Roman" w:cs="Times New Roman"/>
-                <w:sz w:val="24"/>
-                <w:szCs w:val="24"/>
-                <w:rtl/>
-              </w:rPr>
-              <w:t xml:space="preserve"> سراسری</w:t>
+              <w:t>app.py</w:t>
             </w:r>
           </w:p>
         </w:tc>
@@ -663,33 +571,24 @@
                 <w:sz w:val="24"/>
                 <w:szCs w:val="24"/>
               </w:rPr>
-              <w:t>D</w:t>
-            </w:r>
-            <w:r>
-              <w:rPr>
-                <w:rFonts w:ascii="Times New Roman" w:eastAsia="Times New Roman" w:hAnsi="Times New Roman" w:cs="Times New Roman"/>
-                <w:sz w:val="24"/>
-                <w:szCs w:val="24"/>
-                <w:rtl/>
-              </w:rPr>
-              <w:t xml:space="preserve"> کد مرده / </w:t>
-            </w:r>
-            <w:r>
-              <w:rPr>
-                <w:rFonts w:ascii="Courier New" w:eastAsia="Times New Roman" w:hAnsi="Courier New" w:cs="Courier New"/>
-                <w:sz w:val="20"/>
-                <w:szCs w:val="20"/>
-              </w:rPr>
-              <w:t>rule_result</w:t>
-            </w:r>
-            <w:r>
-              <w:rPr>
-                <w:rFonts w:ascii="Times New Roman" w:eastAsia="Times New Roman" w:hAnsi="Times New Roman" w:cs="Times New Roman"/>
-                <w:sz w:val="24"/>
-                <w:szCs w:val="24"/>
-                <w:rtl/>
-              </w:rPr>
-              <w:t xml:space="preserve"> غلط</w:t>
+              <w:t>E</w:t>
+            </w:r>
+            <w:r>
+              <w:rPr>
+                <w:rFonts w:ascii="Times New Roman" w:eastAsia="Times New Roman" w:hAnsi="Times New Roman" w:cs="Times New Roman"/>
+                <w:sz w:val="24"/>
+                <w:szCs w:val="24"/>
+                <w:rtl/>
+              </w:rPr>
+              <w:t xml:space="preserve"> تناقض </w:t>
+            </w:r>
+            <w:r>
+              <w:rPr>
+                <w:rFonts w:ascii="Times New Roman" w:eastAsia="Times New Roman" w:hAnsi="Times New Roman" w:cs="Times New Roman"/>
+                <w:sz w:val="24"/>
+                <w:szCs w:val="24"/>
+              </w:rPr>
+              <w:t>Medium/High</w:t>
             </w:r>
           </w:p>
         </w:tc>
@@ -712,50 +611,28 @@
             </w:pPr>
             <w:r>
               <w:rPr>
+                <w:rFonts w:ascii="Times New Roman" w:eastAsia="Times New Roman" w:hAnsi="Times New Roman" w:cs="Times New Roman"/>
+                <w:sz w:val="24"/>
+                <w:szCs w:val="24"/>
+              </w:rPr>
+              <w:t>agent +</w:t>
+            </w:r>
+            <w:r>
+              <w:rPr>
+                <w:rFonts w:ascii="Times New Roman" w:eastAsia="Times New Roman" w:hAnsi="Times New Roman" w:cs="Times New Roman"/>
+                <w:sz w:val="24"/>
+                <w:szCs w:val="24"/>
+                <w:rtl/>
+              </w:rPr>
+              <w:t xml:space="preserve"> </w:t>
+            </w:r>
+            <w:r>
+              <w:rPr>
                 <w:rFonts w:ascii="Courier New" w:eastAsia="Times New Roman" w:hAnsi="Courier New" w:cs="Courier New"/>
-                <w:b/>
-                <w:bCs/>
                 <w:sz w:val="20"/>
                 <w:szCs w:val="20"/>
               </w:rPr>
               <w:t>app.py</w:t>
-            </w:r>
-          </w:p>
-        </w:tc>
-        <w:tc>
-          <w:tcPr>
-            <w:tcW w:w="0" w:type="auto"/>
-            <w:vAlign w:val="center"/>
-            <w:hideMark/>
-          </w:tcPr>
-          <w:p>
-            <w:pPr>
-              <w:bidi/>
-              <w:spacing w:after="0" w:line="240" w:lineRule="auto"/>
-              <w:rPr>
-                <w:rFonts w:ascii="Times New Roman" w:eastAsia="Times New Roman" w:hAnsi="Times New Roman" w:cs="Times New Roman"/>
-                <w:sz w:val="24"/>
-                <w:szCs w:val="24"/>
-                <w:rtl/>
-              </w:rPr>
-            </w:pPr>
-            <w:r>
-              <w:rPr>
-                <w:rFonts w:ascii="Segoe UI Symbol" w:eastAsia="Times New Roman" w:hAnsi="Segoe UI Symbol" w:cs="Segoe UI Symbol"/>
-                <w:sz w:val="24"/>
-                <w:szCs w:val="24"/>
-                <w:rtl/>
-              </w:rPr>
-              <w:t>✅</w:t>
-            </w:r>
-            <w:r>
-              <w:rPr>
-                <w:rFonts w:ascii="Times New Roman" w:eastAsia="Times New Roman" w:hAnsi="Times New Roman" w:cs="Times New Roman"/>
-                <w:sz w:val="24"/>
-                <w:szCs w:val="24"/>
-                <w:rtl/>
-              </w:rPr>
-              <w:t xml:space="preserve"> کامل</w:t>
             </w:r>
           </w:p>
         </w:tc>
@@ -789,24 +666,33 @@
                 <w:sz w:val="24"/>
                 <w:szCs w:val="24"/>
               </w:rPr>
-              <w:t>E</w:t>
-            </w:r>
-            <w:r>
-              <w:rPr>
-                <w:rFonts w:ascii="Times New Roman" w:eastAsia="Times New Roman" w:hAnsi="Times New Roman" w:cs="Times New Roman"/>
-                <w:sz w:val="24"/>
-                <w:szCs w:val="24"/>
-                <w:rtl/>
-              </w:rPr>
-              <w:t xml:space="preserve"> تناقض </w:t>
-            </w:r>
-            <w:r>
-              <w:rPr>
-                <w:rFonts w:ascii="Times New Roman" w:eastAsia="Times New Roman" w:hAnsi="Times New Roman" w:cs="Times New Roman"/>
-                <w:sz w:val="24"/>
-                <w:szCs w:val="24"/>
-              </w:rPr>
-              <w:t>Medium/High</w:t>
+              <w:t>F</w:t>
+            </w:r>
+            <w:r>
+              <w:rPr>
+                <w:rFonts w:ascii="Times New Roman" w:eastAsia="Times New Roman" w:hAnsi="Times New Roman" w:cs="Times New Roman"/>
+                <w:sz w:val="24"/>
+                <w:szCs w:val="24"/>
+                <w:rtl/>
+              </w:rPr>
+              <w:t xml:space="preserve"> </w:t>
+            </w:r>
+            <w:r>
+              <w:rPr>
+                <w:rFonts w:ascii="Times New Roman" w:eastAsia="Times New Roman" w:hAnsi="Times New Roman" w:cs="Times New Roman"/>
+                <w:sz w:val="24"/>
+                <w:szCs w:val="24"/>
+              </w:rPr>
+              <w:t>RAG</w:t>
+            </w:r>
+            <w:r>
+              <w:rPr>
+                <w:rFonts w:ascii="Times New Roman" w:eastAsia="Times New Roman" w:hAnsi="Times New Roman" w:cs="Times New Roman"/>
+                <w:sz w:val="24"/>
+                <w:szCs w:val="24"/>
+                <w:rtl/>
+              </w:rPr>
+              <w:t xml:space="preserve"> بی‌اثر</w:t>
             </w:r>
           </w:p>
         </w:tc>
@@ -829,65 +715,11 @@
             </w:pPr>
             <w:r>
               <w:rPr>
-                <w:rFonts w:ascii="Times New Roman" w:eastAsia="Times New Roman" w:hAnsi="Times New Roman" w:cs="Times New Roman"/>
-                <w:sz w:val="24"/>
-                <w:szCs w:val="24"/>
-              </w:rPr>
-              <w:t>agent +</w:t>
-            </w:r>
-            <w:r>
-              <w:rPr>
-                <w:rFonts w:ascii="Times New Roman" w:eastAsia="Times New Roman" w:hAnsi="Times New Roman" w:cs="Times New Roman"/>
-                <w:sz w:val="24"/>
-                <w:szCs w:val="24"/>
-                <w:rtl/>
-              </w:rPr>
-              <w:t xml:space="preserve"> </w:t>
-            </w:r>
-            <w:r>
-              <w:rPr>
                 <w:rFonts w:ascii="Courier New" w:eastAsia="Times New Roman" w:hAnsi="Courier New" w:cs="Courier New"/>
                 <w:sz w:val="20"/>
                 <w:szCs w:val="20"/>
               </w:rPr>
-              <w:t>app.py</w:t>
-            </w:r>
-          </w:p>
-        </w:tc>
-        <w:tc>
-          <w:tcPr>
-            <w:tcW w:w="0" w:type="auto"/>
-            <w:vAlign w:val="center"/>
-            <w:hideMark/>
-          </w:tcPr>
-          <w:p>
-            <w:pPr>
-              <w:bidi/>
-              <w:spacing w:after="0" w:line="240" w:lineRule="auto"/>
-              <w:rPr>
-                <w:rFonts w:ascii="Times New Roman" w:eastAsia="Times New Roman" w:hAnsi="Times New Roman" w:cs="Times New Roman"/>
-                <w:sz w:val="24"/>
-                <w:szCs w:val="24"/>
-                <w:rtl/>
-              </w:rPr>
-            </w:pPr>
-            <w:r>
-              <w:rPr>
-                <w:rFonts w:ascii="Segoe UI Symbol" w:eastAsia="Times New Roman" w:hAnsi="Segoe UI Symbol" w:cs="Segoe UI Symbol"/>
-                <w:sz w:val="24"/>
-                <w:szCs w:val="24"/>
-                <w:rtl/>
-              </w:rPr>
-              <w:t>✅</w:t>
-            </w:r>
-            <w:r>
-              <w:rPr>
-                <w:rFonts w:ascii="Times New Roman" w:eastAsia="Times New Roman" w:hAnsi="Times New Roman" w:cs="Times New Roman"/>
-                <w:sz w:val="24"/>
-                <w:szCs w:val="24"/>
-                <w:rtl/>
-              </w:rPr>
-              <w:t xml:space="preserve"> تشخیص و نمایش شفاف</w:t>
+              <w:t>agent.py</w:t>
             </w:r>
           </w:p>
         </w:tc>
@@ -921,33 +753,16 @@
                 <w:sz w:val="24"/>
                 <w:szCs w:val="24"/>
               </w:rPr>
-              <w:t>F</w:t>
-            </w:r>
-            <w:r>
-              <w:rPr>
-                <w:rFonts w:ascii="Times New Roman" w:eastAsia="Times New Roman" w:hAnsi="Times New Roman" w:cs="Times New Roman"/>
-                <w:sz w:val="24"/>
-                <w:szCs w:val="24"/>
-                <w:rtl/>
-              </w:rPr>
-              <w:t xml:space="preserve"> </w:t>
-            </w:r>
-            <w:r>
-              <w:rPr>
-                <w:rFonts w:ascii="Times New Roman" w:eastAsia="Times New Roman" w:hAnsi="Times New Roman" w:cs="Times New Roman"/>
-                <w:sz w:val="24"/>
-                <w:szCs w:val="24"/>
-              </w:rPr>
-              <w:t>RAG</w:t>
-            </w:r>
-            <w:r>
-              <w:rPr>
-                <w:rFonts w:ascii="Times New Roman" w:eastAsia="Times New Roman" w:hAnsi="Times New Roman" w:cs="Times New Roman"/>
-                <w:sz w:val="24"/>
-                <w:szCs w:val="24"/>
-                <w:rtl/>
-              </w:rPr>
-              <w:t xml:space="preserve"> بی‌اثر</w:t>
+              <w:t>G</w:t>
+            </w:r>
+            <w:r>
+              <w:rPr>
+                <w:rFonts w:ascii="Times New Roman" w:eastAsia="Times New Roman" w:hAnsi="Times New Roman" w:cs="Times New Roman"/>
+                <w:sz w:val="24"/>
+                <w:szCs w:val="24"/>
+                <w:rtl/>
+              </w:rPr>
+              <w:t xml:space="preserve"> حلقه‌ی خودتأییدی</w:t>
             </w:r>
           </w:p>
         </w:tc>
@@ -974,44 +789,7 @@
                 <w:sz w:val="20"/>
                 <w:szCs w:val="20"/>
               </w:rPr>
-              <w:t>agent.py</w:t>
-            </w:r>
-          </w:p>
-        </w:tc>
-        <w:tc>
-          <w:tcPr>
-            <w:tcW w:w="0" w:type="auto"/>
-            <w:vAlign w:val="center"/>
-            <w:hideMark/>
-          </w:tcPr>
-          <w:p>
-            <w:pPr>
-              <w:bidi/>
-              <w:spacing w:after="0" w:line="240" w:lineRule="auto"/>
-              <w:rPr>
-                <w:rFonts w:ascii="Times New Roman" w:eastAsia="Times New Roman" w:hAnsi="Times New Roman" w:cs="Times New Roman"/>
-                <w:sz w:val="24"/>
-                <w:szCs w:val="24"/>
-                <w:rtl/>
-              </w:rPr>
-            </w:pPr>
-            <w:r>
-              <w:rPr>
-                <w:rFonts w:ascii="Segoe UI Symbol" w:eastAsia="Times New Roman" w:hAnsi="Segoe UI Symbol" w:cs="Segoe UI Symbol"/>
-                <w:sz w:val="24"/>
-                <w:szCs w:val="24"/>
-                <w:rtl/>
-              </w:rPr>
-              <w:t>❌</w:t>
-            </w:r>
-            <w:r>
-              <w:rPr>
-                <w:rFonts w:ascii="Times New Roman" w:eastAsia="Times New Roman" w:hAnsi="Times New Roman" w:cs="Times New Roman"/>
-                <w:sz w:val="24"/>
-                <w:szCs w:val="24"/>
-                <w:rtl/>
-              </w:rPr>
-              <w:t xml:space="preserve"> فقط نمایش هشدار</w:t>
+              <w:t>memory_manager.py</w:t>
             </w:r>
           </w:p>
         </w:tc>
@@ -1045,16 +823,24 @@
                 <w:sz w:val="24"/>
                 <w:szCs w:val="24"/>
               </w:rPr>
-              <w:t>G</w:t>
-            </w:r>
-            <w:r>
-              <w:rPr>
-                <w:rFonts w:ascii="Times New Roman" w:eastAsia="Times New Roman" w:hAnsi="Times New Roman" w:cs="Times New Roman"/>
-                <w:sz w:val="24"/>
-                <w:szCs w:val="24"/>
-                <w:rtl/>
-              </w:rPr>
-              <w:t xml:space="preserve"> حلقه‌ی خودتأییدی</w:t>
+              <w:t>H</w:t>
+            </w:r>
+            <w:r>
+              <w:rPr>
+                <w:rFonts w:ascii="Times New Roman" w:eastAsia="Times New Roman" w:hAnsi="Times New Roman" w:cs="Times New Roman"/>
+                <w:sz w:val="24"/>
+                <w:szCs w:val="24"/>
+                <w:rtl/>
+              </w:rPr>
+              <w:t xml:space="preserve"> </w:t>
+            </w:r>
+            <w:r>
+              <w:rPr>
+                <w:rFonts w:ascii="Times New Roman" w:eastAsia="Times New Roman" w:hAnsi="Times New Roman" w:cs="Times New Roman"/>
+                <w:sz w:val="24"/>
+                <w:szCs w:val="24"/>
+              </w:rPr>
+              <w:t>truncation</w:t>
             </w:r>
           </w:p>
         </w:tc>
@@ -1081,61 +867,35 @@
                 <w:sz w:val="20"/>
                 <w:szCs w:val="20"/>
               </w:rPr>
-              <w:t>memory_manager.py</w:t>
-            </w:r>
-          </w:p>
-        </w:tc>
-        <w:tc>
-          <w:tcPr>
-            <w:tcW w:w="0" w:type="auto"/>
-            <w:vAlign w:val="center"/>
-            <w:hideMark/>
-          </w:tcPr>
-          <w:p>
-            <w:pPr>
-              <w:bidi/>
-              <w:spacing w:after="0" w:line="240" w:lineRule="auto"/>
-              <w:rPr>
-                <w:rFonts w:ascii="Times New Roman" w:eastAsia="Times New Roman" w:hAnsi="Times New Roman" w:cs="Times New Roman"/>
-                <w:sz w:val="24"/>
-                <w:szCs w:val="24"/>
-                <w:rtl/>
-              </w:rPr>
-            </w:pPr>
-            <w:r>
-              <w:rPr>
-                <w:rFonts w:ascii="Segoe UI Symbol" w:eastAsia="Times New Roman" w:hAnsi="Segoe UI Symbol" w:cs="Segoe UI Symbol"/>
-                <w:sz w:val="24"/>
-                <w:szCs w:val="24"/>
-                <w:rtl/>
-              </w:rPr>
-              <w:t>✅</w:t>
-            </w:r>
-            <w:r>
-              <w:rPr>
-                <w:rFonts w:ascii="Times New Roman" w:eastAsia="Times New Roman" w:hAnsi="Times New Roman" w:cs="Times New Roman"/>
-                <w:sz w:val="24"/>
-                <w:szCs w:val="24"/>
-                <w:rtl/>
-              </w:rPr>
-              <w:t xml:space="preserve"> فیلتر </w:t>
-            </w:r>
+              <w:t>credit_agent.py</w:t>
+            </w:r>
+            <w:r>
+              <w:rPr>
+                <w:rFonts w:ascii="Times New Roman" w:eastAsia="Times New Roman" w:hAnsi="Times New Roman" w:cs="Times New Roman"/>
+                <w:sz w:val="24"/>
+                <w:szCs w:val="24"/>
+                <w:rtl/>
+              </w:rPr>
+              <w:t xml:space="preserve"> (</w:t>
+            </w:r>
+            <w:proofErr w:type="spellStart"/>
             <w:r>
               <w:rPr>
                 <w:rFonts w:ascii="Courier New" w:eastAsia="Times New Roman" w:hAnsi="Courier New" w:cs="Courier New"/>
                 <w:sz w:val="20"/>
                 <w:szCs w:val="20"/>
               </w:rPr>
-              <w:t>run_id</w:t>
-            </w:r>
-            <w:r>
-              <w:rPr>
-                <w:rFonts w:ascii="Times New Roman" w:eastAsia="Times New Roman" w:hAnsi="Times New Roman" w:cs="Times New Roman"/>
-                <w:sz w:val="24"/>
-                <w:szCs w:val="24"/>
-                <w:rtl/>
-              </w:rPr>
-              <w:t xml:space="preserve"> جاری</w:t>
+              <w:t>max_tokens</w:t>
+            </w:r>
+            <w:proofErr w:type="spellEnd"/>
+            <w:r>
+              <w:rPr>
+                <w:rFonts w:ascii="Times New Roman" w:eastAsia="Times New Roman" w:hAnsi="Times New Roman" w:cs="Times New Roman"/>
+                <w:sz w:val="24"/>
+                <w:szCs w:val="24"/>
+                <w:rtl/>
+              </w:rPr>
+              <w:t>)</w:t>
             </w:r>
           </w:p>
         </w:tc>
@@ -1169,7 +929,7 @@
                 <w:sz w:val="24"/>
                 <w:szCs w:val="24"/>
               </w:rPr>
-              <w:t>H</w:t>
+              <w:t>I</w:t>
             </w:r>
             <w:r>
               <w:rPr>
@@ -1186,7 +946,16 @@
                 <w:sz w:val="24"/>
                 <w:szCs w:val="24"/>
               </w:rPr>
-              <w:t>truncation</w:t>
+              <w:t>KPI</w:t>
+            </w:r>
+            <w:r>
+              <w:rPr>
+                <w:rFonts w:ascii="Times New Roman" w:eastAsia="Times New Roman" w:hAnsi="Times New Roman" w:cs="Times New Roman"/>
+                <w:sz w:val="24"/>
+                <w:szCs w:val="24"/>
+                <w:rtl/>
+              </w:rPr>
+              <w:t xml:space="preserve"> مرده</w:t>
             </w:r>
           </w:p>
         </w:tc>
@@ -1210,64 +979,12 @@
             <w:r>
               <w:rPr>
                 <w:rFonts w:ascii="Courier New" w:eastAsia="Times New Roman" w:hAnsi="Courier New" w:cs="Courier New"/>
+                <w:b/>
+                <w:bCs/>
                 <w:sz w:val="20"/>
                 <w:szCs w:val="20"/>
               </w:rPr>
-              <w:t>credit_agent.py</w:t>
-            </w:r>
-            <w:r>
-              <w:rPr>
-                <w:rFonts w:ascii="Times New Roman" w:eastAsia="Times New Roman" w:hAnsi="Times New Roman" w:cs="Times New Roman"/>
-                <w:sz w:val="24"/>
-                <w:szCs w:val="24"/>
-                <w:rtl/>
-              </w:rPr>
-              <w:t xml:space="preserve"> (</w:t>
-            </w:r>
-            <w:r>
-              <w:rPr>
-                <w:rFonts w:ascii="Courier New" w:eastAsia="Times New Roman" w:hAnsi="Courier New" w:cs="Courier New"/>
-                <w:sz w:val="20"/>
-                <w:szCs w:val="20"/>
-              </w:rPr>
-              <w:t>max_tokens</w:t>
-            </w:r>
-            <w:r>
-              <w:rPr>
-                <w:rFonts w:ascii="Times New Roman" w:eastAsia="Times New Roman" w:hAnsi="Times New Roman" w:cs="Times New Roman"/>
-                <w:sz w:val="24"/>
-                <w:szCs w:val="24"/>
-                <w:rtl/>
-              </w:rPr>
-              <w:t>)</w:t>
-            </w:r>
-          </w:p>
-        </w:tc>
-        <w:tc>
-          <w:tcPr>
-            <w:tcW w:w="0" w:type="auto"/>
-            <w:vAlign w:val="center"/>
-            <w:hideMark/>
-          </w:tcPr>
-          <w:p>
-            <w:pPr>
-              <w:bidi/>
-              <w:spacing w:after="0" w:line="240" w:lineRule="auto"/>
-              <w:rPr>
-                <w:rFonts w:ascii="Times New Roman" w:eastAsia="Times New Roman" w:hAnsi="Times New Roman" w:cs="Times New Roman"/>
-                <w:sz w:val="24"/>
-                <w:szCs w:val="24"/>
-                <w:rtl/>
-              </w:rPr>
-            </w:pPr>
-            <w:r>
-              <w:rPr>
-                <w:rFonts w:ascii="Segoe UI Symbol" w:eastAsia="Times New Roman" w:hAnsi="Segoe UI Symbol" w:cs="Segoe UI Symbol"/>
-                <w:sz w:val="24"/>
-                <w:szCs w:val="24"/>
-                <w:rtl/>
-              </w:rPr>
-              <w:t>❌</w:t>
+              <w:t>app.py</w:t>
             </w:r>
           </w:p>
         </w:tc>
@@ -1301,7 +1018,7 @@
                 <w:sz w:val="24"/>
                 <w:szCs w:val="24"/>
               </w:rPr>
-              <w:t>I</w:t>
+              <w:t>J</w:t>
             </w:r>
             <w:r>
               <w:rPr>
@@ -1318,16 +1035,7 @@
                 <w:sz w:val="24"/>
                 <w:szCs w:val="24"/>
               </w:rPr>
-              <w:t>KPI</w:t>
-            </w:r>
-            <w:r>
-              <w:rPr>
-                <w:rFonts w:ascii="Times New Roman" w:eastAsia="Times New Roman" w:hAnsi="Times New Roman" w:cs="Times New Roman"/>
-                <w:sz w:val="24"/>
-                <w:szCs w:val="24"/>
-                <w:rtl/>
-              </w:rPr>
-              <w:t xml:space="preserve"> مرده</w:t>
+              <w:t>cached/executed</w:t>
             </w:r>
           </w:p>
         </w:tc>
@@ -1350,50 +1058,28 @@
             </w:pPr>
             <w:r>
               <w:rPr>
+                <w:rFonts w:ascii="Times New Roman" w:eastAsia="Times New Roman" w:hAnsi="Times New Roman" w:cs="Times New Roman"/>
+                <w:sz w:val="24"/>
+                <w:szCs w:val="24"/>
+              </w:rPr>
+              <w:t>agent +</w:t>
+            </w:r>
+            <w:r>
+              <w:rPr>
+                <w:rFonts w:ascii="Times New Roman" w:eastAsia="Times New Roman" w:hAnsi="Times New Roman" w:cs="Times New Roman"/>
+                <w:sz w:val="24"/>
+                <w:szCs w:val="24"/>
+                <w:rtl/>
+              </w:rPr>
+              <w:t xml:space="preserve"> </w:t>
+            </w:r>
+            <w:r>
+              <w:rPr>
                 <w:rFonts w:ascii="Courier New" w:eastAsia="Times New Roman" w:hAnsi="Courier New" w:cs="Courier New"/>
-                <w:b/>
-                <w:bCs/>
                 <w:sz w:val="20"/>
                 <w:szCs w:val="20"/>
               </w:rPr>
               <w:t>app.py</w:t>
-            </w:r>
-          </w:p>
-        </w:tc>
-        <w:tc>
-          <w:tcPr>
-            <w:tcW w:w="0" w:type="auto"/>
-            <w:vAlign w:val="center"/>
-            <w:hideMark/>
-          </w:tcPr>
-          <w:p>
-            <w:pPr>
-              <w:bidi/>
-              <w:spacing w:after="0" w:line="240" w:lineRule="auto"/>
-              <w:rPr>
-                <w:rFonts w:ascii="Times New Roman" w:eastAsia="Times New Roman" w:hAnsi="Times New Roman" w:cs="Times New Roman"/>
-                <w:sz w:val="24"/>
-                <w:szCs w:val="24"/>
-                <w:rtl/>
-              </w:rPr>
-            </w:pPr>
-            <w:r>
-              <w:rPr>
-                <w:rFonts w:ascii="Segoe UI Symbol" w:eastAsia="Times New Roman" w:hAnsi="Segoe UI Symbol" w:cs="Segoe UI Symbol"/>
-                <w:sz w:val="24"/>
-                <w:szCs w:val="24"/>
-                <w:rtl/>
-              </w:rPr>
-              <w:t>✅</w:t>
-            </w:r>
-            <w:r>
-              <w:rPr>
-                <w:rFonts w:ascii="Times New Roman" w:eastAsia="Times New Roman" w:hAnsi="Times New Roman" w:cs="Times New Roman"/>
-                <w:sz w:val="24"/>
-                <w:szCs w:val="24"/>
-                <w:rtl/>
-              </w:rPr>
-              <w:t xml:space="preserve"> کامل</w:t>
             </w:r>
           </w:p>
         </w:tc>
@@ -1427,24 +1113,16 @@
                 <w:sz w:val="24"/>
                 <w:szCs w:val="24"/>
               </w:rPr>
-              <w:t>J</w:t>
-            </w:r>
-            <w:r>
-              <w:rPr>
-                <w:rFonts w:ascii="Times New Roman" w:eastAsia="Times New Roman" w:hAnsi="Times New Roman" w:cs="Times New Roman"/>
-                <w:sz w:val="24"/>
-                <w:szCs w:val="24"/>
-                <w:rtl/>
-              </w:rPr>
-              <w:t xml:space="preserve"> </w:t>
-            </w:r>
-            <w:r>
-              <w:rPr>
-                <w:rFonts w:ascii="Times New Roman" w:eastAsia="Times New Roman" w:hAnsi="Times New Roman" w:cs="Times New Roman"/>
-                <w:sz w:val="24"/>
-                <w:szCs w:val="24"/>
-              </w:rPr>
-              <w:t>cached/executed</w:t>
+              <w:t>K</w:t>
+            </w:r>
+            <w:r>
+              <w:rPr>
+                <w:rFonts w:ascii="Times New Roman" w:eastAsia="Times New Roman" w:hAnsi="Times New Roman" w:cs="Times New Roman"/>
+                <w:sz w:val="24"/>
+                <w:szCs w:val="24"/>
+                <w:rtl/>
+              </w:rPr>
+              <w:t xml:space="preserve"> گام‌های مرده</w:t>
             </w:r>
           </w:p>
         </w:tc>
@@ -1467,65 +1145,11 @@
             </w:pPr>
             <w:r>
               <w:rPr>
-                <w:rFonts w:ascii="Times New Roman" w:eastAsia="Times New Roman" w:hAnsi="Times New Roman" w:cs="Times New Roman"/>
-                <w:sz w:val="24"/>
-                <w:szCs w:val="24"/>
-              </w:rPr>
-              <w:t>agent +</w:t>
-            </w:r>
-            <w:r>
-              <w:rPr>
-                <w:rFonts w:ascii="Times New Roman" w:eastAsia="Times New Roman" w:hAnsi="Times New Roman" w:cs="Times New Roman"/>
-                <w:sz w:val="24"/>
-                <w:szCs w:val="24"/>
-                <w:rtl/>
-              </w:rPr>
-              <w:t xml:space="preserve"> </w:t>
-            </w:r>
-            <w:r>
-              <w:rPr>
                 <w:rFonts w:ascii="Courier New" w:eastAsia="Times New Roman" w:hAnsi="Courier New" w:cs="Courier New"/>
                 <w:sz w:val="20"/>
                 <w:szCs w:val="20"/>
               </w:rPr>
-              <w:t>app.py</w:t>
-            </w:r>
-          </w:p>
-        </w:tc>
-        <w:tc>
-          <w:tcPr>
-            <w:tcW w:w="0" w:type="auto"/>
-            <w:vAlign w:val="center"/>
-            <w:hideMark/>
-          </w:tcPr>
-          <w:p>
-            <w:pPr>
-              <w:bidi/>
-              <w:spacing w:after="0" w:line="240" w:lineRule="auto"/>
-              <w:rPr>
-                <w:rFonts w:ascii="Times New Roman" w:eastAsia="Times New Roman" w:hAnsi="Times New Roman" w:cs="Times New Roman"/>
-                <w:sz w:val="24"/>
-                <w:szCs w:val="24"/>
-                <w:rtl/>
-              </w:rPr>
-            </w:pPr>
-            <w:r>
-              <w:rPr>
-                <w:rFonts w:ascii="Segoe UI Symbol" w:eastAsia="Times New Roman" w:hAnsi="Segoe UI Symbol" w:cs="Segoe UI Symbol"/>
-                <w:sz w:val="24"/>
-                <w:szCs w:val="24"/>
-                <w:rtl/>
-              </w:rPr>
-              <w:t>✅</w:t>
-            </w:r>
-            <w:r>
-              <w:rPr>
-                <w:rFonts w:ascii="Times New Roman" w:eastAsia="Times New Roman" w:hAnsi="Times New Roman" w:cs="Times New Roman"/>
-                <w:sz w:val="24"/>
-                <w:szCs w:val="24"/>
-                <w:rtl/>
-              </w:rPr>
-              <w:t xml:space="preserve"> نمایش</w:t>
+              <w:t>agent.py</w:t>
             </w:r>
           </w:p>
         </w:tc>
@@ -1559,16 +1183,43 @@
                 <w:sz w:val="24"/>
                 <w:szCs w:val="24"/>
               </w:rPr>
-              <w:t>K</w:t>
-            </w:r>
-            <w:r>
-              <w:rPr>
-                <w:rFonts w:ascii="Times New Roman" w:eastAsia="Times New Roman" w:hAnsi="Times New Roman" w:cs="Times New Roman"/>
-                <w:sz w:val="24"/>
-                <w:szCs w:val="24"/>
-                <w:rtl/>
-              </w:rPr>
-              <w:t xml:space="preserve"> گام‌های مرده</w:t>
+              <w:t>L/M</w:t>
+            </w:r>
+            <w:r>
+              <w:rPr>
+                <w:rFonts w:ascii="Times New Roman" w:eastAsia="Times New Roman" w:hAnsi="Times New Roman" w:cs="Times New Roman"/>
+                <w:sz w:val="24"/>
+                <w:szCs w:val="24"/>
+                <w:rtl/>
+              </w:rPr>
+              <w:t xml:space="preserve"> </w:t>
+            </w:r>
+            <w:proofErr w:type="spellStart"/>
+            <w:r>
+              <w:rPr>
+                <w:rFonts w:ascii="Times New Roman" w:eastAsia="Times New Roman" w:hAnsi="Times New Roman" w:cs="Times New Roman"/>
+                <w:sz w:val="24"/>
+                <w:szCs w:val="24"/>
+              </w:rPr>
+              <w:t>run_id</w:t>
+            </w:r>
+            <w:proofErr w:type="spellEnd"/>
+            <w:r>
+              <w:rPr>
+                <w:rFonts w:ascii="Times New Roman" w:eastAsia="Times New Roman" w:hAnsi="Times New Roman" w:cs="Times New Roman"/>
+                <w:sz w:val="24"/>
+                <w:szCs w:val="24"/>
+                <w:rtl/>
+              </w:rPr>
+              <w:t xml:space="preserve"> و </w:t>
+            </w:r>
+            <w:r>
+              <w:rPr>
+                <w:rFonts w:ascii="Times New Roman" w:eastAsia="Times New Roman" w:hAnsi="Times New Roman" w:cs="Times New Roman"/>
+                <w:sz w:val="24"/>
+                <w:szCs w:val="24"/>
+              </w:rPr>
+              <w:t>timing</w:t>
             </w:r>
           </w:p>
         </w:tc>
@@ -1591,48 +1242,12 @@
             </w:pPr>
             <w:r>
               <w:rPr>
-                <w:rFonts w:ascii="Courier New" w:eastAsia="Times New Roman" w:hAnsi="Courier New" w:cs="Courier New"/>
-                <w:sz w:val="20"/>
-                <w:szCs w:val="20"/>
-              </w:rPr>
-              <w:t>agent.py</w:t>
-            </w:r>
-          </w:p>
-        </w:tc>
-        <w:tc>
-          <w:tcPr>
-            <w:tcW w:w="0" w:type="auto"/>
-            <w:vAlign w:val="center"/>
-            <w:hideMark/>
-          </w:tcPr>
-          <w:p>
-            <w:pPr>
-              <w:bidi/>
-              <w:spacing w:after="0" w:line="240" w:lineRule="auto"/>
-              <w:rPr>
-                <w:rFonts w:ascii="Times New Roman" w:eastAsia="Times New Roman" w:hAnsi="Times New Roman" w:cs="Times New Roman"/>
-                <w:sz w:val="24"/>
-                <w:szCs w:val="24"/>
-                <w:rtl/>
-              </w:rPr>
-            </w:pPr>
-            <w:r>
-              <w:rPr>
-                <w:rFonts w:ascii="Segoe UI Symbol" w:eastAsia="Times New Roman" w:hAnsi="Segoe UI Symbol" w:cs="Segoe UI Symbol"/>
-                <w:sz w:val="24"/>
-                <w:szCs w:val="24"/>
-                <w:rtl/>
-              </w:rPr>
-              <w:t>✅</w:t>
-            </w:r>
-            <w:r>
-              <w:rPr>
-                <w:rFonts w:ascii="Times New Roman" w:eastAsia="Times New Roman" w:hAnsi="Times New Roman" w:cs="Times New Roman"/>
-                <w:sz w:val="24"/>
-                <w:szCs w:val="24"/>
-                <w:rtl/>
-              </w:rPr>
-              <w:t xml:space="preserve"> مصرف خروجی‌ها</w:t>
+                <w:rFonts w:ascii="Times New Roman" w:eastAsia="Times New Roman" w:hAnsi="Times New Roman" w:cs="Times New Roman"/>
+                <w:sz w:val="24"/>
+                <w:szCs w:val="24"/>
+                <w:rtl/>
+              </w:rPr>
+              <w:t>هر دو</w:t>
             </w:r>
           </w:p>
         </w:tc>
@@ -1666,41 +1281,16 @@
                 <w:sz w:val="24"/>
                 <w:szCs w:val="24"/>
               </w:rPr>
-              <w:t>L/M</w:t>
-            </w:r>
-            <w:r>
-              <w:rPr>
-                <w:rFonts w:ascii="Times New Roman" w:eastAsia="Times New Roman" w:hAnsi="Times New Roman" w:cs="Times New Roman"/>
-                <w:sz w:val="24"/>
-                <w:szCs w:val="24"/>
-                <w:rtl/>
-              </w:rPr>
-              <w:t xml:space="preserve"> </w:t>
-            </w:r>
-            <w:r>
-              <w:rPr>
-                <w:rFonts w:ascii="Times New Roman" w:eastAsia="Times New Roman" w:hAnsi="Times New Roman" w:cs="Times New Roman"/>
-                <w:sz w:val="24"/>
-                <w:szCs w:val="24"/>
-              </w:rPr>
-              <w:t>run_id</w:t>
-            </w:r>
-            <w:r>
-              <w:rPr>
-                <w:rFonts w:ascii="Times New Roman" w:eastAsia="Times New Roman" w:hAnsi="Times New Roman" w:cs="Times New Roman"/>
-                <w:sz w:val="24"/>
-                <w:szCs w:val="24"/>
-                <w:rtl/>
-              </w:rPr>
-              <w:t xml:space="preserve"> و </w:t>
-            </w:r>
-            <w:r>
-              <w:rPr>
-                <w:rFonts w:ascii="Times New Roman" w:eastAsia="Times New Roman" w:hAnsi="Times New Roman" w:cs="Times New Roman"/>
-                <w:sz w:val="24"/>
-                <w:szCs w:val="24"/>
-              </w:rPr>
-              <w:t>timing</w:t>
+              <w:t>N</w:t>
+            </w:r>
+            <w:r>
+              <w:rPr>
+                <w:rFonts w:ascii="Times New Roman" w:eastAsia="Times New Roman" w:hAnsi="Times New Roman" w:cs="Times New Roman"/>
+                <w:sz w:val="24"/>
+                <w:szCs w:val="24"/>
+                <w:rtl/>
+              </w:rPr>
+              <w:t xml:space="preserve"> نرمال‌سازی فارسی</w:t>
             </w:r>
           </w:p>
         </w:tc>
@@ -1723,57 +1313,20 @@
             </w:pPr>
             <w:r>
               <w:rPr>
-                <w:rFonts w:ascii="Times New Roman" w:eastAsia="Times New Roman" w:hAnsi="Times New Roman" w:cs="Times New Roman"/>
-                <w:sz w:val="24"/>
-                <w:szCs w:val="24"/>
-                <w:rtl/>
-              </w:rPr>
-              <w:t>هر دو</w:t>
-            </w:r>
-          </w:p>
-        </w:tc>
-        <w:tc>
-          <w:tcPr>
-            <w:tcW w:w="0" w:type="auto"/>
-            <w:vAlign w:val="center"/>
-            <w:hideMark/>
-          </w:tcPr>
-          <w:p>
-            <w:pPr>
-              <w:bidi/>
-              <w:spacing w:after="0" w:line="240" w:lineRule="auto"/>
-              <w:rPr>
-                <w:rFonts w:ascii="Times New Roman" w:eastAsia="Times New Roman" w:hAnsi="Times New Roman" w:cs="Times New Roman"/>
-                <w:sz w:val="24"/>
-                <w:szCs w:val="24"/>
-                <w:rtl/>
-              </w:rPr>
-            </w:pPr>
-            <w:r>
-              <w:rPr>
-                <w:rFonts w:ascii="Segoe UI Symbol" w:eastAsia="Times New Roman" w:hAnsi="Segoe UI Symbol" w:cs="Segoe UI Symbol"/>
-                <w:sz w:val="24"/>
-                <w:szCs w:val="24"/>
-                <w:rtl/>
-              </w:rPr>
-              <w:t>✅</w:t>
-            </w:r>
-            <w:r>
-              <w:rPr>
-                <w:rFonts w:ascii="Times New Roman" w:eastAsia="Times New Roman" w:hAnsi="Times New Roman" w:cs="Times New Roman"/>
-                <w:sz w:val="24"/>
-                <w:szCs w:val="24"/>
-                <w:rtl/>
-              </w:rPr>
-              <w:t xml:space="preserve"> </w:t>
-            </w:r>
-            <w:r>
-              <w:rPr>
                 <w:rFonts w:ascii="Courier New" w:eastAsia="Times New Roman" w:hAnsi="Courier New" w:cs="Courier New"/>
                 <w:sz w:val="20"/>
                 <w:szCs w:val="20"/>
               </w:rPr>
-              <w:t>run_id</w:t>
+              <w:t>utils.py</w:t>
+            </w:r>
+            <w:r>
+              <w:rPr>
+                <w:rFonts w:ascii="Times New Roman" w:eastAsia="Times New Roman" w:hAnsi="Times New Roman" w:cs="Times New Roman"/>
+                <w:sz w:val="24"/>
+                <w:szCs w:val="24"/>
+                <w:rtl/>
+              </w:rPr>
+              <w:t xml:space="preserve"> (مشترک)</w:t>
             </w:r>
           </w:p>
         </w:tc>
@@ -1807,16 +1360,16 @@
                 <w:sz w:val="24"/>
                 <w:szCs w:val="24"/>
               </w:rPr>
-              <w:t>N</w:t>
-            </w:r>
-            <w:r>
-              <w:rPr>
-                <w:rFonts w:ascii="Times New Roman" w:eastAsia="Times New Roman" w:hAnsi="Times New Roman" w:cs="Times New Roman"/>
-                <w:sz w:val="24"/>
-                <w:szCs w:val="24"/>
-                <w:rtl/>
-              </w:rPr>
-              <w:t xml:space="preserve"> نرمال‌سازی فارسی</w:t>
+              <w:t>O</w:t>
+            </w:r>
+            <w:r>
+              <w:rPr>
+                <w:rFonts w:ascii="Times New Roman" w:eastAsia="Times New Roman" w:hAnsi="Times New Roman" w:cs="Times New Roman"/>
+                <w:sz w:val="24"/>
+                <w:szCs w:val="24"/>
+                <w:rtl/>
+              </w:rPr>
+              <w:t xml:space="preserve"> تطبیق نام</w:t>
             </w:r>
           </w:p>
         </w:tc>
@@ -1843,61 +1396,7 @@
                 <w:sz w:val="20"/>
                 <w:szCs w:val="20"/>
               </w:rPr>
-              <w:t>utils.py</w:t>
-            </w:r>
-            <w:r>
-              <w:rPr>
-                <w:rFonts w:ascii="Times New Roman" w:eastAsia="Times New Roman" w:hAnsi="Times New Roman" w:cs="Times New Roman"/>
-                <w:sz w:val="24"/>
-                <w:szCs w:val="24"/>
-                <w:rtl/>
-              </w:rPr>
-              <w:t xml:space="preserve"> (مشترک)</w:t>
-            </w:r>
-          </w:p>
-        </w:tc>
-        <w:tc>
-          <w:tcPr>
-            <w:tcW w:w="0" w:type="auto"/>
-            <w:vAlign w:val="center"/>
-            <w:hideMark/>
-          </w:tcPr>
-          <w:p>
-            <w:pPr>
-              <w:bidi/>
-              <w:spacing w:after="0" w:line="240" w:lineRule="auto"/>
-              <w:rPr>
-                <w:rFonts w:ascii="Times New Roman" w:eastAsia="Times New Roman" w:hAnsi="Times New Roman" w:cs="Times New Roman"/>
-                <w:sz w:val="24"/>
-                <w:szCs w:val="24"/>
-                <w:rtl/>
-              </w:rPr>
-            </w:pPr>
-            <w:r>
-              <w:rPr>
-                <w:rFonts w:ascii="Segoe UI Symbol" w:eastAsia="Times New Roman" w:hAnsi="Segoe UI Symbol" w:cs="Segoe UI Symbol"/>
-                <w:sz w:val="24"/>
-                <w:szCs w:val="24"/>
-                <w:rtl/>
-              </w:rPr>
-              <w:t>✅</w:t>
-            </w:r>
-            <w:r>
-              <w:rPr>
-                <w:rFonts w:ascii="Times New Roman" w:eastAsia="Times New Roman" w:hAnsi="Times New Roman" w:cs="Times New Roman"/>
-                <w:sz w:val="24"/>
-                <w:szCs w:val="24"/>
-                <w:rtl/>
-              </w:rPr>
-              <w:t xml:space="preserve"> اینجا تعریف، همه‌جا </w:t>
-            </w:r>
-            <w:r>
-              <w:rPr>
-                <w:rFonts w:ascii="Times New Roman" w:eastAsia="Times New Roman" w:hAnsi="Times New Roman" w:cs="Times New Roman"/>
-                <w:sz w:val="24"/>
-                <w:szCs w:val="24"/>
-              </w:rPr>
-              <w:t>import</w:t>
+              <w:t>tools.py</w:t>
             </w:r>
           </w:p>
         </w:tc>
@@ -1931,16 +1430,16 @@
                 <w:sz w:val="24"/>
                 <w:szCs w:val="24"/>
               </w:rPr>
-              <w:t>O</w:t>
-            </w:r>
-            <w:r>
-              <w:rPr>
-                <w:rFonts w:ascii="Times New Roman" w:eastAsia="Times New Roman" w:hAnsi="Times New Roman" w:cs="Times New Roman"/>
-                <w:sz w:val="24"/>
-                <w:szCs w:val="24"/>
-                <w:rtl/>
-              </w:rPr>
-              <w:t xml:space="preserve"> تطبیق نام</w:t>
+              <w:t>P</w:t>
+            </w:r>
+            <w:r>
+              <w:rPr>
+                <w:rFonts w:ascii="Times New Roman" w:eastAsia="Times New Roman" w:hAnsi="Times New Roman" w:cs="Times New Roman"/>
+                <w:sz w:val="24"/>
+                <w:szCs w:val="24"/>
+                <w:rtl/>
+              </w:rPr>
+              <w:t xml:space="preserve"> ممیز شناور</w:t>
             </w:r>
           </w:p>
         </w:tc>
@@ -1964,47 +1463,21 @@
             <w:r>
               <w:rPr>
                 <w:rFonts w:ascii="Courier New" w:eastAsia="Times New Roman" w:hAnsi="Courier New" w:cs="Courier New"/>
+                <w:b/>
+                <w:bCs/>
                 <w:sz w:val="20"/>
                 <w:szCs w:val="20"/>
               </w:rPr>
-              <w:t>tools.py</w:t>
-            </w:r>
-          </w:p>
-        </w:tc>
-        <w:tc>
-          <w:tcPr>
-            <w:tcW w:w="0" w:type="auto"/>
-            <w:vAlign w:val="center"/>
-            <w:hideMark/>
-          </w:tcPr>
-          <w:p>
-            <w:pPr>
-              <w:bidi/>
-              <w:spacing w:after="0" w:line="240" w:lineRule="auto"/>
-              <w:rPr>
-                <w:rFonts w:ascii="Times New Roman" w:eastAsia="Times New Roman" w:hAnsi="Times New Roman" w:cs="Times New Roman"/>
-                <w:sz w:val="24"/>
-                <w:szCs w:val="24"/>
-                <w:rtl/>
-              </w:rPr>
-            </w:pPr>
-            <w:r>
-              <w:rPr>
-                <w:rFonts w:ascii="Segoe UI Symbol" w:eastAsia="Times New Roman" w:hAnsi="Segoe UI Symbol" w:cs="Segoe UI Symbol"/>
-                <w:sz w:val="24"/>
-                <w:szCs w:val="24"/>
-                <w:rtl/>
-              </w:rPr>
-              <w:t>✅</w:t>
-            </w:r>
-            <w:r>
-              <w:rPr>
-                <w:rFonts w:ascii="Times New Roman" w:eastAsia="Times New Roman" w:hAnsi="Times New Roman" w:cs="Times New Roman"/>
-                <w:sz w:val="24"/>
-                <w:szCs w:val="24"/>
-                <w:rtl/>
-              </w:rPr>
-              <w:t xml:space="preserve"> نرمال‌سازی ورودی</w:t>
+              <w:t>app.py</w:t>
+            </w:r>
+            <w:r>
+              <w:rPr>
+                <w:rFonts w:ascii="Times New Roman" w:eastAsia="Times New Roman" w:hAnsi="Times New Roman" w:cs="Times New Roman"/>
+                <w:sz w:val="24"/>
+                <w:szCs w:val="24"/>
+                <w:rtl/>
+              </w:rPr>
+              <w:t xml:space="preserve"> (نمایش)</w:t>
             </w:r>
           </w:p>
         </w:tc>
@@ -2038,16 +1511,16 @@
                 <w:sz w:val="24"/>
                 <w:szCs w:val="24"/>
               </w:rPr>
-              <w:t>P</w:t>
-            </w:r>
-            <w:r>
-              <w:rPr>
-                <w:rFonts w:ascii="Times New Roman" w:eastAsia="Times New Roman" w:hAnsi="Times New Roman" w:cs="Times New Roman"/>
-                <w:sz w:val="24"/>
-                <w:szCs w:val="24"/>
-                <w:rtl/>
-              </w:rPr>
-              <w:t xml:space="preserve"> ممیز شناور</w:t>
+              <w:t>Q</w:t>
+            </w:r>
+            <w:r>
+              <w:rPr>
+                <w:rFonts w:ascii="Times New Roman" w:eastAsia="Times New Roman" w:hAnsi="Times New Roman" w:cs="Times New Roman"/>
+                <w:sz w:val="24"/>
+                <w:szCs w:val="24"/>
+                <w:rtl/>
+              </w:rPr>
+              <w:t xml:space="preserve"> ذخیره‌ی قبل از اعتبارسنجی</w:t>
             </w:r>
           </w:p>
         </w:tc>
@@ -2078,14 +1551,567 @@
               </w:rPr>
               <w:t>app.py</w:t>
             </w:r>
-            <w:r>
-              <w:rPr>
-                <w:rFonts w:ascii="Times New Roman" w:eastAsia="Times New Roman" w:hAnsi="Times New Roman" w:cs="Times New Roman"/>
-                <w:sz w:val="24"/>
-                <w:szCs w:val="24"/>
-                <w:rtl/>
-              </w:rPr>
-              <w:t xml:space="preserve"> (نمایش)</w:t>
+          </w:p>
+        </w:tc>
+      </w:tr>
+    </w:tbl>
+    <w:p>
+      <w:pPr>
+        <w:bidi/>
+        <w:spacing w:after="0" w:line="240" w:lineRule="auto"/>
+        <w:rPr>
+          <w:rFonts w:ascii="Times New Roman" w:eastAsia="Times New Roman" w:hAnsi="Times New Roman" w:cs="Times New Roman"/>
+          <w:sz w:val="24"/>
+          <w:szCs w:val="24"/>
+          <w:rtl/>
+        </w:rPr>
+      </w:pPr>
+      <w:r>
+        <w:rPr>
+          <w:rFonts w:ascii="Times New Roman" w:eastAsia="Times New Roman" w:hAnsi="Times New Roman" w:cs="Times New Roman"/>
+          <w:sz w:val="24"/>
+          <w:szCs w:val="24"/>
+        </w:rPr>
+        <w:pict>
+          <v:rect id="_x0000_i1025" style="width:0;height:1.5pt" o:hralign="center" o:hrstd="t" o:hr="t" fillcolor="#a0a0a0" stroked="f"/>
+        </w:pict>
+      </w:r>
+    </w:p>
+    <w:p>
+      <w:pPr>
+        <w:bidi/>
+        <w:spacing w:before="100" w:beforeAutospacing="1" w:after="100" w:afterAutospacing="1" w:line="240" w:lineRule="auto"/>
+        <w:outlineLvl w:val="1"/>
+        <w:rPr>
+          <w:rFonts w:ascii="Times New Roman" w:eastAsia="Times New Roman" w:hAnsi="Times New Roman" w:cs="Times New Roman"/>
+          <w:b/>
+          <w:bCs/>
+          <w:sz w:val="36"/>
+          <w:szCs w:val="36"/>
+        </w:rPr>
+      </w:pPr>
+      <w:r>
+        <w:rPr>
+          <w:rFonts w:ascii="Times New Roman" w:eastAsia="Times New Roman" w:hAnsi="Times New Roman" w:cs="Times New Roman"/>
+          <w:b/>
+          <w:bCs/>
+          <w:sz w:val="36"/>
+          <w:szCs w:val="36"/>
+          <w:rtl/>
+        </w:rPr>
+        <w:t xml:space="preserve">فایل کامل اصلاح‌شده: </w:t>
+      </w:r>
+    </w:p>
+    <w:p>
+      <w:pPr>
+        <w:bidi/>
+      </w:pPr>
+      <w:bookmarkStart w:id="0" w:name="OLE_LINK1"/>
+      <w:bookmarkStart w:id="1" w:name="OLE_LINK2"/>
+      <w:r>
+        <w:t>@</w:t>
+      </w:r>
+      <w:proofErr w:type="spellStart"/>
+      <w:r>
+        <w:t>src</w:t>
+      </w:r>
+      <w:proofErr w:type="spellEnd"/>
+    </w:p>
+    <w:p>
+      <w:pPr>
+        <w:bidi/>
+      </w:pPr>
+      <w:r>
+        <w:t>@app.py</w:t>
+      </w:r>
+    </w:p>
+    <w:p>
+      <w:pPr>
+        <w:bidi/>
+      </w:pPr>
+      <w:r>
+        <w:rPr>
+          <w:rFonts w:cs="Arial"/>
+          <w:rtl/>
+        </w:rPr>
+        <w:t>ا</w:t>
+      </w:r>
+      <w:r>
+        <w:rPr>
+          <w:rFonts w:cs="Arial" w:hint="cs"/>
+          <w:rtl/>
+        </w:rPr>
+        <w:t>ی</w:t>
+      </w:r>
+      <w:r>
+        <w:rPr>
+          <w:rFonts w:cs="Arial" w:hint="eastAsia"/>
+          <w:rtl/>
+        </w:rPr>
+        <w:t>ن</w:t>
+      </w:r>
+      <w:r>
+        <w:rPr>
+          <w:rFonts w:cs="Arial"/>
+          <w:rtl/>
+        </w:rPr>
+        <w:t xml:space="preserve"> پروژه </w:t>
+      </w:r>
+      <w:r>
+        <w:rPr>
+          <w:rFonts w:cs="Arial" w:hint="cs"/>
+          <w:rtl/>
+        </w:rPr>
+        <w:t>ی</w:t>
+      </w:r>
+      <w:r>
+        <w:rPr>
+          <w:rFonts w:cs="Arial" w:hint="eastAsia"/>
+          <w:rtl/>
+        </w:rPr>
+        <w:t>ک</w:t>
+      </w:r>
+      <w:r>
+        <w:rPr>
+          <w:rFonts w:cs="Arial"/>
+          <w:rtl/>
+        </w:rPr>
+        <w:t xml:space="preserve"> ا</w:t>
+      </w:r>
+      <w:r>
+        <w:rPr>
+          <w:rFonts w:cs="Arial" w:hint="cs"/>
+          <w:rtl/>
+        </w:rPr>
+        <w:t>ی</w:t>
+      </w:r>
+      <w:r>
+        <w:rPr>
+          <w:rFonts w:cs="Arial" w:hint="eastAsia"/>
+          <w:rtl/>
+        </w:rPr>
+        <w:t>جنت</w:t>
+      </w:r>
+      <w:r>
+        <w:rPr>
+          <w:rFonts w:cs="Arial"/>
+          <w:rtl/>
+        </w:rPr>
+        <w:t xml:space="preserve"> بررس</w:t>
+      </w:r>
+      <w:r>
+        <w:rPr>
+          <w:rFonts w:cs="Arial" w:hint="cs"/>
+          <w:rtl/>
+        </w:rPr>
+        <w:t>ی</w:t>
+      </w:r>
+      <w:r>
+        <w:rPr>
+          <w:rFonts w:cs="Arial"/>
+          <w:rtl/>
+        </w:rPr>
+        <w:t xml:space="preserve"> پرونده اعتبار</w:t>
+      </w:r>
+      <w:r>
+        <w:rPr>
+          <w:rFonts w:cs="Arial" w:hint="cs"/>
+          <w:rtl/>
+        </w:rPr>
+        <w:t>ی</w:t>
+      </w:r>
+      <w:r>
+        <w:rPr>
+          <w:rFonts w:cs="Arial" w:hint="cs"/>
+          <w:rtl/>
+          <w:lang w:bidi="fa-IR"/>
+        </w:rPr>
+        <w:t xml:space="preserve">مشتریان </w:t>
+      </w:r>
+      <w:r>
+        <w:rPr>
+          <w:rFonts w:cs="Arial"/>
+          <w:rtl/>
+        </w:rPr>
+        <w:t xml:space="preserve"> بانک</w:t>
+      </w:r>
+      <w:r>
+        <w:rPr>
+          <w:rFonts w:cs="Arial" w:hint="cs"/>
+          <w:rtl/>
+        </w:rPr>
+        <w:t>ی</w:t>
+      </w:r>
+      <w:r>
+        <w:rPr>
+          <w:rFonts w:cs="Arial"/>
+          <w:rtl/>
+        </w:rPr>
+        <w:t xml:space="preserve"> است</w:t>
+      </w:r>
+      <w:r>
+        <w:t>.</w:t>
+      </w:r>
+    </w:p>
+    <w:p>
+      <w:pPr>
+        <w:bidi/>
+      </w:pPr>
+      <w:r>
+        <w:rPr>
+          <w:rFonts w:cs="Arial" w:hint="eastAsia"/>
+          <w:rtl/>
+        </w:rPr>
+        <w:t>فعلاً</w:t>
+      </w:r>
+      <w:r>
+        <w:rPr>
+          <w:rFonts w:cs="Arial"/>
+          <w:rtl/>
+        </w:rPr>
+        <w:t xml:space="preserve"> فقط در</w:t>
+      </w:r>
+      <w:r>
+        <w:t xml:space="preserve"> Plan Mode </w:t>
+      </w:r>
+      <w:r>
+        <w:rPr>
+          <w:rFonts w:cs="Arial"/>
+          <w:rtl/>
+        </w:rPr>
+        <w:t>کار کن و ه</w:t>
+      </w:r>
+      <w:r>
+        <w:rPr>
+          <w:rFonts w:cs="Arial" w:hint="cs"/>
+          <w:rtl/>
+        </w:rPr>
+        <w:t>ی</w:t>
+      </w:r>
+      <w:r>
+        <w:rPr>
+          <w:rFonts w:cs="Arial" w:hint="eastAsia"/>
+          <w:rtl/>
+        </w:rPr>
+        <w:t>چ</w:t>
+      </w:r>
+      <w:r>
+        <w:rPr>
+          <w:rFonts w:cs="Arial"/>
+          <w:rtl/>
+        </w:rPr>
+        <w:t xml:space="preserve"> فا</w:t>
+      </w:r>
+      <w:r>
+        <w:rPr>
+          <w:rFonts w:cs="Arial" w:hint="cs"/>
+          <w:rtl/>
+        </w:rPr>
+        <w:t>ی</w:t>
+      </w:r>
+      <w:r>
+        <w:rPr>
+          <w:rFonts w:cs="Arial" w:hint="eastAsia"/>
+          <w:rtl/>
+        </w:rPr>
+        <w:t>ل</w:t>
+      </w:r>
+      <w:r>
+        <w:rPr>
+          <w:rFonts w:cs="Arial" w:hint="cs"/>
+          <w:rtl/>
+        </w:rPr>
+        <w:t>ی</w:t>
+      </w:r>
+      <w:r>
+        <w:rPr>
+          <w:rFonts w:cs="Arial"/>
+          <w:rtl/>
+        </w:rPr>
+        <w:t xml:space="preserve"> را تغ</w:t>
+      </w:r>
+      <w:r>
+        <w:rPr>
+          <w:rFonts w:cs="Arial" w:hint="cs"/>
+          <w:rtl/>
+        </w:rPr>
+        <w:t>یی</w:t>
+      </w:r>
+      <w:r>
+        <w:rPr>
+          <w:rFonts w:cs="Arial" w:hint="eastAsia"/>
+          <w:rtl/>
+        </w:rPr>
+        <w:t>ر</w:t>
+      </w:r>
+      <w:r>
+        <w:rPr>
+          <w:rFonts w:cs="Arial"/>
+          <w:rtl/>
+        </w:rPr>
+        <w:t xml:space="preserve"> نده</w:t>
+      </w:r>
+      <w:r>
+        <w:t>.</w:t>
+      </w:r>
+    </w:p>
+    <w:p>
+      <w:pPr>
+        <w:bidi/>
+      </w:pPr>
+      <w:r>
+        <w:rPr>
+          <w:rFonts w:cs="Arial" w:hint="eastAsia"/>
+          <w:rtl/>
+        </w:rPr>
+        <w:t>کدها</w:t>
+      </w:r>
+      <w:r>
+        <w:rPr>
+          <w:rFonts w:cs="Arial" w:hint="cs"/>
+          <w:rtl/>
+        </w:rPr>
+        <w:t>ی</w:t>
+      </w:r>
+      <w:r>
+        <w:rPr>
+          <w:rFonts w:cs="Arial"/>
+          <w:rtl/>
+        </w:rPr>
+        <w:t xml:space="preserve"> پوشه</w:t>
+      </w:r>
+      <w:r>
+        <w:t xml:space="preserve"> </w:t>
+      </w:r>
+      <w:proofErr w:type="spellStart"/>
+      <w:r>
+        <w:t>src</w:t>
+      </w:r>
+      <w:proofErr w:type="spellEnd"/>
+      <w:r>
+        <w:t xml:space="preserve"> </w:t>
+      </w:r>
+      <w:r>
+        <w:rPr>
+          <w:rFonts w:cs="Arial"/>
+          <w:rtl/>
+        </w:rPr>
+        <w:t>و فا</w:t>
+      </w:r>
+      <w:r>
+        <w:rPr>
+          <w:rFonts w:cs="Arial" w:hint="cs"/>
+          <w:rtl/>
+        </w:rPr>
+        <w:t>ی</w:t>
+      </w:r>
+      <w:r>
+        <w:rPr>
+          <w:rFonts w:cs="Arial" w:hint="eastAsia"/>
+          <w:rtl/>
+        </w:rPr>
+        <w:t>ل</w:t>
+      </w:r>
+      <w:r>
+        <w:t xml:space="preserve"> app.py </w:t>
+      </w:r>
+      <w:r>
+        <w:rPr>
+          <w:rFonts w:cs="Arial"/>
+          <w:rtl/>
+        </w:rPr>
+        <w:t>را کامل بررس</w:t>
+      </w:r>
+      <w:r>
+        <w:rPr>
+          <w:rFonts w:cs="Arial" w:hint="cs"/>
+          <w:rtl/>
+        </w:rPr>
+        <w:t>ی</w:t>
+      </w:r>
+      <w:r>
+        <w:rPr>
+          <w:rFonts w:cs="Arial"/>
+          <w:rtl/>
+        </w:rPr>
+        <w:t xml:space="preserve"> کن و </w:t>
+      </w:r>
+      <w:r>
+        <w:rPr>
+          <w:rFonts w:cs="Arial" w:hint="cs"/>
+          <w:rtl/>
+        </w:rPr>
+        <w:t>ی</w:t>
+      </w:r>
+      <w:r>
+        <w:rPr>
+          <w:rFonts w:cs="Arial" w:hint="eastAsia"/>
+          <w:rtl/>
+        </w:rPr>
+        <w:t>ک</w:t>
+      </w:r>
+      <w:r>
+        <w:rPr>
+          <w:rFonts w:cs="Arial"/>
+          <w:rtl/>
+        </w:rPr>
+        <w:t xml:space="preserve"> گزارش فارس</w:t>
+      </w:r>
+      <w:r>
+        <w:rPr>
+          <w:rFonts w:cs="Arial" w:hint="cs"/>
+          <w:rtl/>
+        </w:rPr>
+        <w:t>ی</w:t>
+      </w:r>
+      <w:r>
+        <w:rPr>
+          <w:rFonts w:cs="Arial" w:hint="eastAsia"/>
+          <w:rtl/>
+        </w:rPr>
+        <w:t>،</w:t>
+      </w:r>
+      <w:r>
+        <w:rPr>
+          <w:rFonts w:cs="Arial"/>
+          <w:rtl/>
+        </w:rPr>
+        <w:t xml:space="preserve"> ساده و دسته‌بند</w:t>
+      </w:r>
+      <w:r>
+        <w:rPr>
+          <w:rFonts w:cs="Arial" w:hint="cs"/>
+          <w:rtl/>
+        </w:rPr>
+        <w:t>ی‌</w:t>
+      </w:r>
+      <w:r>
+        <w:rPr>
+          <w:rFonts w:cs="Arial" w:hint="eastAsia"/>
+          <w:rtl/>
+        </w:rPr>
+        <w:t>شده</w:t>
+      </w:r>
+      <w:r>
+        <w:rPr>
+          <w:rFonts w:cs="Arial"/>
+          <w:rtl/>
+        </w:rPr>
+        <w:t xml:space="preserve"> ارائه بده</w:t>
+      </w:r>
+      <w:r>
+        <w:t>.</w:t>
+      </w:r>
+    </w:p>
+    <w:p>
+      <w:pPr>
+        <w:bidi/>
+      </w:pPr>
+      <w:r>
+        <w:rPr>
+          <w:rFonts w:cs="Arial" w:hint="eastAsia"/>
+          <w:rtl/>
+        </w:rPr>
+        <w:t>موارد</w:t>
+      </w:r>
+      <w:r>
+        <w:rPr>
+          <w:rFonts w:cs="Arial"/>
+          <w:rtl/>
+        </w:rPr>
+        <w:t xml:space="preserve"> ز</w:t>
+      </w:r>
+      <w:r>
+        <w:rPr>
+          <w:rFonts w:cs="Arial" w:hint="cs"/>
+          <w:rtl/>
+        </w:rPr>
+        <w:t>ی</w:t>
+      </w:r>
+      <w:r>
+        <w:rPr>
+          <w:rFonts w:cs="Arial" w:hint="eastAsia"/>
+          <w:rtl/>
+        </w:rPr>
+        <w:t>ر</w:t>
+      </w:r>
+      <w:r>
+        <w:rPr>
+          <w:rFonts w:cs="Arial"/>
+          <w:rtl/>
+        </w:rPr>
+        <w:t xml:space="preserve"> را بررس</w:t>
+      </w:r>
+      <w:r>
+        <w:rPr>
+          <w:rFonts w:cs="Arial" w:hint="cs"/>
+          <w:rtl/>
+        </w:rPr>
+        <w:t>ی</w:t>
+      </w:r>
+      <w:r>
+        <w:rPr>
+          <w:rFonts w:cs="Arial"/>
+          <w:rtl/>
+        </w:rPr>
+        <w:t xml:space="preserve"> کن</w:t>
+      </w:r>
+      <w:r>
+        <w:t>:</w:t>
+      </w:r>
+    </w:p>
+    <w:tbl>
+      <w:tblPr>
+        <w:bidiVisual/>
+        <w:tblW w:w="0" w:type="auto"/>
+        <w:tblCellSpacing w:w="15" w:type="dxa"/>
+        <w:tblCellMar>
+          <w:top w:w="15" w:type="dxa"/>
+          <w:left w:w="15" w:type="dxa"/>
+          <w:bottom w:w="15" w:type="dxa"/>
+          <w:right w:w="15" w:type="dxa"/>
+        </w:tblCellMar>
+        <w:tblLook w:val="04A0" w:firstRow="1" w:lastRow="0" w:firstColumn="1" w:lastColumn="0" w:noHBand="0" w:noVBand="1"/>
+      </w:tblPr>
+      <w:tblGrid>
+        <w:gridCol w:w="2787"/>
+        <w:gridCol w:w="3296"/>
+      </w:tblGrid>
+      <w:tr>
+        <w:trPr>
+          <w:tblHeader/>
+          <w:tblCellSpacing w:w="15" w:type="dxa"/>
+        </w:trPr>
+        <w:tc>
+          <w:tcPr>
+            <w:tcW w:w="0" w:type="auto"/>
+            <w:vAlign w:val="center"/>
+            <w:hideMark/>
+          </w:tcPr>
+          <w:p>
+            <w:pPr>
+              <w:bidi/>
+              <w:spacing w:after="0" w:line="240" w:lineRule="auto"/>
+              <w:jc w:val="center"/>
+              <w:rPr>
+                <w:rFonts w:ascii="Times New Roman" w:eastAsia="Times New Roman" w:hAnsi="Times New Roman" w:cs="Times New Roman"/>
+                <w:b/>
+                <w:bCs/>
+                <w:sz w:val="24"/>
+                <w:szCs w:val="24"/>
+                <w:rtl/>
+              </w:rPr>
+            </w:pPr>
+            <w:r>
+              <w:rPr>
+                <w:rFonts w:ascii="Times New Roman" w:eastAsia="Times New Roman" w:hAnsi="Times New Roman" w:cs="Times New Roman"/>
+                <w:b/>
+                <w:bCs/>
+                <w:sz w:val="24"/>
+                <w:szCs w:val="24"/>
+                <w:rtl/>
+              </w:rPr>
+              <w:t>ایراد</w:t>
             </w:r>
           </w:p>
         </w:tc>
@@ -2099,8 +2125,11 @@
             <w:pPr>
               <w:bidi/>
               <w:spacing w:after="0" w:line="240" w:lineRule="auto"/>
-              <w:rPr>
-                <w:rFonts w:ascii="Times New Roman" w:eastAsia="Times New Roman" w:hAnsi="Times New Roman" w:cs="Times New Roman"/>
+              <w:jc w:val="center"/>
+              <w:rPr>
+                <w:rFonts w:ascii="Times New Roman" w:eastAsia="Times New Roman" w:hAnsi="Times New Roman" w:cs="Times New Roman"/>
+                <w:b/>
+                <w:bCs/>
                 <w:sz w:val="24"/>
                 <w:szCs w:val="24"/>
                 <w:rtl/>
@@ -2108,21 +2137,14 @@
             </w:pPr>
             <w:r>
               <w:rPr>
-                <w:rFonts w:ascii="Segoe UI Symbol" w:eastAsia="Times New Roman" w:hAnsi="Segoe UI Symbol" w:cs="Segoe UI Symbol"/>
-                <w:sz w:val="24"/>
-                <w:szCs w:val="24"/>
-                <w:rtl/>
-              </w:rPr>
-              <w:t>✅</w:t>
-            </w:r>
-            <w:r>
-              <w:rPr>
-                <w:rFonts w:ascii="Times New Roman" w:eastAsia="Times New Roman" w:hAnsi="Times New Roman" w:cs="Times New Roman"/>
-                <w:sz w:val="24"/>
-                <w:szCs w:val="24"/>
-                <w:rtl/>
-              </w:rPr>
-              <w:t xml:space="preserve"> کامل</w:t>
+                <w:rFonts w:ascii="Times New Roman" w:eastAsia="Times New Roman" w:hAnsi="Times New Roman" w:cs="Times New Roman"/>
+                <w:b/>
+                <w:bCs/>
+                <w:sz w:val="24"/>
+                <w:szCs w:val="24"/>
+                <w:rtl/>
+              </w:rPr>
+              <w:t>محل واقعی اصلاح</w:t>
             </w:r>
           </w:p>
         </w:tc>
@@ -2156,16 +2178,16 @@
                 <w:sz w:val="24"/>
                 <w:szCs w:val="24"/>
               </w:rPr>
-              <w:t>Q</w:t>
-            </w:r>
-            <w:r>
-              <w:rPr>
-                <w:rFonts w:ascii="Times New Roman" w:eastAsia="Times New Roman" w:hAnsi="Times New Roman" w:cs="Times New Roman"/>
-                <w:sz w:val="24"/>
-                <w:szCs w:val="24"/>
-                <w:rtl/>
-              </w:rPr>
-              <w:t xml:space="preserve"> ذخیره‌ی قبل از اعتبارسنجی</w:t>
+              <w:t>A</w:t>
+            </w:r>
+            <w:r>
+              <w:rPr>
+                <w:rFonts w:ascii="Times New Roman" w:eastAsia="Times New Roman" w:hAnsi="Times New Roman" w:cs="Times New Roman"/>
+                <w:sz w:val="24"/>
+                <w:szCs w:val="24"/>
+                <w:rtl/>
+              </w:rPr>
+              <w:t xml:space="preserve"> ردیف «درصد تغيير»</w:t>
             </w:r>
           </w:p>
         </w:tc>
@@ -2189,12 +2211,70 @@
             <w:r>
               <w:rPr>
                 <w:rFonts w:ascii="Courier New" w:eastAsia="Times New Roman" w:hAnsi="Courier New" w:cs="Courier New"/>
+                <w:sz w:val="20"/>
+                <w:szCs w:val="20"/>
+              </w:rPr>
+              <w:t>tools.py</w:t>
+            </w:r>
+            <w:r>
+              <w:rPr>
+                <w:rFonts w:ascii="Times New Roman" w:eastAsia="Times New Roman" w:hAnsi="Times New Roman" w:cs="Times New Roman"/>
+                <w:sz w:val="24"/>
+                <w:szCs w:val="24"/>
+                <w:rtl/>
+              </w:rPr>
+              <w:t xml:space="preserve"> (تابع میانگین‌گیری)</w:t>
+            </w:r>
+          </w:p>
+        </w:tc>
+      </w:tr>
+      <w:tr>
+        <w:trPr>
+          <w:tblCellSpacing w:w="15" w:type="dxa"/>
+        </w:trPr>
+        <w:tc>
+          <w:tcPr>
+            <w:tcW w:w="0" w:type="auto"/>
+            <w:vAlign w:val="center"/>
+            <w:hideMark/>
+          </w:tcPr>
+          <w:p>
+            <w:pPr>
+              <w:bidi/>
+              <w:spacing w:after="0" w:line="240" w:lineRule="auto"/>
+              <w:rPr>
+                <w:rFonts w:ascii="Times New Roman" w:eastAsia="Times New Roman" w:hAnsi="Times New Roman" w:cs="Times New Roman"/>
+                <w:sz w:val="24"/>
+                <w:szCs w:val="24"/>
+                <w:rtl/>
+              </w:rPr>
+            </w:pPr>
+            <w:r>
+              <w:rPr>
+                <w:rFonts w:ascii="Times New Roman" w:eastAsia="Times New Roman" w:hAnsi="Times New Roman" w:cs="Times New Roman"/>
                 <w:b/>
                 <w:bCs/>
-                <w:sz w:val="20"/>
-                <w:szCs w:val="20"/>
-              </w:rPr>
-              <w:t>app.py</w:t>
+                <w:sz w:val="24"/>
+                <w:szCs w:val="24"/>
+              </w:rPr>
+              <w:t>B</w:t>
+            </w:r>
+            <w:r>
+              <w:rPr>
+                <w:rFonts w:ascii="Times New Roman" w:eastAsia="Times New Roman" w:hAnsi="Times New Roman" w:cs="Times New Roman"/>
+                <w:sz w:val="24"/>
+                <w:szCs w:val="24"/>
+                <w:rtl/>
+              </w:rPr>
+              <w:t xml:space="preserve"> نشت </w:t>
+            </w:r>
+            <w:r>
+              <w:rPr>
+                <w:rFonts w:ascii="Times New Roman" w:eastAsia="Times New Roman" w:hAnsi="Times New Roman" w:cs="Times New Roman"/>
+                <w:sz w:val="24"/>
+                <w:szCs w:val="24"/>
+              </w:rPr>
+              <w:t>context</w:t>
             </w:r>
           </w:p>
         </w:tc>
@@ -2217,21 +2297,1205 @@
             </w:pPr>
             <w:r>
               <w:rPr>
-                <w:rFonts w:ascii="Segoe UI Symbol" w:eastAsia="Times New Roman" w:hAnsi="Segoe UI Symbol" w:cs="Segoe UI Symbol"/>
-                <w:sz w:val="24"/>
-                <w:szCs w:val="24"/>
-                <w:rtl/>
-              </w:rPr>
-              <w:t>✅</w:t>
-            </w:r>
-            <w:r>
-              <w:rPr>
-                <w:rFonts w:ascii="Times New Roman" w:eastAsia="Times New Roman" w:hAnsi="Times New Roman" w:cs="Times New Roman"/>
-                <w:sz w:val="24"/>
-                <w:szCs w:val="24"/>
-                <w:rtl/>
-              </w:rPr>
-              <w:t xml:space="preserve"> کامل</w:t>
+                <w:rFonts w:ascii="Courier New" w:eastAsia="Times New Roman" w:hAnsi="Courier New" w:cs="Courier New"/>
+                <w:b/>
+                <w:bCs/>
+                <w:sz w:val="20"/>
+                <w:szCs w:val="20"/>
+              </w:rPr>
+              <w:t>app.py</w:t>
+            </w:r>
+          </w:p>
+        </w:tc>
+      </w:tr>
+      <w:tr>
+        <w:trPr>
+          <w:tblCellSpacing w:w="15" w:type="dxa"/>
+        </w:trPr>
+        <w:tc>
+          <w:tcPr>
+            <w:tcW w:w="0" w:type="auto"/>
+            <w:vAlign w:val="center"/>
+            <w:hideMark/>
+          </w:tcPr>
+          <w:p>
+            <w:pPr>
+              <w:bidi/>
+              <w:spacing w:after="0" w:line="240" w:lineRule="auto"/>
+              <w:rPr>
+                <w:rFonts w:ascii="Times New Roman" w:eastAsia="Times New Roman" w:hAnsi="Times New Roman" w:cs="Times New Roman"/>
+                <w:sz w:val="24"/>
+                <w:szCs w:val="24"/>
+                <w:rtl/>
+              </w:rPr>
+            </w:pPr>
+            <w:r>
+              <w:rPr>
+                <w:rFonts w:ascii="Times New Roman" w:eastAsia="Times New Roman" w:hAnsi="Times New Roman" w:cs="Times New Roman"/>
+                <w:b/>
+                <w:bCs/>
+                <w:sz w:val="24"/>
+                <w:szCs w:val="24"/>
+              </w:rPr>
+              <w:t>C</w:t>
+            </w:r>
+            <w:r>
+              <w:rPr>
+                <w:rFonts w:ascii="Times New Roman" w:eastAsia="Times New Roman" w:hAnsi="Times New Roman" w:cs="Times New Roman"/>
+                <w:sz w:val="24"/>
+                <w:szCs w:val="24"/>
+                <w:rtl/>
+              </w:rPr>
+              <w:t xml:space="preserve"> حذف ستون‌ها با </w:t>
+            </w:r>
+            <w:r>
+              <w:rPr>
+                <w:rFonts w:ascii="Courier New" w:eastAsia="Times New Roman" w:hAnsi="Courier New" w:cs="Courier New"/>
+                <w:sz w:val="20"/>
+                <w:szCs w:val="20"/>
+                <w:rtl/>
+              </w:rPr>
+              <w:t>...</w:t>
+            </w:r>
+          </w:p>
+        </w:tc>
+        <w:tc>
+          <w:tcPr>
+            <w:tcW w:w="0" w:type="auto"/>
+            <w:vAlign w:val="center"/>
+            <w:hideMark/>
+          </w:tcPr>
+          <w:p>
+            <w:pPr>
+              <w:bidi/>
+              <w:spacing w:after="0" w:line="240" w:lineRule="auto"/>
+              <w:rPr>
+                <w:rFonts w:ascii="Times New Roman" w:eastAsia="Times New Roman" w:hAnsi="Times New Roman" w:cs="Times New Roman"/>
+                <w:sz w:val="24"/>
+                <w:szCs w:val="24"/>
+                <w:rtl/>
+              </w:rPr>
+            </w:pPr>
+            <w:r>
+              <w:rPr>
+                <w:rFonts w:ascii="Courier New" w:eastAsia="Times New Roman" w:hAnsi="Courier New" w:cs="Courier New"/>
+                <w:sz w:val="20"/>
+                <w:szCs w:val="20"/>
+              </w:rPr>
+              <w:t>tools.py</w:t>
+            </w:r>
+            <w:r>
+              <w:rPr>
+                <w:rFonts w:ascii="Times New Roman" w:eastAsia="Times New Roman" w:hAnsi="Times New Roman" w:cs="Times New Roman"/>
+                <w:sz w:val="24"/>
+                <w:szCs w:val="24"/>
+                <w:rtl/>
+              </w:rPr>
+              <w:t xml:space="preserve"> (خروجی ابزار)</w:t>
+            </w:r>
+          </w:p>
+        </w:tc>
+      </w:tr>
+      <w:tr>
+        <w:trPr>
+          <w:tblCellSpacing w:w="15" w:type="dxa"/>
+        </w:trPr>
+        <w:tc>
+          <w:tcPr>
+            <w:tcW w:w="0" w:type="auto"/>
+            <w:vAlign w:val="center"/>
+            <w:hideMark/>
+          </w:tcPr>
+          <w:p>
+            <w:pPr>
+              <w:bidi/>
+              <w:spacing w:after="0" w:line="240" w:lineRule="auto"/>
+              <w:rPr>
+                <w:rFonts w:ascii="Times New Roman" w:eastAsia="Times New Roman" w:hAnsi="Times New Roman" w:cs="Times New Roman"/>
+                <w:sz w:val="24"/>
+                <w:szCs w:val="24"/>
+                <w:rtl/>
+              </w:rPr>
+            </w:pPr>
+            <w:r>
+              <w:rPr>
+                <w:rFonts w:ascii="Times New Roman" w:eastAsia="Times New Roman" w:hAnsi="Times New Roman" w:cs="Times New Roman"/>
+                <w:b/>
+                <w:bCs/>
+                <w:sz w:val="24"/>
+                <w:szCs w:val="24"/>
+              </w:rPr>
+              <w:t>D</w:t>
+            </w:r>
+            <w:r>
+              <w:rPr>
+                <w:rFonts w:ascii="Times New Roman" w:eastAsia="Times New Roman" w:hAnsi="Times New Roman" w:cs="Times New Roman"/>
+                <w:sz w:val="24"/>
+                <w:szCs w:val="24"/>
+                <w:rtl/>
+              </w:rPr>
+              <w:t xml:space="preserve"> کد مرده / </w:t>
+            </w:r>
+            <w:proofErr w:type="spellStart"/>
+            <w:r>
+              <w:rPr>
+                <w:rFonts w:ascii="Courier New" w:eastAsia="Times New Roman" w:hAnsi="Courier New" w:cs="Courier New"/>
+                <w:sz w:val="20"/>
+                <w:szCs w:val="20"/>
+              </w:rPr>
+              <w:t>rule_result</w:t>
+            </w:r>
+            <w:proofErr w:type="spellEnd"/>
+            <w:r>
+              <w:rPr>
+                <w:rFonts w:ascii="Times New Roman" w:eastAsia="Times New Roman" w:hAnsi="Times New Roman" w:cs="Times New Roman"/>
+                <w:sz w:val="24"/>
+                <w:szCs w:val="24"/>
+                <w:rtl/>
+              </w:rPr>
+              <w:t xml:space="preserve"> غلط</w:t>
+            </w:r>
+          </w:p>
+        </w:tc>
+        <w:tc>
+          <w:tcPr>
+            <w:tcW w:w="0" w:type="auto"/>
+            <w:vAlign w:val="center"/>
+            <w:hideMark/>
+          </w:tcPr>
+          <w:p>
+            <w:pPr>
+              <w:bidi/>
+              <w:spacing w:after="0" w:line="240" w:lineRule="auto"/>
+              <w:rPr>
+                <w:rFonts w:ascii="Times New Roman" w:eastAsia="Times New Roman" w:hAnsi="Times New Roman" w:cs="Times New Roman"/>
+                <w:sz w:val="24"/>
+                <w:szCs w:val="24"/>
+                <w:rtl/>
+              </w:rPr>
+            </w:pPr>
+            <w:r>
+              <w:rPr>
+                <w:rFonts w:ascii="Courier New" w:eastAsia="Times New Roman" w:hAnsi="Courier New" w:cs="Courier New"/>
+                <w:b/>
+                <w:bCs/>
+                <w:sz w:val="20"/>
+                <w:szCs w:val="20"/>
+              </w:rPr>
+              <w:t>app.py</w:t>
+            </w:r>
+          </w:p>
+        </w:tc>
+      </w:tr>
+      <w:tr>
+        <w:trPr>
+          <w:tblCellSpacing w:w="15" w:type="dxa"/>
+        </w:trPr>
+        <w:tc>
+          <w:tcPr>
+            <w:tcW w:w="0" w:type="auto"/>
+            <w:vAlign w:val="center"/>
+            <w:hideMark/>
+          </w:tcPr>
+          <w:p>
+            <w:pPr>
+              <w:bidi/>
+              <w:spacing w:after="0" w:line="240" w:lineRule="auto"/>
+              <w:rPr>
+                <w:rFonts w:ascii="Times New Roman" w:eastAsia="Times New Roman" w:hAnsi="Times New Roman" w:cs="Times New Roman"/>
+                <w:sz w:val="24"/>
+                <w:szCs w:val="24"/>
+                <w:rtl/>
+              </w:rPr>
+            </w:pPr>
+            <w:r>
+              <w:rPr>
+                <w:rFonts w:ascii="Times New Roman" w:eastAsia="Times New Roman" w:hAnsi="Times New Roman" w:cs="Times New Roman"/>
+                <w:b/>
+                <w:bCs/>
+                <w:sz w:val="24"/>
+                <w:szCs w:val="24"/>
+              </w:rPr>
+              <w:t>E</w:t>
+            </w:r>
+            <w:r>
+              <w:rPr>
+                <w:rFonts w:ascii="Times New Roman" w:eastAsia="Times New Roman" w:hAnsi="Times New Roman" w:cs="Times New Roman"/>
+                <w:sz w:val="24"/>
+                <w:szCs w:val="24"/>
+                <w:rtl/>
+              </w:rPr>
+              <w:t xml:space="preserve"> تناقض </w:t>
+            </w:r>
+            <w:r>
+              <w:rPr>
+                <w:rFonts w:ascii="Times New Roman" w:eastAsia="Times New Roman" w:hAnsi="Times New Roman" w:cs="Times New Roman"/>
+                <w:sz w:val="24"/>
+                <w:szCs w:val="24"/>
+              </w:rPr>
+              <w:t>Medium/High</w:t>
+            </w:r>
+          </w:p>
+        </w:tc>
+        <w:tc>
+          <w:tcPr>
+            <w:tcW w:w="0" w:type="auto"/>
+            <w:vAlign w:val="center"/>
+            <w:hideMark/>
+          </w:tcPr>
+          <w:p>
+            <w:pPr>
+              <w:bidi/>
+              <w:spacing w:after="0" w:line="240" w:lineRule="auto"/>
+              <w:rPr>
+                <w:rFonts w:ascii="Times New Roman" w:eastAsia="Times New Roman" w:hAnsi="Times New Roman" w:cs="Times New Roman"/>
+                <w:sz w:val="24"/>
+                <w:szCs w:val="24"/>
+                <w:rtl/>
+              </w:rPr>
+            </w:pPr>
+            <w:r>
+              <w:rPr>
+                <w:rFonts w:ascii="Times New Roman" w:eastAsia="Times New Roman" w:hAnsi="Times New Roman" w:cs="Times New Roman"/>
+                <w:sz w:val="24"/>
+                <w:szCs w:val="24"/>
+              </w:rPr>
+              <w:t>agent +</w:t>
+            </w:r>
+            <w:r>
+              <w:rPr>
+                <w:rFonts w:ascii="Times New Roman" w:eastAsia="Times New Roman" w:hAnsi="Times New Roman" w:cs="Times New Roman"/>
+                <w:sz w:val="24"/>
+                <w:szCs w:val="24"/>
+                <w:rtl/>
+              </w:rPr>
+              <w:t xml:space="preserve"> </w:t>
+            </w:r>
+            <w:r>
+              <w:rPr>
+                <w:rFonts w:ascii="Courier New" w:eastAsia="Times New Roman" w:hAnsi="Courier New" w:cs="Courier New"/>
+                <w:sz w:val="20"/>
+                <w:szCs w:val="20"/>
+              </w:rPr>
+              <w:t>app.py</w:t>
+            </w:r>
+          </w:p>
+        </w:tc>
+      </w:tr>
+      <w:tr>
+        <w:trPr>
+          <w:tblCellSpacing w:w="15" w:type="dxa"/>
+        </w:trPr>
+        <w:tc>
+          <w:tcPr>
+            <w:tcW w:w="0" w:type="auto"/>
+            <w:vAlign w:val="center"/>
+            <w:hideMark/>
+          </w:tcPr>
+          <w:p>
+            <w:pPr>
+              <w:bidi/>
+              <w:spacing w:after="0" w:line="240" w:lineRule="auto"/>
+              <w:rPr>
+                <w:rFonts w:ascii="Times New Roman" w:eastAsia="Times New Roman" w:hAnsi="Times New Roman" w:cs="Times New Roman"/>
+                <w:sz w:val="24"/>
+                <w:szCs w:val="24"/>
+                <w:rtl/>
+              </w:rPr>
+            </w:pPr>
+            <w:r>
+              <w:rPr>
+                <w:rFonts w:ascii="Times New Roman" w:eastAsia="Times New Roman" w:hAnsi="Times New Roman" w:cs="Times New Roman"/>
+                <w:b/>
+                <w:bCs/>
+                <w:sz w:val="24"/>
+                <w:szCs w:val="24"/>
+              </w:rPr>
+              <w:lastRenderedPageBreak/>
+              <w:t>F</w:t>
+            </w:r>
+            <w:r>
+              <w:rPr>
+                <w:rFonts w:ascii="Times New Roman" w:eastAsia="Times New Roman" w:hAnsi="Times New Roman" w:cs="Times New Roman"/>
+                <w:sz w:val="24"/>
+                <w:szCs w:val="24"/>
+                <w:rtl/>
+              </w:rPr>
+              <w:t xml:space="preserve"> </w:t>
+            </w:r>
+            <w:r>
+              <w:rPr>
+                <w:rFonts w:ascii="Times New Roman" w:eastAsia="Times New Roman" w:hAnsi="Times New Roman" w:cs="Times New Roman"/>
+                <w:sz w:val="24"/>
+                <w:szCs w:val="24"/>
+              </w:rPr>
+              <w:t>RAG</w:t>
+            </w:r>
+            <w:r>
+              <w:rPr>
+                <w:rFonts w:ascii="Times New Roman" w:eastAsia="Times New Roman" w:hAnsi="Times New Roman" w:cs="Times New Roman"/>
+                <w:sz w:val="24"/>
+                <w:szCs w:val="24"/>
+                <w:rtl/>
+              </w:rPr>
+              <w:t xml:space="preserve"> بی‌اثر</w:t>
+            </w:r>
+          </w:p>
+        </w:tc>
+        <w:tc>
+          <w:tcPr>
+            <w:tcW w:w="0" w:type="auto"/>
+            <w:vAlign w:val="center"/>
+            <w:hideMark/>
+          </w:tcPr>
+          <w:p>
+            <w:pPr>
+              <w:bidi/>
+              <w:spacing w:after="0" w:line="240" w:lineRule="auto"/>
+              <w:rPr>
+                <w:rFonts w:ascii="Times New Roman" w:eastAsia="Times New Roman" w:hAnsi="Times New Roman" w:cs="Times New Roman"/>
+                <w:sz w:val="24"/>
+                <w:szCs w:val="24"/>
+                <w:rtl/>
+              </w:rPr>
+            </w:pPr>
+            <w:r>
+              <w:rPr>
+                <w:rFonts w:ascii="Courier New" w:eastAsia="Times New Roman" w:hAnsi="Courier New" w:cs="Courier New"/>
+                <w:sz w:val="20"/>
+                <w:szCs w:val="20"/>
+              </w:rPr>
+              <w:t>agent.py</w:t>
+            </w:r>
+          </w:p>
+        </w:tc>
+      </w:tr>
+      <w:tr>
+        <w:trPr>
+          <w:tblCellSpacing w:w="15" w:type="dxa"/>
+        </w:trPr>
+        <w:tc>
+          <w:tcPr>
+            <w:tcW w:w="0" w:type="auto"/>
+            <w:vAlign w:val="center"/>
+            <w:hideMark/>
+          </w:tcPr>
+          <w:p>
+            <w:pPr>
+              <w:bidi/>
+              <w:spacing w:after="0" w:line="240" w:lineRule="auto"/>
+              <w:rPr>
+                <w:rFonts w:ascii="Times New Roman" w:eastAsia="Times New Roman" w:hAnsi="Times New Roman" w:cs="Times New Roman"/>
+                <w:sz w:val="24"/>
+                <w:szCs w:val="24"/>
+                <w:rtl/>
+              </w:rPr>
+            </w:pPr>
+            <w:r>
+              <w:rPr>
+                <w:rFonts w:ascii="Times New Roman" w:eastAsia="Times New Roman" w:hAnsi="Times New Roman" w:cs="Times New Roman"/>
+                <w:b/>
+                <w:bCs/>
+                <w:sz w:val="24"/>
+                <w:szCs w:val="24"/>
+              </w:rPr>
+              <w:t>G</w:t>
+            </w:r>
+            <w:r>
+              <w:rPr>
+                <w:rFonts w:ascii="Times New Roman" w:eastAsia="Times New Roman" w:hAnsi="Times New Roman" w:cs="Times New Roman"/>
+                <w:sz w:val="24"/>
+                <w:szCs w:val="24"/>
+                <w:rtl/>
+              </w:rPr>
+              <w:t xml:space="preserve"> حلقه‌ی خودتأییدی</w:t>
+            </w:r>
+          </w:p>
+        </w:tc>
+        <w:tc>
+          <w:tcPr>
+            <w:tcW w:w="0" w:type="auto"/>
+            <w:vAlign w:val="center"/>
+            <w:hideMark/>
+          </w:tcPr>
+          <w:p>
+            <w:pPr>
+              <w:bidi/>
+              <w:spacing w:after="0" w:line="240" w:lineRule="auto"/>
+              <w:rPr>
+                <w:rFonts w:ascii="Times New Roman" w:eastAsia="Times New Roman" w:hAnsi="Times New Roman" w:cs="Times New Roman"/>
+                <w:sz w:val="24"/>
+                <w:szCs w:val="24"/>
+                <w:rtl/>
+              </w:rPr>
+            </w:pPr>
+            <w:r>
+              <w:rPr>
+                <w:rFonts w:ascii="Courier New" w:eastAsia="Times New Roman" w:hAnsi="Courier New" w:cs="Courier New"/>
+                <w:sz w:val="20"/>
+                <w:szCs w:val="20"/>
+              </w:rPr>
+              <w:t>memory_manager.py</w:t>
+            </w:r>
+          </w:p>
+        </w:tc>
+      </w:tr>
+      <w:tr>
+        <w:trPr>
+          <w:tblCellSpacing w:w="15" w:type="dxa"/>
+        </w:trPr>
+        <w:tc>
+          <w:tcPr>
+            <w:tcW w:w="0" w:type="auto"/>
+            <w:vAlign w:val="center"/>
+            <w:hideMark/>
+          </w:tcPr>
+          <w:p>
+            <w:pPr>
+              <w:bidi/>
+              <w:spacing w:after="0" w:line="240" w:lineRule="auto"/>
+              <w:rPr>
+                <w:rFonts w:ascii="Times New Roman" w:eastAsia="Times New Roman" w:hAnsi="Times New Roman" w:cs="Times New Roman"/>
+                <w:sz w:val="24"/>
+                <w:szCs w:val="24"/>
+                <w:rtl/>
+              </w:rPr>
+            </w:pPr>
+            <w:r>
+              <w:rPr>
+                <w:rFonts w:ascii="Times New Roman" w:eastAsia="Times New Roman" w:hAnsi="Times New Roman" w:cs="Times New Roman"/>
+                <w:b/>
+                <w:bCs/>
+                <w:sz w:val="24"/>
+                <w:szCs w:val="24"/>
+              </w:rPr>
+              <w:t>H</w:t>
+            </w:r>
+            <w:r>
+              <w:rPr>
+                <w:rFonts w:ascii="Times New Roman" w:eastAsia="Times New Roman" w:hAnsi="Times New Roman" w:cs="Times New Roman"/>
+                <w:sz w:val="24"/>
+                <w:szCs w:val="24"/>
+                <w:rtl/>
+              </w:rPr>
+              <w:t xml:space="preserve"> </w:t>
+            </w:r>
+            <w:r>
+              <w:rPr>
+                <w:rFonts w:ascii="Times New Roman" w:eastAsia="Times New Roman" w:hAnsi="Times New Roman" w:cs="Times New Roman"/>
+                <w:sz w:val="24"/>
+                <w:szCs w:val="24"/>
+              </w:rPr>
+              <w:t>truncation</w:t>
+            </w:r>
+          </w:p>
+        </w:tc>
+        <w:tc>
+          <w:tcPr>
+            <w:tcW w:w="0" w:type="auto"/>
+            <w:vAlign w:val="center"/>
+            <w:hideMark/>
+          </w:tcPr>
+          <w:p>
+            <w:pPr>
+              <w:bidi/>
+              <w:spacing w:after="0" w:line="240" w:lineRule="auto"/>
+              <w:rPr>
+                <w:rFonts w:ascii="Times New Roman" w:eastAsia="Times New Roman" w:hAnsi="Times New Roman" w:cs="Times New Roman"/>
+                <w:sz w:val="24"/>
+                <w:szCs w:val="24"/>
+                <w:rtl/>
+              </w:rPr>
+            </w:pPr>
+            <w:r>
+              <w:rPr>
+                <w:rFonts w:ascii="Courier New" w:eastAsia="Times New Roman" w:hAnsi="Courier New" w:cs="Courier New"/>
+                <w:sz w:val="20"/>
+                <w:szCs w:val="20"/>
+              </w:rPr>
+              <w:t>credit_agent.py</w:t>
+            </w:r>
+            <w:r>
+              <w:rPr>
+                <w:rFonts w:ascii="Times New Roman" w:eastAsia="Times New Roman" w:hAnsi="Times New Roman" w:cs="Times New Roman"/>
+                <w:sz w:val="24"/>
+                <w:szCs w:val="24"/>
+                <w:rtl/>
+              </w:rPr>
+              <w:t xml:space="preserve"> (</w:t>
+            </w:r>
+            <w:proofErr w:type="spellStart"/>
+            <w:r>
+              <w:rPr>
+                <w:rFonts w:ascii="Courier New" w:eastAsia="Times New Roman" w:hAnsi="Courier New" w:cs="Courier New"/>
+                <w:sz w:val="20"/>
+                <w:szCs w:val="20"/>
+              </w:rPr>
+              <w:t>max_tokens</w:t>
+            </w:r>
+            <w:proofErr w:type="spellEnd"/>
+            <w:r>
+              <w:rPr>
+                <w:rFonts w:ascii="Times New Roman" w:eastAsia="Times New Roman" w:hAnsi="Times New Roman" w:cs="Times New Roman"/>
+                <w:sz w:val="24"/>
+                <w:szCs w:val="24"/>
+                <w:rtl/>
+              </w:rPr>
+              <w:t>)</w:t>
+            </w:r>
+          </w:p>
+        </w:tc>
+      </w:tr>
+      <w:tr>
+        <w:trPr>
+          <w:tblCellSpacing w:w="15" w:type="dxa"/>
+        </w:trPr>
+        <w:tc>
+          <w:tcPr>
+            <w:tcW w:w="0" w:type="auto"/>
+            <w:vAlign w:val="center"/>
+            <w:hideMark/>
+          </w:tcPr>
+          <w:p>
+            <w:pPr>
+              <w:bidi/>
+              <w:spacing w:after="0" w:line="240" w:lineRule="auto"/>
+              <w:rPr>
+                <w:rFonts w:ascii="Times New Roman" w:eastAsia="Times New Roman" w:hAnsi="Times New Roman" w:cs="Times New Roman"/>
+                <w:sz w:val="24"/>
+                <w:szCs w:val="24"/>
+                <w:rtl/>
+              </w:rPr>
+            </w:pPr>
+            <w:r>
+              <w:rPr>
+                <w:rFonts w:ascii="Times New Roman" w:eastAsia="Times New Roman" w:hAnsi="Times New Roman" w:cs="Times New Roman"/>
+                <w:b/>
+                <w:bCs/>
+                <w:sz w:val="24"/>
+                <w:szCs w:val="24"/>
+              </w:rPr>
+              <w:t>I</w:t>
+            </w:r>
+            <w:r>
+              <w:rPr>
+                <w:rFonts w:ascii="Times New Roman" w:eastAsia="Times New Roman" w:hAnsi="Times New Roman" w:cs="Times New Roman"/>
+                <w:sz w:val="24"/>
+                <w:szCs w:val="24"/>
+                <w:rtl/>
+              </w:rPr>
+              <w:t xml:space="preserve"> </w:t>
+            </w:r>
+            <w:r>
+              <w:rPr>
+                <w:rFonts w:ascii="Times New Roman" w:eastAsia="Times New Roman" w:hAnsi="Times New Roman" w:cs="Times New Roman"/>
+                <w:sz w:val="24"/>
+                <w:szCs w:val="24"/>
+              </w:rPr>
+              <w:t>KPI</w:t>
+            </w:r>
+            <w:r>
+              <w:rPr>
+                <w:rFonts w:ascii="Times New Roman" w:eastAsia="Times New Roman" w:hAnsi="Times New Roman" w:cs="Times New Roman"/>
+                <w:sz w:val="24"/>
+                <w:szCs w:val="24"/>
+                <w:rtl/>
+              </w:rPr>
+              <w:t xml:space="preserve"> مرده</w:t>
+            </w:r>
+          </w:p>
+        </w:tc>
+        <w:tc>
+          <w:tcPr>
+            <w:tcW w:w="0" w:type="auto"/>
+            <w:vAlign w:val="center"/>
+            <w:hideMark/>
+          </w:tcPr>
+          <w:p>
+            <w:pPr>
+              <w:bidi/>
+              <w:spacing w:after="0" w:line="240" w:lineRule="auto"/>
+              <w:rPr>
+                <w:rFonts w:ascii="Times New Roman" w:eastAsia="Times New Roman" w:hAnsi="Times New Roman" w:cs="Times New Roman"/>
+                <w:sz w:val="24"/>
+                <w:szCs w:val="24"/>
+                <w:rtl/>
+              </w:rPr>
+            </w:pPr>
+            <w:r>
+              <w:rPr>
+                <w:rFonts w:ascii="Courier New" w:eastAsia="Times New Roman" w:hAnsi="Courier New" w:cs="Courier New"/>
+                <w:b/>
+                <w:bCs/>
+                <w:sz w:val="20"/>
+                <w:szCs w:val="20"/>
+              </w:rPr>
+              <w:t>app.py</w:t>
+            </w:r>
+          </w:p>
+        </w:tc>
+      </w:tr>
+      <w:tr>
+        <w:trPr>
+          <w:tblCellSpacing w:w="15" w:type="dxa"/>
+        </w:trPr>
+        <w:tc>
+          <w:tcPr>
+            <w:tcW w:w="0" w:type="auto"/>
+            <w:vAlign w:val="center"/>
+            <w:hideMark/>
+          </w:tcPr>
+          <w:p>
+            <w:pPr>
+              <w:bidi/>
+              <w:spacing w:after="0" w:line="240" w:lineRule="auto"/>
+              <w:rPr>
+                <w:rFonts w:ascii="Times New Roman" w:eastAsia="Times New Roman" w:hAnsi="Times New Roman" w:cs="Times New Roman"/>
+                <w:sz w:val="24"/>
+                <w:szCs w:val="24"/>
+                <w:rtl/>
+              </w:rPr>
+            </w:pPr>
+            <w:r>
+              <w:rPr>
+                <w:rFonts w:ascii="Times New Roman" w:eastAsia="Times New Roman" w:hAnsi="Times New Roman" w:cs="Times New Roman"/>
+                <w:b/>
+                <w:bCs/>
+                <w:sz w:val="24"/>
+                <w:szCs w:val="24"/>
+              </w:rPr>
+              <w:t>J</w:t>
+            </w:r>
+            <w:r>
+              <w:rPr>
+                <w:rFonts w:ascii="Times New Roman" w:eastAsia="Times New Roman" w:hAnsi="Times New Roman" w:cs="Times New Roman"/>
+                <w:sz w:val="24"/>
+                <w:szCs w:val="24"/>
+                <w:rtl/>
+              </w:rPr>
+              <w:t xml:space="preserve"> </w:t>
+            </w:r>
+            <w:r>
+              <w:rPr>
+                <w:rFonts w:ascii="Times New Roman" w:eastAsia="Times New Roman" w:hAnsi="Times New Roman" w:cs="Times New Roman"/>
+                <w:sz w:val="24"/>
+                <w:szCs w:val="24"/>
+              </w:rPr>
+              <w:t>cached/executed</w:t>
+            </w:r>
+          </w:p>
+        </w:tc>
+        <w:tc>
+          <w:tcPr>
+            <w:tcW w:w="0" w:type="auto"/>
+            <w:vAlign w:val="center"/>
+            <w:hideMark/>
+          </w:tcPr>
+          <w:p>
+            <w:pPr>
+              <w:bidi/>
+              <w:spacing w:after="0" w:line="240" w:lineRule="auto"/>
+              <w:rPr>
+                <w:rFonts w:ascii="Times New Roman" w:eastAsia="Times New Roman" w:hAnsi="Times New Roman" w:cs="Times New Roman"/>
+                <w:sz w:val="24"/>
+                <w:szCs w:val="24"/>
+                <w:rtl/>
+              </w:rPr>
+            </w:pPr>
+            <w:r>
+              <w:rPr>
+                <w:rFonts w:ascii="Times New Roman" w:eastAsia="Times New Roman" w:hAnsi="Times New Roman" w:cs="Times New Roman"/>
+                <w:sz w:val="24"/>
+                <w:szCs w:val="24"/>
+              </w:rPr>
+              <w:t>agent +</w:t>
+            </w:r>
+            <w:r>
+              <w:rPr>
+                <w:rFonts w:ascii="Times New Roman" w:eastAsia="Times New Roman" w:hAnsi="Times New Roman" w:cs="Times New Roman"/>
+                <w:sz w:val="24"/>
+                <w:szCs w:val="24"/>
+                <w:rtl/>
+              </w:rPr>
+              <w:t xml:space="preserve"> </w:t>
+            </w:r>
+            <w:r>
+              <w:rPr>
+                <w:rFonts w:ascii="Courier New" w:eastAsia="Times New Roman" w:hAnsi="Courier New" w:cs="Courier New"/>
+                <w:sz w:val="20"/>
+                <w:szCs w:val="20"/>
+              </w:rPr>
+              <w:t>app.py</w:t>
+            </w:r>
+          </w:p>
+        </w:tc>
+      </w:tr>
+      <w:tr>
+        <w:trPr>
+          <w:tblCellSpacing w:w="15" w:type="dxa"/>
+        </w:trPr>
+        <w:tc>
+          <w:tcPr>
+            <w:tcW w:w="0" w:type="auto"/>
+            <w:vAlign w:val="center"/>
+            <w:hideMark/>
+          </w:tcPr>
+          <w:p>
+            <w:pPr>
+              <w:bidi/>
+              <w:spacing w:after="0" w:line="240" w:lineRule="auto"/>
+              <w:rPr>
+                <w:rFonts w:ascii="Times New Roman" w:eastAsia="Times New Roman" w:hAnsi="Times New Roman" w:cs="Times New Roman"/>
+                <w:sz w:val="24"/>
+                <w:szCs w:val="24"/>
+                <w:rtl/>
+              </w:rPr>
+            </w:pPr>
+            <w:r>
+              <w:rPr>
+                <w:rFonts w:ascii="Times New Roman" w:eastAsia="Times New Roman" w:hAnsi="Times New Roman" w:cs="Times New Roman"/>
+                <w:b/>
+                <w:bCs/>
+                <w:sz w:val="24"/>
+                <w:szCs w:val="24"/>
+              </w:rPr>
+              <w:t>K</w:t>
+            </w:r>
+            <w:r>
+              <w:rPr>
+                <w:rFonts w:ascii="Times New Roman" w:eastAsia="Times New Roman" w:hAnsi="Times New Roman" w:cs="Times New Roman"/>
+                <w:sz w:val="24"/>
+                <w:szCs w:val="24"/>
+                <w:rtl/>
+              </w:rPr>
+              <w:t xml:space="preserve"> گام‌های مرده</w:t>
+            </w:r>
+          </w:p>
+        </w:tc>
+        <w:tc>
+          <w:tcPr>
+            <w:tcW w:w="0" w:type="auto"/>
+            <w:vAlign w:val="center"/>
+            <w:hideMark/>
+          </w:tcPr>
+          <w:p>
+            <w:pPr>
+              <w:bidi/>
+              <w:spacing w:after="0" w:line="240" w:lineRule="auto"/>
+              <w:rPr>
+                <w:rFonts w:ascii="Times New Roman" w:eastAsia="Times New Roman" w:hAnsi="Times New Roman" w:cs="Times New Roman"/>
+                <w:sz w:val="24"/>
+                <w:szCs w:val="24"/>
+                <w:rtl/>
+              </w:rPr>
+            </w:pPr>
+            <w:r>
+              <w:rPr>
+                <w:rFonts w:ascii="Courier New" w:eastAsia="Times New Roman" w:hAnsi="Courier New" w:cs="Courier New"/>
+                <w:sz w:val="20"/>
+                <w:szCs w:val="20"/>
+              </w:rPr>
+              <w:t>agent.py</w:t>
+            </w:r>
+          </w:p>
+        </w:tc>
+      </w:tr>
+      <w:tr>
+        <w:trPr>
+          <w:tblCellSpacing w:w="15" w:type="dxa"/>
+        </w:trPr>
+        <w:tc>
+          <w:tcPr>
+            <w:tcW w:w="0" w:type="auto"/>
+            <w:vAlign w:val="center"/>
+            <w:hideMark/>
+          </w:tcPr>
+          <w:p>
+            <w:pPr>
+              <w:bidi/>
+              <w:spacing w:after="0" w:line="240" w:lineRule="auto"/>
+              <w:rPr>
+                <w:rFonts w:ascii="Times New Roman" w:eastAsia="Times New Roman" w:hAnsi="Times New Roman" w:cs="Times New Roman"/>
+                <w:sz w:val="24"/>
+                <w:szCs w:val="24"/>
+                <w:rtl/>
+              </w:rPr>
+            </w:pPr>
+            <w:r>
+              <w:rPr>
+                <w:rFonts w:ascii="Times New Roman" w:eastAsia="Times New Roman" w:hAnsi="Times New Roman" w:cs="Times New Roman"/>
+                <w:b/>
+                <w:bCs/>
+                <w:sz w:val="24"/>
+                <w:szCs w:val="24"/>
+              </w:rPr>
+              <w:t>L/M</w:t>
+            </w:r>
+            <w:r>
+              <w:rPr>
+                <w:rFonts w:ascii="Times New Roman" w:eastAsia="Times New Roman" w:hAnsi="Times New Roman" w:cs="Times New Roman"/>
+                <w:sz w:val="24"/>
+                <w:szCs w:val="24"/>
+                <w:rtl/>
+              </w:rPr>
+              <w:t xml:space="preserve"> </w:t>
+            </w:r>
+            <w:proofErr w:type="spellStart"/>
+            <w:r>
+              <w:rPr>
+                <w:rFonts w:ascii="Times New Roman" w:eastAsia="Times New Roman" w:hAnsi="Times New Roman" w:cs="Times New Roman"/>
+                <w:sz w:val="24"/>
+                <w:szCs w:val="24"/>
+              </w:rPr>
+              <w:t>run_id</w:t>
+            </w:r>
+            <w:proofErr w:type="spellEnd"/>
+            <w:r>
+              <w:rPr>
+                <w:rFonts w:ascii="Times New Roman" w:eastAsia="Times New Roman" w:hAnsi="Times New Roman" w:cs="Times New Roman"/>
+                <w:sz w:val="24"/>
+                <w:szCs w:val="24"/>
+                <w:rtl/>
+              </w:rPr>
+              <w:t xml:space="preserve"> و </w:t>
+            </w:r>
+            <w:r>
+              <w:rPr>
+                <w:rFonts w:ascii="Times New Roman" w:eastAsia="Times New Roman" w:hAnsi="Times New Roman" w:cs="Times New Roman"/>
+                <w:sz w:val="24"/>
+                <w:szCs w:val="24"/>
+              </w:rPr>
+              <w:t>timing</w:t>
+            </w:r>
+          </w:p>
+        </w:tc>
+        <w:tc>
+          <w:tcPr>
+            <w:tcW w:w="0" w:type="auto"/>
+            <w:vAlign w:val="center"/>
+            <w:hideMark/>
+          </w:tcPr>
+          <w:p>
+            <w:pPr>
+              <w:bidi/>
+              <w:spacing w:after="0" w:line="240" w:lineRule="auto"/>
+              <w:rPr>
+                <w:rFonts w:ascii="Times New Roman" w:eastAsia="Times New Roman" w:hAnsi="Times New Roman" w:cs="Times New Roman"/>
+                <w:sz w:val="24"/>
+                <w:szCs w:val="24"/>
+                <w:rtl/>
+              </w:rPr>
+            </w:pPr>
+            <w:r>
+              <w:rPr>
+                <w:rFonts w:ascii="Times New Roman" w:eastAsia="Times New Roman" w:hAnsi="Times New Roman" w:cs="Times New Roman"/>
+                <w:sz w:val="24"/>
+                <w:szCs w:val="24"/>
+                <w:rtl/>
+              </w:rPr>
+              <w:t>هر دو</w:t>
+            </w:r>
+          </w:p>
+        </w:tc>
+      </w:tr>
+      <w:tr>
+        <w:trPr>
+          <w:tblCellSpacing w:w="15" w:type="dxa"/>
+        </w:trPr>
+        <w:tc>
+          <w:tcPr>
+            <w:tcW w:w="0" w:type="auto"/>
+            <w:vAlign w:val="center"/>
+            <w:hideMark/>
+          </w:tcPr>
+          <w:p>
+            <w:pPr>
+              <w:bidi/>
+              <w:spacing w:after="0" w:line="240" w:lineRule="auto"/>
+              <w:rPr>
+                <w:rFonts w:ascii="Times New Roman" w:eastAsia="Times New Roman" w:hAnsi="Times New Roman" w:cs="Times New Roman"/>
+                <w:sz w:val="24"/>
+                <w:szCs w:val="24"/>
+                <w:rtl/>
+              </w:rPr>
+            </w:pPr>
+            <w:r>
+              <w:rPr>
+                <w:rFonts w:ascii="Times New Roman" w:eastAsia="Times New Roman" w:hAnsi="Times New Roman" w:cs="Times New Roman"/>
+                <w:b/>
+                <w:bCs/>
+                <w:sz w:val="24"/>
+                <w:szCs w:val="24"/>
+              </w:rPr>
+              <w:t>N</w:t>
+            </w:r>
+            <w:r>
+              <w:rPr>
+                <w:rFonts w:ascii="Times New Roman" w:eastAsia="Times New Roman" w:hAnsi="Times New Roman" w:cs="Times New Roman"/>
+                <w:sz w:val="24"/>
+                <w:szCs w:val="24"/>
+                <w:rtl/>
+              </w:rPr>
+              <w:t xml:space="preserve"> نرمال‌سازی فارسی</w:t>
+            </w:r>
+          </w:p>
+        </w:tc>
+        <w:tc>
+          <w:tcPr>
+            <w:tcW w:w="0" w:type="auto"/>
+            <w:vAlign w:val="center"/>
+            <w:hideMark/>
+          </w:tcPr>
+          <w:p>
+            <w:pPr>
+              <w:bidi/>
+              <w:spacing w:after="0" w:line="240" w:lineRule="auto"/>
+              <w:rPr>
+                <w:rFonts w:ascii="Times New Roman" w:eastAsia="Times New Roman" w:hAnsi="Times New Roman" w:cs="Times New Roman"/>
+                <w:sz w:val="24"/>
+                <w:szCs w:val="24"/>
+                <w:rtl/>
+              </w:rPr>
+            </w:pPr>
+            <w:r>
+              <w:rPr>
+                <w:rFonts w:ascii="Courier New" w:eastAsia="Times New Roman" w:hAnsi="Courier New" w:cs="Courier New"/>
+                <w:sz w:val="20"/>
+                <w:szCs w:val="20"/>
+              </w:rPr>
+              <w:t>utils.py</w:t>
+            </w:r>
+            <w:r>
+              <w:rPr>
+                <w:rFonts w:ascii="Times New Roman" w:eastAsia="Times New Roman" w:hAnsi="Times New Roman" w:cs="Times New Roman"/>
+                <w:sz w:val="24"/>
+                <w:szCs w:val="24"/>
+                <w:rtl/>
+              </w:rPr>
+              <w:t xml:space="preserve"> (مشترک)</w:t>
+            </w:r>
+          </w:p>
+        </w:tc>
+      </w:tr>
+      <w:tr>
+        <w:trPr>
+          <w:tblCellSpacing w:w="15" w:type="dxa"/>
+        </w:trPr>
+        <w:tc>
+          <w:tcPr>
+            <w:tcW w:w="0" w:type="auto"/>
+            <w:vAlign w:val="center"/>
+            <w:hideMark/>
+          </w:tcPr>
+          <w:p>
+            <w:pPr>
+              <w:bidi/>
+              <w:spacing w:after="0" w:line="240" w:lineRule="auto"/>
+              <w:rPr>
+                <w:rFonts w:ascii="Times New Roman" w:eastAsia="Times New Roman" w:hAnsi="Times New Roman" w:cs="Times New Roman"/>
+                <w:sz w:val="24"/>
+                <w:szCs w:val="24"/>
+                <w:rtl/>
+              </w:rPr>
+            </w:pPr>
+            <w:r>
+              <w:rPr>
+                <w:rFonts w:ascii="Times New Roman" w:eastAsia="Times New Roman" w:hAnsi="Times New Roman" w:cs="Times New Roman"/>
+                <w:b/>
+                <w:bCs/>
+                <w:sz w:val="24"/>
+                <w:szCs w:val="24"/>
+              </w:rPr>
+              <w:t>O</w:t>
+            </w:r>
+            <w:r>
+              <w:rPr>
+                <w:rFonts w:ascii="Times New Roman" w:eastAsia="Times New Roman" w:hAnsi="Times New Roman" w:cs="Times New Roman"/>
+                <w:sz w:val="24"/>
+                <w:szCs w:val="24"/>
+                <w:rtl/>
+              </w:rPr>
+              <w:t xml:space="preserve"> تطبیق نام</w:t>
+            </w:r>
+          </w:p>
+        </w:tc>
+        <w:tc>
+          <w:tcPr>
+            <w:tcW w:w="0" w:type="auto"/>
+            <w:vAlign w:val="center"/>
+            <w:hideMark/>
+          </w:tcPr>
+          <w:p>
+            <w:pPr>
+              <w:bidi/>
+              <w:spacing w:after="0" w:line="240" w:lineRule="auto"/>
+              <w:rPr>
+                <w:rFonts w:ascii="Times New Roman" w:eastAsia="Times New Roman" w:hAnsi="Times New Roman" w:cs="Times New Roman"/>
+                <w:sz w:val="24"/>
+                <w:szCs w:val="24"/>
+                <w:rtl/>
+              </w:rPr>
+            </w:pPr>
+            <w:r>
+              <w:rPr>
+                <w:rFonts w:ascii="Courier New" w:eastAsia="Times New Roman" w:hAnsi="Courier New" w:cs="Courier New"/>
+                <w:sz w:val="20"/>
+                <w:szCs w:val="20"/>
+              </w:rPr>
+              <w:t>tools.py</w:t>
+            </w:r>
+          </w:p>
+        </w:tc>
+      </w:tr>
+      <w:tr>
+        <w:trPr>
+          <w:tblCellSpacing w:w="15" w:type="dxa"/>
+        </w:trPr>
+        <w:tc>
+          <w:tcPr>
+            <w:tcW w:w="0" w:type="auto"/>
+            <w:vAlign w:val="center"/>
+            <w:hideMark/>
+          </w:tcPr>
+          <w:p>
+            <w:pPr>
+              <w:bidi/>
+              <w:spacing w:after="0" w:line="240" w:lineRule="auto"/>
+              <w:rPr>
+                <w:rFonts w:ascii="Times New Roman" w:eastAsia="Times New Roman" w:hAnsi="Times New Roman" w:cs="Times New Roman"/>
+                <w:sz w:val="24"/>
+                <w:szCs w:val="24"/>
+                <w:rtl/>
+              </w:rPr>
+            </w:pPr>
+            <w:r>
+              <w:rPr>
+                <w:rFonts w:ascii="Times New Roman" w:eastAsia="Times New Roman" w:hAnsi="Times New Roman" w:cs="Times New Roman"/>
+                <w:b/>
+                <w:bCs/>
+                <w:sz w:val="24"/>
+                <w:szCs w:val="24"/>
+              </w:rPr>
+              <w:t>P</w:t>
+            </w:r>
+            <w:r>
+              <w:rPr>
+                <w:rFonts w:ascii="Times New Roman" w:eastAsia="Times New Roman" w:hAnsi="Times New Roman" w:cs="Times New Roman"/>
+                <w:sz w:val="24"/>
+                <w:szCs w:val="24"/>
+                <w:rtl/>
+              </w:rPr>
+              <w:t xml:space="preserve"> ممیز شناور</w:t>
+            </w:r>
+          </w:p>
+        </w:tc>
+        <w:tc>
+          <w:tcPr>
+            <w:tcW w:w="0" w:type="auto"/>
+            <w:vAlign w:val="center"/>
+            <w:hideMark/>
+          </w:tcPr>
+          <w:p>
+            <w:pPr>
+              <w:bidi/>
+              <w:spacing w:after="0" w:line="240" w:lineRule="auto"/>
+              <w:rPr>
+                <w:rFonts w:ascii="Times New Roman" w:eastAsia="Times New Roman" w:hAnsi="Times New Roman" w:cs="Times New Roman"/>
+                <w:sz w:val="24"/>
+                <w:szCs w:val="24"/>
+                <w:rtl/>
+              </w:rPr>
+            </w:pPr>
+            <w:r>
+              <w:rPr>
+                <w:rFonts w:ascii="Courier New" w:eastAsia="Times New Roman" w:hAnsi="Courier New" w:cs="Courier New"/>
+                <w:b/>
+                <w:bCs/>
+                <w:sz w:val="20"/>
+                <w:szCs w:val="20"/>
+              </w:rPr>
+              <w:t>app.py</w:t>
+            </w:r>
+            <w:r>
+              <w:rPr>
+                <w:rFonts w:ascii="Times New Roman" w:eastAsia="Times New Roman" w:hAnsi="Times New Roman" w:cs="Times New Roman"/>
+                <w:sz w:val="24"/>
+                <w:szCs w:val="24"/>
+                <w:rtl/>
+              </w:rPr>
+              <w:t xml:space="preserve"> (نمایش)</w:t>
+            </w:r>
+          </w:p>
+        </w:tc>
+      </w:tr>
+      <w:tr>
+        <w:trPr>
+          <w:tblCellSpacing w:w="15" w:type="dxa"/>
+        </w:trPr>
+        <w:tc>
+          <w:tcPr>
+            <w:tcW w:w="0" w:type="auto"/>
+            <w:vAlign w:val="center"/>
+            <w:hideMark/>
+          </w:tcPr>
+          <w:p>
+            <w:pPr>
+              <w:bidi/>
+              <w:spacing w:after="0" w:line="240" w:lineRule="auto"/>
+              <w:rPr>
+                <w:rFonts w:ascii="Times New Roman" w:eastAsia="Times New Roman" w:hAnsi="Times New Roman" w:cs="Times New Roman"/>
+                <w:sz w:val="24"/>
+                <w:szCs w:val="24"/>
+                <w:rtl/>
+              </w:rPr>
+            </w:pPr>
+            <w:r>
+              <w:rPr>
+                <w:rFonts w:ascii="Times New Roman" w:eastAsia="Times New Roman" w:hAnsi="Times New Roman" w:cs="Times New Roman"/>
+                <w:b/>
+                <w:bCs/>
+                <w:sz w:val="24"/>
+                <w:szCs w:val="24"/>
+              </w:rPr>
+              <w:t>Q</w:t>
+            </w:r>
+            <w:r>
+              <w:rPr>
+                <w:rFonts w:ascii="Times New Roman" w:eastAsia="Times New Roman" w:hAnsi="Times New Roman" w:cs="Times New Roman"/>
+                <w:sz w:val="24"/>
+                <w:szCs w:val="24"/>
+                <w:rtl/>
+              </w:rPr>
+              <w:t xml:space="preserve"> ذخیره‌ی قبل از اعتبارسنجی</w:t>
+            </w:r>
+          </w:p>
+        </w:tc>
+        <w:tc>
+          <w:tcPr>
+            <w:tcW w:w="0" w:type="auto"/>
+            <w:vAlign w:val="center"/>
+            <w:hideMark/>
+          </w:tcPr>
+          <w:p>
+            <w:pPr>
+              <w:bidi/>
+              <w:spacing w:after="0" w:line="240" w:lineRule="auto"/>
+              <w:rPr>
+                <w:rFonts w:ascii="Times New Roman" w:eastAsia="Times New Roman" w:hAnsi="Times New Roman" w:cs="Times New Roman"/>
+                <w:sz w:val="24"/>
+                <w:szCs w:val="24"/>
+                <w:rtl/>
+              </w:rPr>
+            </w:pPr>
+            <w:r>
+              <w:rPr>
+                <w:rFonts w:ascii="Courier New" w:eastAsia="Times New Roman" w:hAnsi="Courier New" w:cs="Courier New"/>
+                <w:b/>
+                <w:bCs/>
+                <w:sz w:val="20"/>
+                <w:szCs w:val="20"/>
+              </w:rPr>
+              <w:t>app.py</w:t>
             </w:r>
           </w:p>
         </w:tc>
@@ -2239,53 +3503,5280 @@
     </w:tbl>
     <w:p>
       <w:pPr>
-        <w:spacing w:after="0" w:line="240" w:lineRule="auto"/>
-        <w:rPr>
-          <w:rFonts w:ascii="Times New Roman" w:eastAsia="Times New Roman" w:hAnsi="Times New Roman" w:cs="Times New Roman"/>
-          <w:sz w:val="24"/>
-          <w:szCs w:val="24"/>
-          <w:rtl/>
-        </w:rPr>
+        <w:bidi/>
       </w:pPr>
       <w:r>
         <w:rPr>
-          <w:rFonts w:ascii="Times New Roman" w:eastAsia="Times New Roman" w:hAnsi="Times New Roman" w:cs="Times New Roman"/>
-          <w:sz w:val="24"/>
-          <w:szCs w:val="24"/>
-        </w:rPr>
-        <w:pict>
-          <v:rect id="_x0000_i1025" style="width:0;height:1.5pt" o:hralign="center" o:hrstd="t" o:hr="t" fillcolor="#a0a0a0" stroked="f"/>
-        </w:pict>
+          <w:rFonts w:cs="Arial" w:hint="eastAsia"/>
+          <w:rtl/>
+        </w:rPr>
+        <w:t>در</w:t>
+      </w:r>
+      <w:r>
+        <w:rPr>
+          <w:rFonts w:cs="Arial"/>
+          <w:rtl/>
+        </w:rPr>
+        <w:t xml:space="preserve"> پا</w:t>
+      </w:r>
+      <w:r>
+        <w:rPr>
+          <w:rFonts w:cs="Arial" w:hint="cs"/>
+          <w:rtl/>
+        </w:rPr>
+        <w:t>ی</w:t>
+      </w:r>
+      <w:r>
+        <w:rPr>
+          <w:rFonts w:cs="Arial" w:hint="eastAsia"/>
+          <w:rtl/>
+        </w:rPr>
+        <w:t>ان،</w:t>
+      </w:r>
+      <w:r>
+        <w:rPr>
+          <w:rFonts w:cs="Arial"/>
+          <w:rtl/>
+        </w:rPr>
+        <w:t xml:space="preserve"> </w:t>
+      </w:r>
+      <w:r>
+        <w:rPr>
+          <w:rFonts w:cs="Arial" w:hint="cs"/>
+          <w:rtl/>
+        </w:rPr>
+        <w:t>ی</w:t>
+      </w:r>
+      <w:r>
+        <w:rPr>
+          <w:rFonts w:cs="Arial" w:hint="eastAsia"/>
+          <w:rtl/>
+        </w:rPr>
+        <w:t>ک</w:t>
+      </w:r>
+      <w:r>
+        <w:rPr>
+          <w:rFonts w:cs="Arial"/>
+          <w:rtl/>
+        </w:rPr>
+        <w:t xml:space="preserve"> برنامه اصلاح مرحله‌بند</w:t>
+      </w:r>
+      <w:r>
+        <w:rPr>
+          <w:rFonts w:cs="Arial" w:hint="cs"/>
+          <w:rtl/>
+        </w:rPr>
+        <w:t>ی‌</w:t>
+      </w:r>
+      <w:r>
+        <w:rPr>
+          <w:rFonts w:cs="Arial" w:hint="eastAsia"/>
+          <w:rtl/>
+        </w:rPr>
+        <w:t>شده</w:t>
+      </w:r>
+      <w:r>
+        <w:rPr>
+          <w:rFonts w:cs="Arial"/>
+          <w:rtl/>
+        </w:rPr>
+        <w:t xml:space="preserve"> بده</w:t>
+      </w:r>
+      <w:r>
+        <w:t>.</w:t>
       </w:r>
     </w:p>
     <w:p>
       <w:pPr>
         <w:bidi/>
-        <w:spacing w:before="100" w:beforeAutospacing="1" w:after="100" w:afterAutospacing="1" w:line="240" w:lineRule="auto"/>
-        <w:outlineLvl w:val="1"/>
-        <w:rPr>
-          <w:rFonts w:ascii="Times New Roman" w:eastAsia="Times New Roman" w:hAnsi="Times New Roman" w:cs="Times New Roman"/>
-          <w:b/>
-          <w:bCs/>
-          <w:sz w:val="36"/>
-          <w:szCs w:val="36"/>
+        <w:rPr>
+          <w:rtl/>
         </w:rPr>
       </w:pPr>
       <w:r>
         <w:rPr>
-          <w:rFonts w:ascii="Times New Roman" w:eastAsia="Times New Roman" w:hAnsi="Times New Roman" w:cs="Times New Roman"/>
-          <w:b/>
-          <w:bCs/>
-          <w:sz w:val="36"/>
-          <w:szCs w:val="36"/>
-          <w:rtl/>
-        </w:rPr>
-        <w:t xml:space="preserve">فایل کامل اصلاح‌شده: </w:t>
-      </w:r>
+          <w:rFonts w:cs="Arial" w:hint="eastAsia"/>
+          <w:rtl/>
+        </w:rPr>
+        <w:t>ه</w:t>
+      </w:r>
+      <w:r>
+        <w:rPr>
+          <w:rFonts w:cs="Arial" w:hint="cs"/>
+          <w:rtl/>
+        </w:rPr>
+        <w:t>ی</w:t>
+      </w:r>
+      <w:r>
+        <w:rPr>
+          <w:rFonts w:cs="Arial" w:hint="eastAsia"/>
+          <w:rtl/>
+        </w:rPr>
+        <w:t>چ</w:t>
+      </w:r>
+      <w:r>
+        <w:rPr>
+          <w:rFonts w:cs="Arial"/>
+          <w:rtl/>
+        </w:rPr>
+        <w:t xml:space="preserve"> تغ</w:t>
+      </w:r>
+      <w:r>
+        <w:rPr>
+          <w:rFonts w:cs="Arial" w:hint="cs"/>
+          <w:rtl/>
+        </w:rPr>
+        <w:t>یی</w:t>
+      </w:r>
+      <w:r>
+        <w:rPr>
+          <w:rFonts w:cs="Arial" w:hint="eastAsia"/>
+          <w:rtl/>
+        </w:rPr>
+        <w:t>ر</w:t>
+      </w:r>
+      <w:r>
+        <w:rPr>
+          <w:rFonts w:cs="Arial" w:hint="cs"/>
+          <w:rtl/>
+        </w:rPr>
+        <w:t>ی</w:t>
+      </w:r>
+      <w:r>
+        <w:rPr>
+          <w:rFonts w:cs="Arial"/>
+          <w:rtl/>
+        </w:rPr>
+        <w:t xml:space="preserve"> در فا</w:t>
+      </w:r>
+      <w:r>
+        <w:rPr>
+          <w:rFonts w:cs="Arial" w:hint="cs"/>
+          <w:rtl/>
+        </w:rPr>
+        <w:t>ی</w:t>
+      </w:r>
+      <w:r>
+        <w:rPr>
+          <w:rFonts w:cs="Arial" w:hint="eastAsia"/>
+          <w:rtl/>
+        </w:rPr>
+        <w:t>ل‌ها</w:t>
+      </w:r>
+      <w:r>
+        <w:rPr>
+          <w:rFonts w:cs="Arial"/>
+          <w:rtl/>
+        </w:rPr>
+        <w:t xml:space="preserve"> ا</w:t>
+      </w:r>
+      <w:r>
+        <w:rPr>
+          <w:rFonts w:cs="Arial" w:hint="cs"/>
+          <w:rtl/>
+        </w:rPr>
+        <w:t>ی</w:t>
+      </w:r>
+      <w:r>
+        <w:rPr>
+          <w:rFonts w:cs="Arial" w:hint="eastAsia"/>
+          <w:rtl/>
+        </w:rPr>
+        <w:t>جاد</w:t>
+      </w:r>
+      <w:r>
+        <w:rPr>
+          <w:rFonts w:cs="Arial"/>
+          <w:rtl/>
+        </w:rPr>
+        <w:t xml:space="preserve"> نکن</w:t>
+      </w:r>
+      <w:r>
+        <w:t>.</w:t>
+      </w:r>
+      <w:bookmarkEnd w:id="0"/>
+      <w:bookmarkEnd w:id="1"/>
     </w:p>
     <w:p>
-      <w:bookmarkStart w:id="0" w:name="_GoBack"/>
-      <w:bookmarkEnd w:id="0"/>
+      <w:pPr>
+        <w:bidi/>
+        <w:rPr>
+          <w:rtl/>
+        </w:rPr>
+      </w:pPr>
+    </w:p>
+    <w:p>
+      <w:pPr>
+        <w:bidi/>
+        <w:rPr>
+          <w:rtl/>
+        </w:rPr>
+      </w:pPr>
+    </w:p>
+    <w:p>
+      <w:pPr>
+        <w:pStyle w:val="ds-markdown-paragraph"/>
+        <w:shd w:val="clear" w:color="auto" w:fill="151517"/>
+        <w:bidi/>
+        <w:spacing w:before="240" w:beforeAutospacing="0" w:after="240" w:afterAutospacing="0" w:line="420" w:lineRule="atLeast"/>
+        <w:rPr>
+          <w:rFonts w:ascii="Segoe UI" w:hAnsi="Segoe UI" w:cs="Segoe UI"/>
+          <w:color w:val="F9FAFB"/>
+        </w:rPr>
+      </w:pPr>
+      <w:r>
+        <w:rPr>
+          <w:rStyle w:val="Strong"/>
+          <w:rFonts w:ascii="Segoe UI" w:hAnsi="Segoe UI" w:cs="Segoe UI"/>
+          <w:color w:val="F9FAFB"/>
+          <w:rtl/>
+        </w:rPr>
+        <w:t>مدل منسوخ شده است</w:t>
+      </w:r>
+      <w:r>
+        <w:rPr>
+          <w:rStyle w:val="Strong"/>
+          <w:rFonts w:ascii="Segoe UI" w:hAnsi="Segoe UI" w:cs="Segoe UI"/>
+          <w:color w:val="F9FAFB"/>
+        </w:rPr>
+        <w:t>.</w:t>
+      </w:r>
+      <w:r>
+        <w:rPr>
+          <w:rFonts w:ascii="Segoe UI" w:hAnsi="Segoe UI" w:cs="Segoe UI"/>
+          <w:color w:val="F9FAFB"/>
+        </w:rPr>
+        <w:t> </w:t>
+      </w:r>
+      <w:r>
+        <w:rPr>
+          <w:rFonts w:ascii="Segoe UI" w:hAnsi="Segoe UI" w:cs="Segoe UI"/>
+          <w:color w:val="F9FAFB"/>
+          <w:rtl/>
+        </w:rPr>
+        <w:t>این مدل در تاریخ </w:t>
+      </w:r>
+      <w:r>
+        <w:rPr>
+          <w:rStyle w:val="Strong"/>
+          <w:rFonts w:ascii="Segoe UI" w:hAnsi="Segoe UI" w:cs="Segoe UI"/>
+          <w:color w:val="F9FAFB"/>
+          <w:rtl/>
+          <w:lang w:bidi="fa-IR"/>
+        </w:rPr>
+        <w:t>۲</w:t>
+      </w:r>
+      <w:r>
+        <w:rPr>
+          <w:rStyle w:val="Strong"/>
+          <w:rFonts w:ascii="Segoe UI" w:hAnsi="Segoe UI" w:cs="Segoe UI"/>
+          <w:color w:val="F9FAFB"/>
+        </w:rPr>
+        <w:t xml:space="preserve"> </w:t>
+      </w:r>
+      <w:r>
+        <w:rPr>
+          <w:rStyle w:val="Strong"/>
+          <w:rFonts w:ascii="Segoe UI" w:hAnsi="Segoe UI" w:cs="Segoe UI"/>
+          <w:color w:val="F9FAFB"/>
+          <w:rtl/>
+        </w:rPr>
+        <w:t xml:space="preserve">ژوئن </w:t>
+      </w:r>
+      <w:r>
+        <w:rPr>
+          <w:rStyle w:val="Strong"/>
+          <w:rFonts w:ascii="Segoe UI" w:hAnsi="Segoe UI" w:cs="Segoe UI"/>
+          <w:color w:val="F9FAFB"/>
+          <w:rtl/>
+          <w:lang w:bidi="fa-IR"/>
+        </w:rPr>
+        <w:t>۲۰۲۶</w:t>
+      </w:r>
+      <w:r>
+        <w:rPr>
+          <w:rFonts w:ascii="Segoe UI" w:hAnsi="Segoe UI" w:cs="Segoe UI"/>
+          <w:color w:val="F9FAFB"/>
+          <w:rtl/>
+        </w:rPr>
+        <w:t> از محیط</w:t>
+      </w:r>
+      <w:r>
+        <w:rPr>
+          <w:rFonts w:ascii="Segoe UI" w:hAnsi="Segoe UI" w:cs="Segoe UI"/>
+          <w:color w:val="F9FAFB"/>
+        </w:rPr>
+        <w:t xml:space="preserve"> Codex </w:t>
+      </w:r>
+      <w:r>
+        <w:rPr>
+          <w:rFonts w:ascii="Segoe UI" w:hAnsi="Segoe UI" w:cs="Segoe UI"/>
+          <w:color w:val="F9FAFB"/>
+          <w:rtl/>
+        </w:rPr>
+        <w:t>برای کاربرانی که با حساب</w:t>
+      </w:r>
+      <w:r>
+        <w:rPr>
+          <w:rFonts w:ascii="Segoe UI" w:hAnsi="Segoe UI" w:cs="Segoe UI"/>
+          <w:color w:val="F9FAFB"/>
+        </w:rPr>
+        <w:t xml:space="preserve"> </w:t>
+      </w:r>
+      <w:proofErr w:type="spellStart"/>
+      <w:r>
+        <w:rPr>
+          <w:rFonts w:ascii="Segoe UI" w:hAnsi="Segoe UI" w:cs="Segoe UI"/>
+          <w:color w:val="F9FAFB"/>
+        </w:rPr>
+        <w:t>ChatGPT</w:t>
+      </w:r>
+      <w:proofErr w:type="spellEnd"/>
+      <w:r>
+        <w:rPr>
+          <w:rFonts w:ascii="Segoe UI" w:hAnsi="Segoe UI" w:cs="Segoe UI"/>
+          <w:color w:val="F9FAFB"/>
+        </w:rPr>
+        <w:t xml:space="preserve"> </w:t>
+      </w:r>
+      <w:r>
+        <w:rPr>
+          <w:rFonts w:ascii="Segoe UI" w:hAnsi="Segoe UI" w:cs="Segoe UI"/>
+          <w:color w:val="F9FAFB"/>
+          <w:rtl/>
+        </w:rPr>
+        <w:t>وارد می‌شوند، </w:t>
+      </w:r>
+      <w:r>
+        <w:rPr>
+          <w:rStyle w:val="Strong"/>
+          <w:rFonts w:ascii="Segoe UI" w:hAnsi="Segoe UI" w:cs="Segoe UI"/>
+          <w:color w:val="F9FAFB"/>
+          <w:rtl/>
+        </w:rPr>
+        <w:t>حذف</w:t>
+      </w:r>
+      <w:r>
+        <w:rPr>
+          <w:rStyle w:val="Strong"/>
+          <w:rFonts w:ascii="Segoe UI" w:hAnsi="Segoe UI" w:cs="Segoe UI"/>
+          <w:color w:val="F9FAFB"/>
+        </w:rPr>
+        <w:t xml:space="preserve"> (Retired)</w:t>
+      </w:r>
+      <w:r>
+        <w:rPr>
+          <w:rFonts w:ascii="Segoe UI" w:hAnsi="Segoe UI" w:cs="Segoe UI"/>
+          <w:color w:val="F9FAFB"/>
+        </w:rPr>
+        <w:t> </w:t>
+      </w:r>
+      <w:r>
+        <w:rPr>
+          <w:rFonts w:ascii="Segoe UI" w:hAnsi="Segoe UI" w:cs="Segoe UI"/>
+          <w:color w:val="F9FAFB"/>
+          <w:rtl/>
+        </w:rPr>
+        <w:t>شده است </w:t>
+      </w:r>
+      <w:r>
+        <w:rPr>
+          <w:rFonts w:ascii="Segoe UI" w:hAnsi="Segoe UI" w:cs="Segoe UI"/>
+          <w:color w:val="F9FAFB"/>
+        </w:rPr>
+        <w:t xml:space="preserve">. </w:t>
+      </w:r>
+      <w:r>
+        <w:rPr>
+          <w:rFonts w:ascii="Segoe UI" w:hAnsi="Segoe UI" w:cs="Segoe UI"/>
+          <w:color w:val="F9FAFB"/>
+          <w:rtl/>
+        </w:rPr>
+        <w:t xml:space="preserve">دلیل این اقدام، ساده‌سازی زیرساخت و سهم کمتر از </w:t>
+      </w:r>
+      <w:r>
+        <w:rPr>
+          <w:rFonts w:ascii="Segoe UI" w:hAnsi="Segoe UI" w:cs="Segoe UI"/>
+          <w:color w:val="F9FAFB"/>
+          <w:rtl/>
+          <w:lang w:bidi="fa-IR"/>
+        </w:rPr>
+        <w:t>۱٪</w:t>
+      </w:r>
+      <w:r>
+        <w:rPr>
+          <w:rFonts w:ascii="Segoe UI" w:hAnsi="Segoe UI" w:cs="Segoe UI"/>
+          <w:color w:val="F9FAFB"/>
+          <w:rtl/>
+        </w:rPr>
+        <w:t xml:space="preserve"> استفاده از این مدل در محیط تولید عنوان شده است </w:t>
+      </w:r>
+      <w:r>
+        <w:rPr>
+          <w:rFonts w:ascii="Segoe UI" w:hAnsi="Segoe UI" w:cs="Segoe UI"/>
+          <w:color w:val="F9FAFB"/>
+        </w:rPr>
+        <w:t xml:space="preserve">. </w:t>
+      </w:r>
+      <w:r>
+        <w:rPr>
+          <w:rFonts w:ascii="Segoe UI" w:hAnsi="Segoe UI" w:cs="Segoe UI"/>
+          <w:color w:val="F9FAFB"/>
+          <w:rtl/>
+        </w:rPr>
+        <w:t>در نتیجه، </w:t>
+      </w:r>
+      <w:r>
+        <w:rPr>
+          <w:rStyle w:val="Strong"/>
+          <w:rFonts w:ascii="Segoe UI" w:hAnsi="Segoe UI" w:cs="Segoe UI"/>
+          <w:color w:val="F9FAFB"/>
+          <w:rtl/>
+        </w:rPr>
+        <w:t>برنامه‌نویسان حرفه‌ای که از</w:t>
+      </w:r>
+      <w:r>
+        <w:rPr>
+          <w:rStyle w:val="Strong"/>
+          <w:rFonts w:ascii="Segoe UI" w:hAnsi="Segoe UI" w:cs="Segoe UI"/>
+          <w:color w:val="F9FAFB"/>
+        </w:rPr>
+        <w:t xml:space="preserve"> Codex </w:t>
+      </w:r>
+      <w:r>
+        <w:rPr>
+          <w:rStyle w:val="Strong"/>
+          <w:rFonts w:ascii="Segoe UI" w:hAnsi="Segoe UI" w:cs="Segoe UI"/>
+          <w:color w:val="F9FAFB"/>
+          <w:rtl/>
+        </w:rPr>
+        <w:t>استفاده می‌کنند، دیگر از این مدل استفاده نمی‌کنند و به مدل‌های جدیدتری مانند</w:t>
+      </w:r>
+      <w:r>
+        <w:rPr>
+          <w:rStyle w:val="Strong"/>
+          <w:rFonts w:ascii="Segoe UI" w:hAnsi="Segoe UI" w:cs="Segoe UI"/>
+          <w:color w:val="F9FAFB"/>
+        </w:rPr>
+        <w:t xml:space="preserve"> GPT-5.5 </w:t>
+      </w:r>
+      <w:r>
+        <w:rPr>
+          <w:rStyle w:val="Strong"/>
+          <w:rFonts w:ascii="Segoe UI" w:hAnsi="Segoe UI" w:cs="Segoe UI"/>
+          <w:color w:val="F9FAFB"/>
+          <w:rtl/>
+        </w:rPr>
+        <w:t>مهاجرت کرده‌اند</w:t>
+      </w:r>
+      <w:r>
+        <w:rPr>
+          <w:rFonts w:ascii="Segoe UI" w:hAnsi="Segoe UI" w:cs="Segoe UI"/>
+          <w:color w:val="F9FAFB"/>
+          <w:rtl/>
+        </w:rPr>
+        <w:t> </w:t>
+      </w:r>
+      <w:r>
+        <w:rPr>
+          <w:rFonts w:ascii="Segoe UI" w:hAnsi="Segoe UI" w:cs="Segoe UI"/>
+          <w:color w:val="F9FAFB"/>
+        </w:rPr>
+        <w:t>.</w:t>
+      </w:r>
+    </w:p>
+    <w:p>
+      <w:pPr>
+        <w:pStyle w:val="ds-markdown-paragraph"/>
+        <w:shd w:val="clear" w:color="auto" w:fill="151517"/>
+        <w:bidi/>
+        <w:spacing w:before="240" w:beforeAutospacing="0" w:line="420" w:lineRule="atLeast"/>
+        <w:rPr>
+          <w:rFonts w:ascii="Segoe UI" w:hAnsi="Segoe UI" w:cs="Segoe UI"/>
+          <w:color w:val="F9FAFB"/>
+        </w:rPr>
+      </w:pPr>
+      <w:r>
+        <w:rPr>
+          <w:rFonts w:ascii="Segoe UI" w:hAnsi="Segoe UI" w:cs="Segoe UI"/>
+          <w:color w:val="F9FAFB"/>
+          <w:rtl/>
+        </w:rPr>
+        <w:t>تنها استثنا، دسترسی به این مدل از طریق </w:t>
+      </w:r>
+      <w:r>
+        <w:rPr>
+          <w:rStyle w:val="Strong"/>
+          <w:rFonts w:ascii="Segoe UI" w:hAnsi="Segoe UI" w:cs="Segoe UI"/>
+          <w:color w:val="F9FAFB"/>
+        </w:rPr>
+        <w:t>API</w:t>
+      </w:r>
+      <w:r>
+        <w:rPr>
+          <w:rFonts w:ascii="Segoe UI" w:hAnsi="Segoe UI" w:cs="Segoe UI"/>
+          <w:color w:val="F9FAFB"/>
+        </w:rPr>
+        <w:t> </w:t>
+      </w:r>
+      <w:r>
+        <w:rPr>
+          <w:rFonts w:ascii="Segoe UI" w:hAnsi="Segoe UI" w:cs="Segoe UI"/>
+          <w:color w:val="F9FAFB"/>
+          <w:rtl/>
+        </w:rPr>
+        <w:t>است که همچنان برای حفظ یکپارچگی با سیستم‌های قدیمی در دسترس باقی مانده است </w:t>
+      </w:r>
+      <w:r>
+        <w:rPr>
+          <w:rFonts w:ascii="Segoe UI" w:hAnsi="Segoe UI" w:cs="Segoe UI"/>
+          <w:color w:val="F9FAFB"/>
+        </w:rPr>
+        <w:t xml:space="preserve">. </w:t>
+      </w:r>
+      <w:r>
+        <w:rPr>
+          <w:rFonts w:ascii="Segoe UI" w:hAnsi="Segoe UI" w:cs="Segoe UI"/>
+          <w:color w:val="F9FAFB"/>
+          <w:rtl/>
+        </w:rPr>
+        <w:t>همچنین نسخه سبک‌تر آن، </w:t>
+      </w:r>
+      <w:r>
+        <w:rPr>
+          <w:rStyle w:val="Strong"/>
+          <w:rFonts w:ascii="Segoe UI" w:hAnsi="Segoe UI" w:cs="Segoe UI"/>
+          <w:color w:val="F9FAFB"/>
+        </w:rPr>
+        <w:t>GPT-5.3-Codex-Spark</w:t>
+      </w:r>
+      <w:r>
+        <w:rPr>
+          <w:rFonts w:ascii="Segoe UI" w:hAnsi="Segoe UI" w:cs="Segoe UI"/>
+          <w:color w:val="F9FAFB"/>
+          <w:rtl/>
+        </w:rPr>
+        <w:t>، از این حذف‌شدن مستثنی شده است </w:t>
+      </w:r>
+      <w:r>
+        <w:rPr>
+          <w:rFonts w:ascii="Segoe UI" w:hAnsi="Segoe UI" w:cs="Segoe UI"/>
+          <w:color w:val="F9FAFB"/>
+        </w:rPr>
+        <w:t>.</w:t>
+      </w:r>
+    </w:p>
+    <w:p>
+      <w:pPr>
+        <w:pStyle w:val="ds-markdown-paragraph"/>
+        <w:shd w:val="clear" w:color="auto" w:fill="151517"/>
+        <w:bidi/>
+        <w:spacing w:after="240" w:afterAutospacing="0" w:line="420" w:lineRule="atLeast"/>
+        <w:rPr>
+          <w:rFonts w:ascii="Segoe UI" w:hAnsi="Segoe UI" w:cs="Segoe UI"/>
+          <w:color w:val="F9FAFB"/>
+        </w:rPr>
+      </w:pPr>
+      <w:r>
+        <w:rPr>
+          <w:rFonts w:ascii="Segoe UI" w:hAnsi="Segoe UI" w:cs="Segoe UI"/>
+          <w:color w:val="F9FAFB"/>
+          <w:rtl/>
+        </w:rPr>
+        <w:t>مدل</w:t>
+      </w:r>
+      <w:r>
+        <w:rPr>
+          <w:rFonts w:ascii="Segoe UI" w:hAnsi="Segoe UI" w:cs="Segoe UI"/>
+          <w:color w:val="F9FAFB"/>
+        </w:rPr>
+        <w:t xml:space="preserve"> GPT-5.3-Codex </w:t>
+      </w:r>
+      <w:r>
+        <w:rPr>
+          <w:rFonts w:ascii="Segoe UI" w:hAnsi="Segoe UI" w:cs="Segoe UI"/>
+          <w:color w:val="F9FAFB"/>
+          <w:rtl/>
+        </w:rPr>
+        <w:t>منسوخ شده و استفاده از آن توصیه نمی‌شود</w:t>
+      </w:r>
+      <w:r>
+        <w:rPr>
+          <w:rFonts w:ascii="Segoe UI" w:hAnsi="Segoe UI" w:cs="Segoe UI"/>
+          <w:color w:val="F9FAFB"/>
+        </w:rPr>
+        <w:t xml:space="preserve">. </w:t>
+      </w:r>
+      <w:r>
+        <w:rPr>
+          <w:rFonts w:ascii="Segoe UI" w:hAnsi="Segoe UI" w:cs="Segoe UI"/>
+          <w:color w:val="F9FAFB"/>
+          <w:rtl/>
+        </w:rPr>
+        <w:t>خوشبختانه گزینه‌های قدرتمند و به‌روزتری برای جایگزینی آن وجود دارند که عملکردی در سطح یا فراتر از</w:t>
+      </w:r>
+      <w:r>
+        <w:rPr>
+          <w:rFonts w:ascii="Segoe UI" w:hAnsi="Segoe UI" w:cs="Segoe UI"/>
+          <w:color w:val="F9FAFB"/>
+        </w:rPr>
+        <w:t xml:space="preserve"> Claude Code </w:t>
+      </w:r>
+      <w:r>
+        <w:rPr>
+          <w:rFonts w:ascii="Segoe UI" w:hAnsi="Segoe UI" w:cs="Segoe UI"/>
+          <w:color w:val="F9FAFB"/>
+          <w:rtl/>
+        </w:rPr>
+        <w:t>ارائه می‌دهند</w:t>
+      </w:r>
+      <w:r>
+        <w:rPr>
+          <w:rFonts w:ascii="Segoe UI" w:hAnsi="Segoe UI" w:cs="Segoe UI"/>
+          <w:color w:val="F9FAFB"/>
+        </w:rPr>
+        <w:t>.</w:t>
+      </w:r>
+    </w:p>
+    <w:p>
+      <w:pPr>
+        <w:pStyle w:val="Heading3"/>
+        <w:shd w:val="clear" w:color="auto" w:fill="151517"/>
+        <w:bidi/>
+        <w:spacing w:before="480" w:after="240" w:line="450" w:lineRule="atLeast"/>
+        <w:rPr>
+          <w:rFonts w:ascii="Segoe UI" w:hAnsi="Segoe UI" w:cs="Segoe UI"/>
+          <w:color w:val="F9FAFB"/>
+          <w:sz w:val="30"/>
+          <w:szCs w:val="30"/>
+        </w:rPr>
+      </w:pPr>
+      <w:r>
+        <w:rPr>
+          <w:rFonts w:ascii="Segoe UI Symbol" w:hAnsi="Segoe UI Symbol" w:cs="Segoe UI Symbol"/>
+          <w:color w:val="F9FAFB"/>
+          <w:sz w:val="30"/>
+          <w:szCs w:val="30"/>
+        </w:rPr>
+        <w:t>🔍</w:t>
+      </w:r>
+      <w:r>
+        <w:rPr>
+          <w:rFonts w:ascii="Segoe UI" w:hAnsi="Segoe UI" w:cs="Segoe UI"/>
+          <w:color w:val="F9FAFB"/>
+          <w:sz w:val="30"/>
+          <w:szCs w:val="30"/>
+        </w:rPr>
+        <w:t xml:space="preserve"> </w:t>
+      </w:r>
+      <w:r>
+        <w:rPr>
+          <w:rFonts w:ascii="Segoe UI" w:hAnsi="Segoe UI" w:cs="Segoe UI"/>
+          <w:color w:val="F9FAFB"/>
+          <w:sz w:val="30"/>
+          <w:szCs w:val="30"/>
+          <w:rtl/>
+        </w:rPr>
+        <w:t>گزینه‌های جایگزین قوی و کاربردی</w:t>
+      </w:r>
+    </w:p>
+    <w:p>
+      <w:pPr>
+        <w:pStyle w:val="ds-markdown-paragraph"/>
+        <w:shd w:val="clear" w:color="auto" w:fill="151517"/>
+        <w:bidi/>
+        <w:spacing w:before="240" w:beforeAutospacing="0" w:after="240" w:afterAutospacing="0" w:line="420" w:lineRule="atLeast"/>
+        <w:rPr>
+          <w:rFonts w:ascii="Segoe UI" w:hAnsi="Segoe UI" w:cs="Segoe UI"/>
+          <w:color w:val="F9FAFB"/>
+        </w:rPr>
+      </w:pPr>
+      <w:r>
+        <w:rPr>
+          <w:rFonts w:ascii="Segoe UI" w:hAnsi="Segoe UI" w:cs="Segoe UI"/>
+          <w:color w:val="F9FAFB"/>
+          <w:rtl/>
+        </w:rPr>
+        <w:t>انتخاب بهترین گزینه به نیاز شما بستگی دارد</w:t>
+      </w:r>
+      <w:r>
+        <w:rPr>
+          <w:rFonts w:ascii="Segoe UI" w:hAnsi="Segoe UI" w:cs="Segoe UI"/>
+          <w:color w:val="F9FAFB"/>
+        </w:rPr>
+        <w:t>:</w:t>
+      </w:r>
+    </w:p>
+    <w:p>
+      <w:pPr>
+        <w:pStyle w:val="ds-markdown-paragraph"/>
+        <w:numPr>
+          <w:ilvl w:val="0"/>
+          <w:numId w:val="1"/>
+        </w:numPr>
+        <w:shd w:val="clear" w:color="auto" w:fill="151517"/>
+        <w:bidi/>
+        <w:spacing w:after="0" w:afterAutospacing="0" w:line="420" w:lineRule="atLeast"/>
+        <w:ind w:left="0"/>
+        <w:rPr>
+          <w:rFonts w:ascii="Segoe UI" w:hAnsi="Segoe UI" w:cs="Segoe UI"/>
+          <w:color w:val="F9FAFB"/>
+        </w:rPr>
+      </w:pPr>
+      <w:proofErr w:type="spellStart"/>
+      <w:r>
+        <w:rPr>
+          <w:rStyle w:val="Strong"/>
+          <w:rFonts w:ascii="Segoe UI" w:eastAsiaTheme="majorEastAsia" w:hAnsi="Segoe UI" w:cs="Segoe UI"/>
+          <w:color w:val="F9FAFB"/>
+        </w:rPr>
+        <w:lastRenderedPageBreak/>
+        <w:t>OpenAI</w:t>
+      </w:r>
+      <w:proofErr w:type="spellEnd"/>
+      <w:r>
+        <w:rPr>
+          <w:rStyle w:val="Strong"/>
+          <w:rFonts w:ascii="Segoe UI" w:eastAsiaTheme="majorEastAsia" w:hAnsi="Segoe UI" w:cs="Segoe UI"/>
+          <w:color w:val="F9FAFB"/>
+        </w:rPr>
+        <w:t xml:space="preserve"> Codex </w:t>
+      </w:r>
+      <w:r>
+        <w:rPr>
+          <w:rStyle w:val="Strong"/>
+          <w:rFonts w:ascii="Segoe UI" w:eastAsiaTheme="majorEastAsia" w:hAnsi="Segoe UI" w:cs="Segoe UI"/>
+          <w:color w:val="F9FAFB"/>
+          <w:rtl/>
+        </w:rPr>
+        <w:t>با مدل</w:t>
+      </w:r>
+      <w:r>
+        <w:rPr>
+          <w:rStyle w:val="Strong"/>
+          <w:rFonts w:ascii="Segoe UI" w:eastAsiaTheme="majorEastAsia" w:hAnsi="Segoe UI" w:cs="Segoe UI"/>
+          <w:color w:val="F9FAFB"/>
+        </w:rPr>
+        <w:t xml:space="preserve"> GPT-5.5</w:t>
+      </w:r>
+      <w:r>
+        <w:rPr>
+          <w:rFonts w:ascii="Segoe UI" w:hAnsi="Segoe UI" w:cs="Segoe UI"/>
+          <w:color w:val="F9FAFB"/>
+        </w:rPr>
+        <w:t xml:space="preserve">: </w:t>
+      </w:r>
+      <w:r>
+        <w:rPr>
+          <w:rFonts w:ascii="Segoe UI" w:hAnsi="Segoe UI" w:cs="Segoe UI"/>
+          <w:color w:val="F9FAFB"/>
+          <w:rtl/>
+        </w:rPr>
+        <w:t>جدیدترین مدل پرچمدار</w:t>
+      </w:r>
+      <w:r>
+        <w:rPr>
+          <w:rFonts w:ascii="Segoe UI" w:hAnsi="Segoe UI" w:cs="Segoe UI"/>
+          <w:color w:val="F9FAFB"/>
+        </w:rPr>
+        <w:t xml:space="preserve"> </w:t>
+      </w:r>
+      <w:proofErr w:type="spellStart"/>
+      <w:r>
+        <w:rPr>
+          <w:rFonts w:ascii="Segoe UI" w:hAnsi="Segoe UI" w:cs="Segoe UI"/>
+          <w:color w:val="F9FAFB"/>
+        </w:rPr>
+        <w:t>OpenAI</w:t>
+      </w:r>
+      <w:proofErr w:type="spellEnd"/>
+      <w:r>
+        <w:rPr>
+          <w:rFonts w:ascii="Segoe UI" w:hAnsi="Segoe UI" w:cs="Segoe UI"/>
+          <w:color w:val="F9FAFB"/>
+        </w:rPr>
+        <w:t xml:space="preserve"> </w:t>
+      </w:r>
+      <w:r>
+        <w:rPr>
+          <w:rFonts w:ascii="Segoe UI" w:hAnsi="Segoe UI" w:cs="Segoe UI"/>
+          <w:color w:val="F9FAFB"/>
+          <w:rtl/>
+        </w:rPr>
+        <w:t>که به‌عنوان جانشین مستقیم و قدرتمند 5.3</w:t>
+      </w:r>
+      <w:r>
+        <w:rPr>
+          <w:rFonts w:ascii="Segoe UI" w:hAnsi="Segoe UI" w:cs="Segoe UI"/>
+          <w:color w:val="F9FAFB"/>
+        </w:rPr>
+        <w:t xml:space="preserve">-Codex </w:t>
+      </w:r>
+      <w:r>
+        <w:rPr>
+          <w:rFonts w:ascii="Segoe UI" w:hAnsi="Segoe UI" w:cs="Segoe UI"/>
+          <w:color w:val="F9FAFB"/>
+          <w:rtl/>
+        </w:rPr>
+        <w:t>معرفی شده است</w:t>
+      </w:r>
+      <w:r>
+        <w:rPr>
+          <w:rFonts w:ascii="Segoe UI" w:hAnsi="Segoe UI" w:cs="Segoe UI"/>
+          <w:color w:val="F9FAFB"/>
+        </w:rPr>
+        <w:t xml:space="preserve">. </w:t>
+      </w:r>
+      <w:r>
+        <w:rPr>
+          <w:rFonts w:ascii="Segoe UI" w:hAnsi="Segoe UI" w:cs="Segoe UI"/>
+          <w:color w:val="F9FAFB"/>
+          <w:rtl/>
+        </w:rPr>
+        <w:t>در بنچمارک‌های کدنویسی مانند </w:t>
+      </w:r>
+      <w:r>
+        <w:rPr>
+          <w:rStyle w:val="Strong"/>
+          <w:rFonts w:ascii="Segoe UI" w:eastAsiaTheme="majorEastAsia" w:hAnsi="Segoe UI" w:cs="Segoe UI"/>
+          <w:color w:val="F9FAFB"/>
+        </w:rPr>
+        <w:t>SWE-Bench Pro (58.6%)</w:t>
+      </w:r>
+      <w:r>
+        <w:rPr>
+          <w:rFonts w:ascii="Segoe UI" w:hAnsi="Segoe UI" w:cs="Segoe UI"/>
+          <w:color w:val="F9FAFB"/>
+        </w:rPr>
+        <w:t> </w:t>
+      </w:r>
+      <w:r>
+        <w:rPr>
+          <w:rFonts w:ascii="Segoe UI" w:hAnsi="Segoe UI" w:cs="Segoe UI"/>
+          <w:color w:val="F9FAFB"/>
+          <w:rtl/>
+        </w:rPr>
+        <w:t>و </w:t>
+      </w:r>
+      <w:r>
+        <w:rPr>
+          <w:rStyle w:val="Strong"/>
+          <w:rFonts w:ascii="Segoe UI" w:eastAsiaTheme="majorEastAsia" w:hAnsi="Segoe UI" w:cs="Segoe UI"/>
+          <w:color w:val="F9FAFB"/>
+        </w:rPr>
+        <w:t>Terminal-Bench 2.0 (82.7%)</w:t>
+      </w:r>
+      <w:r>
+        <w:rPr>
+          <w:rFonts w:ascii="Segoe UI" w:hAnsi="Segoe UI" w:cs="Segoe UI"/>
+          <w:color w:val="F9FAFB"/>
+        </w:rPr>
+        <w:t> </w:t>
+      </w:r>
+      <w:r>
+        <w:rPr>
+          <w:rFonts w:ascii="Segoe UI" w:hAnsi="Segoe UI" w:cs="Segoe UI"/>
+          <w:color w:val="F9FAFB"/>
+          <w:rtl/>
+        </w:rPr>
+        <w:t>عملکرد برجسته‌ای دارد و برای انجام وظایف چندمرحله‌ای و طولانی‌مدت بهینه شده است</w:t>
+      </w:r>
+      <w:r>
+        <w:rPr>
+          <w:rFonts w:ascii="Segoe UI" w:hAnsi="Segoe UI" w:cs="Segoe UI"/>
+          <w:color w:val="F9FAFB"/>
+        </w:rPr>
+        <w:t xml:space="preserve">. </w:t>
+      </w:r>
+      <w:r>
+        <w:rPr>
+          <w:rFonts w:ascii="Segoe UI" w:hAnsi="Segoe UI" w:cs="Segoe UI"/>
+          <w:color w:val="F9FAFB"/>
+          <w:rtl/>
+        </w:rPr>
+        <w:t>توسعه‌دهندگان ارشد از آن به عنوان مدلی با درک مفهومی جدی و قابلیت استدلال پیشرفته یاد کرده‌اند</w:t>
+      </w:r>
+      <w:r>
+        <w:rPr>
+          <w:rFonts w:ascii="Segoe UI" w:hAnsi="Segoe UI" w:cs="Segoe UI"/>
+          <w:color w:val="F9FAFB"/>
+        </w:rPr>
+        <w:t>.</w:t>
+      </w:r>
+    </w:p>
+    <w:p>
+      <w:pPr>
+        <w:pStyle w:val="ds-markdown-paragraph"/>
+        <w:numPr>
+          <w:ilvl w:val="0"/>
+          <w:numId w:val="1"/>
+        </w:numPr>
+        <w:shd w:val="clear" w:color="auto" w:fill="151517"/>
+        <w:bidi/>
+        <w:spacing w:after="0" w:afterAutospacing="0" w:line="420" w:lineRule="atLeast"/>
+        <w:ind w:left="0"/>
+        <w:rPr>
+          <w:rFonts w:ascii="Segoe UI" w:hAnsi="Segoe UI" w:cs="Segoe UI"/>
+          <w:color w:val="F9FAFB"/>
+        </w:rPr>
+      </w:pPr>
+      <w:r>
+        <w:rPr>
+          <w:rStyle w:val="Strong"/>
+          <w:rFonts w:ascii="Segoe UI" w:eastAsiaTheme="majorEastAsia" w:hAnsi="Segoe UI" w:cs="Segoe UI"/>
+          <w:color w:val="F9FAFB"/>
+        </w:rPr>
+        <w:t xml:space="preserve">Claude Code </w:t>
+      </w:r>
+      <w:r>
+        <w:rPr>
+          <w:rStyle w:val="Strong"/>
+          <w:rFonts w:ascii="Segoe UI" w:eastAsiaTheme="majorEastAsia" w:hAnsi="Segoe UI" w:cs="Segoe UI"/>
+          <w:color w:val="F9FAFB"/>
+          <w:rtl/>
+        </w:rPr>
+        <w:t>با مدل</w:t>
+      </w:r>
+      <w:r>
+        <w:rPr>
+          <w:rStyle w:val="Strong"/>
+          <w:rFonts w:ascii="Segoe UI" w:eastAsiaTheme="majorEastAsia" w:hAnsi="Segoe UI" w:cs="Segoe UI"/>
+          <w:color w:val="F9FAFB"/>
+        </w:rPr>
+        <w:t xml:space="preserve"> Claude Opus 4.6</w:t>
+      </w:r>
+      <w:r>
+        <w:rPr>
+          <w:rFonts w:ascii="Segoe UI" w:hAnsi="Segoe UI" w:cs="Segoe UI"/>
+          <w:color w:val="F9FAFB"/>
+        </w:rPr>
+        <w:t xml:space="preserve">: </w:t>
+      </w:r>
+      <w:r>
+        <w:rPr>
+          <w:rFonts w:ascii="Segoe UI" w:hAnsi="Segoe UI" w:cs="Segoe UI"/>
+          <w:color w:val="F9FAFB"/>
+          <w:rtl/>
+        </w:rPr>
+        <w:t>اگر به دنبال تجربه‌ای مشابه با رابط خط فرمان</w:t>
+      </w:r>
+      <w:r>
+        <w:rPr>
+          <w:rFonts w:ascii="Segoe UI" w:hAnsi="Segoe UI" w:cs="Segoe UI"/>
+          <w:color w:val="F9FAFB"/>
+        </w:rPr>
+        <w:t xml:space="preserve"> (CLI) </w:t>
+      </w:r>
+      <w:r>
+        <w:rPr>
+          <w:rFonts w:ascii="Segoe UI" w:hAnsi="Segoe UI" w:cs="Segoe UI"/>
+          <w:color w:val="F9FAFB"/>
+          <w:rtl/>
+        </w:rPr>
+        <w:t xml:space="preserve">هستید، </w:t>
+      </w:r>
+      <w:r>
+        <w:rPr>
+          <w:rFonts w:ascii="Segoe UI" w:hAnsi="Segoe UI" w:cs="Segoe UI"/>
+          <w:color w:val="F9FAFB"/>
+        </w:rPr>
+        <w:t xml:space="preserve">Claude Code </w:t>
+      </w:r>
+      <w:r>
+        <w:rPr>
+          <w:rFonts w:ascii="Segoe UI" w:hAnsi="Segoe UI" w:cs="Segoe UI"/>
+          <w:color w:val="F9FAFB"/>
+          <w:rtl/>
+        </w:rPr>
+        <w:t>یکی از بهترین گزینه‌هاست</w:t>
+      </w:r>
+      <w:r>
+        <w:rPr>
+          <w:rFonts w:ascii="Segoe UI" w:hAnsi="Segoe UI" w:cs="Segoe UI"/>
+          <w:color w:val="F9FAFB"/>
+        </w:rPr>
+        <w:t xml:space="preserve">. </w:t>
+      </w:r>
+      <w:r>
+        <w:rPr>
+          <w:rFonts w:ascii="Segoe UI" w:hAnsi="Segoe UI" w:cs="Segoe UI"/>
+          <w:color w:val="F9FAFB"/>
+          <w:rtl/>
+        </w:rPr>
+        <w:t>مدل </w:t>
+      </w:r>
+      <w:r>
+        <w:rPr>
+          <w:rStyle w:val="Strong"/>
+          <w:rFonts w:ascii="Segoe UI" w:eastAsiaTheme="majorEastAsia" w:hAnsi="Segoe UI" w:cs="Segoe UI"/>
+          <w:color w:val="F9FAFB"/>
+        </w:rPr>
+        <w:t>Claude Opus 4.6</w:t>
+      </w:r>
+      <w:r>
+        <w:rPr>
+          <w:rFonts w:ascii="Segoe UI" w:hAnsi="Segoe UI" w:cs="Segoe UI"/>
+          <w:color w:val="F9FAFB"/>
+        </w:rPr>
+        <w:t> </w:t>
+      </w:r>
+      <w:r>
+        <w:rPr>
+          <w:rFonts w:ascii="Segoe UI" w:hAnsi="Segoe UI" w:cs="Segoe UI"/>
+          <w:color w:val="F9FAFB"/>
+          <w:rtl/>
+        </w:rPr>
+        <w:t>با تمرکز بر کدنویسی عامل‌محور</w:t>
+      </w:r>
+      <w:r>
+        <w:rPr>
+          <w:rFonts w:ascii="Segoe UI" w:hAnsi="Segoe UI" w:cs="Segoe UI"/>
+          <w:color w:val="F9FAFB"/>
+        </w:rPr>
+        <w:t xml:space="preserve"> (Agentic Coding) </w:t>
+      </w:r>
+      <w:r>
+        <w:rPr>
+          <w:rFonts w:ascii="Segoe UI" w:hAnsi="Segoe UI" w:cs="Segoe UI"/>
+          <w:color w:val="F9FAFB"/>
+          <w:rtl/>
+        </w:rPr>
+        <w:t>و داشتن پنجره زمینه </w:t>
+      </w:r>
+      <w:r>
+        <w:rPr>
+          <w:rStyle w:val="Strong"/>
+          <w:rFonts w:ascii="Segoe UI" w:eastAsiaTheme="majorEastAsia" w:hAnsi="Segoe UI" w:cs="Segoe UI"/>
+          <w:color w:val="F9FAFB"/>
+          <w:rtl/>
+          <w:lang w:bidi="fa-IR"/>
+        </w:rPr>
+        <w:t>۱</w:t>
+      </w:r>
+      <w:r>
+        <w:rPr>
+          <w:rStyle w:val="Strong"/>
+          <w:rFonts w:ascii="Segoe UI" w:eastAsiaTheme="majorEastAsia" w:hAnsi="Segoe UI" w:cs="Segoe UI"/>
+          <w:color w:val="F9FAFB"/>
+        </w:rPr>
+        <w:t xml:space="preserve"> </w:t>
+      </w:r>
+      <w:r>
+        <w:rPr>
+          <w:rStyle w:val="Strong"/>
+          <w:rFonts w:ascii="Segoe UI" w:eastAsiaTheme="majorEastAsia" w:hAnsi="Segoe UI" w:cs="Segoe UI"/>
+          <w:color w:val="F9FAFB"/>
+          <w:rtl/>
+        </w:rPr>
+        <w:t>میلیون توکن</w:t>
+      </w:r>
+      <w:r>
+        <w:rPr>
+          <w:rFonts w:ascii="Segoe UI" w:hAnsi="Segoe UI" w:cs="Segoe UI"/>
+          <w:color w:val="F9FAFB"/>
+          <w:rtl/>
+        </w:rPr>
+        <w:t>، برای پروژه‌های بزرگ و بازآرایی‌های پیچیده ایده‌آل است</w:t>
+      </w:r>
+      <w:r>
+        <w:rPr>
+          <w:rFonts w:ascii="Segoe UI" w:hAnsi="Segoe UI" w:cs="Segoe UI"/>
+          <w:color w:val="F9FAFB"/>
+        </w:rPr>
+        <w:t>.</w:t>
+      </w:r>
+    </w:p>
+    <w:p>
+      <w:pPr>
+        <w:pStyle w:val="ds-markdown-paragraph"/>
+        <w:numPr>
+          <w:ilvl w:val="0"/>
+          <w:numId w:val="1"/>
+        </w:numPr>
+        <w:shd w:val="clear" w:color="auto" w:fill="151517"/>
+        <w:bidi/>
+        <w:spacing w:after="120" w:afterAutospacing="0" w:line="420" w:lineRule="atLeast"/>
+        <w:ind w:left="0"/>
+        <w:rPr>
+          <w:rFonts w:ascii="Segoe UI" w:hAnsi="Segoe UI" w:cs="Segoe UI"/>
+          <w:color w:val="F9FAFB"/>
+        </w:rPr>
+      </w:pPr>
+      <w:r>
+        <w:rPr>
+          <w:rStyle w:val="Strong"/>
+          <w:rFonts w:ascii="Segoe UI" w:eastAsiaTheme="majorEastAsia" w:hAnsi="Segoe UI" w:cs="Segoe UI"/>
+          <w:color w:val="F9FAFB"/>
+          <w:rtl/>
+        </w:rPr>
+        <w:t>پلتفرم‌های جایگزین</w:t>
+      </w:r>
+      <w:r>
+        <w:rPr>
+          <w:rStyle w:val="Strong"/>
+          <w:rFonts w:ascii="Segoe UI" w:eastAsiaTheme="majorEastAsia" w:hAnsi="Segoe UI" w:cs="Segoe UI"/>
+          <w:color w:val="F9FAFB"/>
+        </w:rPr>
+        <w:t xml:space="preserve"> (IDE </w:t>
+      </w:r>
+      <w:r>
+        <w:rPr>
+          <w:rStyle w:val="Strong"/>
+          <w:rFonts w:ascii="Segoe UI" w:eastAsiaTheme="majorEastAsia" w:hAnsi="Segoe UI" w:cs="Segoe UI"/>
+          <w:color w:val="F9FAFB"/>
+          <w:rtl/>
+        </w:rPr>
+        <w:t>و</w:t>
+      </w:r>
+      <w:r>
+        <w:rPr>
+          <w:rStyle w:val="Strong"/>
+          <w:rFonts w:ascii="Segoe UI" w:eastAsiaTheme="majorEastAsia" w:hAnsi="Segoe UI" w:cs="Segoe UI"/>
+          <w:color w:val="F9FAFB"/>
+        </w:rPr>
+        <w:t xml:space="preserve"> CLI)</w:t>
+      </w:r>
+      <w:r>
+        <w:rPr>
+          <w:rFonts w:ascii="Segoe UI" w:hAnsi="Segoe UI" w:cs="Segoe UI"/>
+          <w:color w:val="F9FAFB"/>
+        </w:rPr>
+        <w:t>:</w:t>
+      </w:r>
+    </w:p>
+    <w:p>
+      <w:pPr>
+        <w:pStyle w:val="ds-markdown-paragraph"/>
+        <w:numPr>
+          <w:ilvl w:val="1"/>
+          <w:numId w:val="1"/>
+        </w:numPr>
+        <w:shd w:val="clear" w:color="auto" w:fill="151517"/>
+        <w:bidi/>
+        <w:spacing w:after="0" w:afterAutospacing="0" w:line="420" w:lineRule="atLeast"/>
+        <w:ind w:left="0"/>
+        <w:rPr>
+          <w:rFonts w:ascii="Segoe UI" w:hAnsi="Segoe UI" w:cs="Segoe UI"/>
+          <w:color w:val="F9FAFB"/>
+        </w:rPr>
+      </w:pPr>
+      <w:r>
+        <w:rPr>
+          <w:rStyle w:val="Strong"/>
+          <w:rFonts w:ascii="Segoe UI" w:eastAsiaTheme="majorEastAsia" w:hAnsi="Segoe UI" w:cs="Segoe UI"/>
+          <w:color w:val="F9FAFB"/>
+        </w:rPr>
+        <w:t>Cursor</w:t>
+      </w:r>
+      <w:r>
+        <w:rPr>
+          <w:rFonts w:ascii="Segoe UI" w:hAnsi="Segoe UI" w:cs="Segoe UI"/>
+          <w:color w:val="F9FAFB"/>
+        </w:rPr>
+        <w:t xml:space="preserve">: </w:t>
+      </w:r>
+      <w:r>
+        <w:rPr>
+          <w:rFonts w:ascii="Segoe UI" w:hAnsi="Segoe UI" w:cs="Segoe UI"/>
+          <w:color w:val="F9FAFB"/>
+          <w:rtl/>
+        </w:rPr>
+        <w:t>یک محیط توسعه یکپارچه</w:t>
+      </w:r>
+      <w:r>
+        <w:rPr>
+          <w:rFonts w:ascii="Segoe UI" w:hAnsi="Segoe UI" w:cs="Segoe UI"/>
+          <w:color w:val="F9FAFB"/>
+        </w:rPr>
+        <w:t xml:space="preserve"> (IDE) </w:t>
+      </w:r>
+      <w:r>
+        <w:rPr>
+          <w:rFonts w:ascii="Segoe UI" w:hAnsi="Segoe UI" w:cs="Segoe UI"/>
+          <w:color w:val="F9FAFB"/>
+          <w:rtl/>
+        </w:rPr>
+        <w:t>مستقل و بسیار محبوب که از</w:t>
+      </w:r>
+      <w:r>
+        <w:rPr>
+          <w:rFonts w:ascii="Segoe UI" w:hAnsi="Segoe UI" w:cs="Segoe UI"/>
+          <w:color w:val="F9FAFB"/>
+        </w:rPr>
+        <w:t xml:space="preserve"> VS Code </w:t>
+      </w:r>
+      <w:r>
+        <w:rPr>
+          <w:rFonts w:ascii="Segoe UI" w:hAnsi="Segoe UI" w:cs="Segoe UI"/>
+          <w:color w:val="F9FAFB"/>
+          <w:rtl/>
+        </w:rPr>
+        <w:t>مشتق شده است. قابلیت قدرتمند </w:t>
+      </w:r>
+      <w:r>
+        <w:rPr>
+          <w:rStyle w:val="Strong"/>
+          <w:rFonts w:ascii="Segoe UI" w:eastAsiaTheme="majorEastAsia" w:hAnsi="Segoe UI" w:cs="Segoe UI"/>
+          <w:color w:val="F9FAFB"/>
+        </w:rPr>
+        <w:t>Composer</w:t>
+      </w:r>
+      <w:r>
+        <w:rPr>
+          <w:rFonts w:ascii="Segoe UI" w:hAnsi="Segoe UI" w:cs="Segoe UI"/>
+          <w:color w:val="F9FAFB"/>
+        </w:rPr>
+        <w:t> </w:t>
+      </w:r>
+      <w:r>
+        <w:rPr>
+          <w:rFonts w:ascii="Segoe UI" w:hAnsi="Segoe UI" w:cs="Segoe UI"/>
+          <w:color w:val="F9FAFB"/>
+          <w:rtl/>
+        </w:rPr>
+        <w:t>آن برای بازآرایی در چندین فایل به‌طور هم‌زمان بسیار کارآمد است</w:t>
+      </w:r>
+      <w:r>
+        <w:rPr>
+          <w:rFonts w:ascii="Segoe UI" w:hAnsi="Segoe UI" w:cs="Segoe UI"/>
+          <w:color w:val="F9FAFB"/>
+        </w:rPr>
+        <w:t>.</w:t>
+      </w:r>
+    </w:p>
+    <w:p>
+      <w:pPr>
+        <w:pStyle w:val="ds-markdown-paragraph"/>
+        <w:numPr>
+          <w:ilvl w:val="1"/>
+          <w:numId w:val="1"/>
+        </w:numPr>
+        <w:shd w:val="clear" w:color="auto" w:fill="151517"/>
+        <w:bidi/>
+        <w:spacing w:after="0" w:afterAutospacing="0" w:line="420" w:lineRule="atLeast"/>
+        <w:ind w:left="0"/>
+        <w:rPr>
+          <w:rFonts w:ascii="Segoe UI" w:hAnsi="Segoe UI" w:cs="Segoe UI"/>
+          <w:color w:val="F9FAFB"/>
+        </w:rPr>
+      </w:pPr>
+      <w:proofErr w:type="spellStart"/>
+      <w:r>
+        <w:rPr>
+          <w:rStyle w:val="Strong"/>
+          <w:rFonts w:ascii="Segoe UI" w:eastAsiaTheme="majorEastAsia" w:hAnsi="Segoe UI" w:cs="Segoe UI"/>
+          <w:color w:val="F9FAFB"/>
+        </w:rPr>
+        <w:t>OpenCode</w:t>
+      </w:r>
+      <w:proofErr w:type="spellEnd"/>
+      <w:r>
+        <w:rPr>
+          <w:rStyle w:val="Strong"/>
+          <w:rFonts w:ascii="Segoe UI" w:eastAsiaTheme="majorEastAsia" w:hAnsi="Segoe UI" w:cs="Segoe UI"/>
+          <w:color w:val="F9FAFB"/>
+        </w:rPr>
+        <w:t xml:space="preserve"> </w:t>
+      </w:r>
+      <w:r>
+        <w:rPr>
+          <w:rStyle w:val="Strong"/>
+          <w:rFonts w:ascii="Segoe UI" w:eastAsiaTheme="majorEastAsia" w:hAnsi="Segoe UI" w:cs="Segoe UI"/>
+          <w:color w:val="F9FAFB"/>
+          <w:rtl/>
+        </w:rPr>
+        <w:t>و</w:t>
+      </w:r>
+      <w:r>
+        <w:rPr>
+          <w:rStyle w:val="Strong"/>
+          <w:rFonts w:ascii="Segoe UI" w:eastAsiaTheme="majorEastAsia" w:hAnsi="Segoe UI" w:cs="Segoe UI"/>
+          <w:color w:val="F9FAFB"/>
+        </w:rPr>
+        <w:t xml:space="preserve"> Aider</w:t>
+      </w:r>
+      <w:r>
+        <w:rPr>
+          <w:rFonts w:ascii="Segoe UI" w:hAnsi="Segoe UI" w:cs="Segoe UI"/>
+          <w:color w:val="F9FAFB"/>
+        </w:rPr>
+        <w:t xml:space="preserve">: </w:t>
+      </w:r>
+      <w:r>
+        <w:rPr>
+          <w:rFonts w:ascii="Segoe UI" w:hAnsi="Segoe UI" w:cs="Segoe UI"/>
+          <w:color w:val="F9FAFB"/>
+          <w:rtl/>
+        </w:rPr>
+        <w:t>گزینه‌های </w:t>
+      </w:r>
+      <w:r>
+        <w:rPr>
+          <w:rStyle w:val="Strong"/>
+          <w:rFonts w:ascii="Segoe UI" w:eastAsiaTheme="majorEastAsia" w:hAnsi="Segoe UI" w:cs="Segoe UI"/>
+          <w:color w:val="F9FAFB"/>
+          <w:rtl/>
+        </w:rPr>
+        <w:t>متن‌باز</w:t>
+      </w:r>
+      <w:r>
+        <w:rPr>
+          <w:rStyle w:val="Strong"/>
+          <w:rFonts w:ascii="Segoe UI" w:eastAsiaTheme="majorEastAsia" w:hAnsi="Segoe UI" w:cs="Segoe UI"/>
+          <w:color w:val="F9FAFB"/>
+        </w:rPr>
+        <w:t xml:space="preserve"> (Open Source)</w:t>
+      </w:r>
+      <w:r>
+        <w:rPr>
+          <w:rFonts w:ascii="Segoe UI" w:hAnsi="Segoe UI" w:cs="Segoe UI"/>
+          <w:color w:val="F9FAFB"/>
+        </w:rPr>
+        <w:t> </w:t>
+      </w:r>
+      <w:r>
+        <w:rPr>
+          <w:rFonts w:ascii="Segoe UI" w:hAnsi="Segoe UI" w:cs="Segoe UI"/>
+          <w:color w:val="F9FAFB"/>
+          <w:rtl/>
+        </w:rPr>
+        <w:t>و رایگانی هستند که شما فقط هزینه مصرف</w:t>
+      </w:r>
+      <w:r>
+        <w:rPr>
+          <w:rFonts w:ascii="Segoe UI" w:hAnsi="Segoe UI" w:cs="Segoe UI"/>
+          <w:color w:val="F9FAFB"/>
+        </w:rPr>
+        <w:t xml:space="preserve"> API </w:t>
+      </w:r>
+      <w:r>
+        <w:rPr>
+          <w:rFonts w:ascii="Segoe UI" w:hAnsi="Segoe UI" w:cs="Segoe UI"/>
+          <w:color w:val="F9FAFB"/>
+          <w:rtl/>
+        </w:rPr>
+        <w:t>مدل‌های مختلف را پرداخت می‌کنید</w:t>
+      </w:r>
+      <w:r>
+        <w:rPr>
+          <w:rFonts w:ascii="Segoe UI" w:hAnsi="Segoe UI" w:cs="Segoe UI"/>
+          <w:color w:val="F9FAFB"/>
+        </w:rPr>
+        <w:t xml:space="preserve">. </w:t>
+      </w:r>
+      <w:proofErr w:type="spellStart"/>
+      <w:r>
+        <w:rPr>
+          <w:rFonts w:ascii="Segoe UI" w:hAnsi="Segoe UI" w:cs="Segoe UI"/>
+          <w:color w:val="F9FAFB"/>
+        </w:rPr>
+        <w:t>OpenCode</w:t>
+      </w:r>
+      <w:proofErr w:type="spellEnd"/>
+      <w:r>
+        <w:rPr>
+          <w:rFonts w:ascii="Segoe UI" w:hAnsi="Segoe UI" w:cs="Segoe UI"/>
+          <w:color w:val="F9FAFB"/>
+        </w:rPr>
+        <w:t xml:space="preserve"> </w:t>
+      </w:r>
+      <w:r>
+        <w:rPr>
+          <w:rFonts w:ascii="Segoe UI" w:hAnsi="Segoe UI" w:cs="Segoe UI"/>
+          <w:color w:val="F9FAFB"/>
+          <w:rtl/>
+        </w:rPr>
+        <w:t xml:space="preserve">از بیش از </w:t>
+      </w:r>
+      <w:r>
+        <w:rPr>
+          <w:rFonts w:ascii="Segoe UI" w:hAnsi="Segoe UI" w:cs="Segoe UI"/>
+          <w:color w:val="F9FAFB"/>
+          <w:rtl/>
+          <w:lang w:bidi="fa-IR"/>
+        </w:rPr>
+        <w:t>۷۵</w:t>
+      </w:r>
+      <w:r>
+        <w:rPr>
+          <w:rFonts w:ascii="Segoe UI" w:hAnsi="Segoe UI" w:cs="Segoe UI"/>
+          <w:color w:val="F9FAFB"/>
+          <w:rtl/>
+        </w:rPr>
+        <w:t xml:space="preserve"> مدل مختلف پشتیبانی می‌کند و</w:t>
+      </w:r>
+      <w:r>
+        <w:rPr>
+          <w:rFonts w:ascii="Segoe UI" w:hAnsi="Segoe UI" w:cs="Segoe UI"/>
+          <w:color w:val="F9FAFB"/>
+        </w:rPr>
+        <w:t xml:space="preserve"> Aider </w:t>
+      </w:r>
+      <w:r>
+        <w:rPr>
+          <w:rFonts w:ascii="Segoe UI" w:hAnsi="Segoe UI" w:cs="Segoe UI"/>
+          <w:color w:val="F9FAFB"/>
+          <w:rtl/>
+        </w:rPr>
+        <w:t>به‌خاطر یکپارچگی عمیق با </w:t>
+      </w:r>
+      <w:proofErr w:type="spellStart"/>
+      <w:r>
+        <w:rPr>
+          <w:rStyle w:val="Strong"/>
+          <w:rFonts w:ascii="Segoe UI" w:eastAsiaTheme="majorEastAsia" w:hAnsi="Segoe UI" w:cs="Segoe UI"/>
+          <w:color w:val="F9FAFB"/>
+        </w:rPr>
+        <w:t>Git</w:t>
+      </w:r>
+      <w:proofErr w:type="spellEnd"/>
+      <w:r>
+        <w:rPr>
+          <w:rFonts w:ascii="Segoe UI" w:hAnsi="Segoe UI" w:cs="Segoe UI"/>
+          <w:color w:val="F9FAFB"/>
+        </w:rPr>
+        <w:t> </w:t>
+      </w:r>
+      <w:r>
+        <w:rPr>
+          <w:rFonts w:ascii="Segoe UI" w:hAnsi="Segoe UI" w:cs="Segoe UI"/>
+          <w:color w:val="F9FAFB"/>
+          <w:rtl/>
+        </w:rPr>
+        <w:t>شناخته می‌شود</w:t>
+      </w:r>
+      <w:r>
+        <w:rPr>
+          <w:rFonts w:ascii="Segoe UI" w:hAnsi="Segoe UI" w:cs="Segoe UI"/>
+          <w:color w:val="F9FAFB"/>
+        </w:rPr>
+        <w:t>.</w:t>
+      </w:r>
+    </w:p>
+    <w:tbl>
+      <w:tblPr>
+        <w:tblW w:w="0" w:type="auto"/>
+        <w:tblCellMar>
+          <w:top w:w="15" w:type="dxa"/>
+          <w:left w:w="15" w:type="dxa"/>
+          <w:bottom w:w="15" w:type="dxa"/>
+          <w:right w:w="15" w:type="dxa"/>
+        </w:tblCellMar>
+        <w:tblLook w:val="04A0" w:firstRow="1" w:lastRow="0" w:firstColumn="1" w:lastColumn="0" w:noHBand="0" w:noVBand="1"/>
+      </w:tblPr>
+      <w:tblGrid>
+        <w:gridCol w:w="1234"/>
+        <w:gridCol w:w="2072"/>
+        <w:gridCol w:w="1978"/>
+        <w:gridCol w:w="1975"/>
+        <w:gridCol w:w="2101"/>
+      </w:tblGrid>
+      <w:tr>
+        <w:trPr>
+          <w:tblHeader/>
+        </w:trPr>
+        <w:tc>
+          <w:tcPr>
+            <w:tcW w:w="0" w:type="auto"/>
+            <w:tcBorders>
+              <w:top w:val="nil"/>
+            </w:tcBorders>
+            <w:tcMar>
+              <w:top w:w="150" w:type="dxa"/>
+              <w:left w:w="0" w:type="dxa"/>
+              <w:bottom w:w="150" w:type="dxa"/>
+              <w:right w:w="240" w:type="dxa"/>
+            </w:tcMar>
+            <w:vAlign w:val="center"/>
+            <w:hideMark/>
+          </w:tcPr>
+          <w:p>
+            <w:pPr>
+              <w:bidi/>
+              <w:spacing w:line="375" w:lineRule="atLeast"/>
+              <w:rPr>
+                <w:rFonts w:ascii="Segoe UI" w:hAnsi="Segoe UI" w:cs="Segoe UI"/>
+                <w:sz w:val="23"/>
+                <w:szCs w:val="23"/>
+              </w:rPr>
+            </w:pPr>
+            <w:r>
+              <w:rPr>
+                <w:rFonts w:ascii="Segoe UI" w:hAnsi="Segoe UI" w:cs="Segoe UI"/>
+                <w:sz w:val="23"/>
+                <w:szCs w:val="23"/>
+                <w:rtl/>
+              </w:rPr>
+              <w:t>ویژگی</w:t>
+            </w:r>
+          </w:p>
+        </w:tc>
+        <w:tc>
+          <w:tcPr>
+            <w:tcW w:w="0" w:type="auto"/>
+            <w:tcBorders>
+              <w:top w:val="nil"/>
+            </w:tcBorders>
+            <w:tcMar>
+              <w:top w:w="150" w:type="dxa"/>
+              <w:left w:w="240" w:type="dxa"/>
+              <w:bottom w:w="150" w:type="dxa"/>
+              <w:right w:w="240" w:type="dxa"/>
+            </w:tcMar>
+            <w:vAlign w:val="center"/>
+            <w:hideMark/>
+          </w:tcPr>
+          <w:p>
+            <w:pPr>
+              <w:bidi/>
+              <w:spacing w:line="375" w:lineRule="atLeast"/>
+              <w:rPr>
+                <w:rFonts w:ascii="Segoe UI" w:hAnsi="Segoe UI" w:cs="Segoe UI"/>
+                <w:sz w:val="23"/>
+                <w:szCs w:val="23"/>
+              </w:rPr>
+            </w:pPr>
+            <w:proofErr w:type="spellStart"/>
+            <w:r>
+              <w:rPr>
+                <w:rFonts w:ascii="Segoe UI" w:hAnsi="Segoe UI" w:cs="Segoe UI"/>
+                <w:sz w:val="23"/>
+                <w:szCs w:val="23"/>
+              </w:rPr>
+              <w:t>OpenAI</w:t>
+            </w:r>
+            <w:proofErr w:type="spellEnd"/>
+            <w:r>
+              <w:rPr>
+                <w:rFonts w:ascii="Segoe UI" w:hAnsi="Segoe UI" w:cs="Segoe UI"/>
+                <w:sz w:val="23"/>
+                <w:szCs w:val="23"/>
+              </w:rPr>
+              <w:t xml:space="preserve"> Codex (GPT-5.5)</w:t>
+            </w:r>
+          </w:p>
+        </w:tc>
+        <w:tc>
+          <w:tcPr>
+            <w:tcW w:w="0" w:type="auto"/>
+            <w:tcBorders>
+              <w:top w:val="nil"/>
+            </w:tcBorders>
+            <w:tcMar>
+              <w:top w:w="150" w:type="dxa"/>
+              <w:left w:w="240" w:type="dxa"/>
+              <w:bottom w:w="150" w:type="dxa"/>
+              <w:right w:w="240" w:type="dxa"/>
+            </w:tcMar>
+            <w:vAlign w:val="center"/>
+            <w:hideMark/>
+          </w:tcPr>
+          <w:p>
+            <w:pPr>
+              <w:bidi/>
+              <w:spacing w:line="375" w:lineRule="atLeast"/>
+              <w:rPr>
+                <w:rFonts w:ascii="Segoe UI" w:hAnsi="Segoe UI" w:cs="Segoe UI"/>
+                <w:sz w:val="23"/>
+                <w:szCs w:val="23"/>
+              </w:rPr>
+            </w:pPr>
+            <w:r>
+              <w:rPr>
+                <w:rFonts w:ascii="Segoe UI" w:hAnsi="Segoe UI" w:cs="Segoe UI"/>
+                <w:sz w:val="23"/>
+                <w:szCs w:val="23"/>
+              </w:rPr>
+              <w:t>Claude Code (Opus 4.6)</w:t>
+            </w:r>
+          </w:p>
+        </w:tc>
+        <w:tc>
+          <w:tcPr>
+            <w:tcW w:w="0" w:type="auto"/>
+            <w:tcBorders>
+              <w:top w:val="nil"/>
+            </w:tcBorders>
+            <w:tcMar>
+              <w:top w:w="150" w:type="dxa"/>
+              <w:left w:w="240" w:type="dxa"/>
+              <w:bottom w:w="150" w:type="dxa"/>
+              <w:right w:w="240" w:type="dxa"/>
+            </w:tcMar>
+            <w:vAlign w:val="center"/>
+            <w:hideMark/>
+          </w:tcPr>
+          <w:p>
+            <w:pPr>
+              <w:bidi/>
+              <w:spacing w:line="375" w:lineRule="atLeast"/>
+              <w:rPr>
+                <w:rFonts w:ascii="Segoe UI" w:hAnsi="Segoe UI" w:cs="Segoe UI"/>
+                <w:sz w:val="23"/>
+                <w:szCs w:val="23"/>
+              </w:rPr>
+            </w:pPr>
+            <w:r>
+              <w:rPr>
+                <w:rFonts w:ascii="Segoe UI" w:hAnsi="Segoe UI" w:cs="Segoe UI"/>
+                <w:sz w:val="23"/>
+                <w:szCs w:val="23"/>
+              </w:rPr>
+              <w:t>Cursor</w:t>
+            </w:r>
+          </w:p>
+        </w:tc>
+        <w:tc>
+          <w:tcPr>
+            <w:tcW w:w="0" w:type="auto"/>
+            <w:tcBorders>
+              <w:top w:val="nil"/>
+            </w:tcBorders>
+            <w:tcMar>
+              <w:top w:w="150" w:type="dxa"/>
+              <w:left w:w="240" w:type="dxa"/>
+              <w:bottom w:w="150" w:type="dxa"/>
+              <w:right w:w="240" w:type="dxa"/>
+            </w:tcMar>
+            <w:vAlign w:val="center"/>
+            <w:hideMark/>
+          </w:tcPr>
+          <w:p>
+            <w:pPr>
+              <w:bidi/>
+              <w:spacing w:line="375" w:lineRule="atLeast"/>
+              <w:rPr>
+                <w:rFonts w:ascii="Segoe UI" w:hAnsi="Segoe UI" w:cs="Segoe UI"/>
+                <w:sz w:val="23"/>
+                <w:szCs w:val="23"/>
+              </w:rPr>
+            </w:pPr>
+            <w:proofErr w:type="spellStart"/>
+            <w:r>
+              <w:rPr>
+                <w:rFonts w:ascii="Segoe UI" w:hAnsi="Segoe UI" w:cs="Segoe UI"/>
+                <w:sz w:val="23"/>
+                <w:szCs w:val="23"/>
+              </w:rPr>
+              <w:t>OpenCode</w:t>
+            </w:r>
+            <w:proofErr w:type="spellEnd"/>
+            <w:r>
+              <w:rPr>
+                <w:rFonts w:ascii="Segoe UI" w:hAnsi="Segoe UI" w:cs="Segoe UI"/>
+                <w:sz w:val="23"/>
+                <w:szCs w:val="23"/>
+              </w:rPr>
+              <w:t xml:space="preserve"> / Aider</w:t>
+            </w:r>
+          </w:p>
+        </w:tc>
+      </w:tr>
+      <w:tr>
+        <w:tc>
+          <w:tcPr>
+            <w:tcW w:w="0" w:type="auto"/>
+            <w:tcMar>
+              <w:top w:w="150" w:type="dxa"/>
+              <w:left w:w="0" w:type="dxa"/>
+              <w:bottom w:w="150" w:type="dxa"/>
+              <w:right w:w="240" w:type="dxa"/>
+            </w:tcMar>
+            <w:vAlign w:val="center"/>
+            <w:hideMark/>
+          </w:tcPr>
+          <w:p>
+            <w:pPr>
+              <w:bidi/>
+              <w:spacing w:line="375" w:lineRule="atLeast"/>
+              <w:rPr>
+                <w:rFonts w:ascii="Segoe UI" w:hAnsi="Segoe UI" w:cs="Segoe UI"/>
+                <w:sz w:val="23"/>
+                <w:szCs w:val="23"/>
+              </w:rPr>
+            </w:pPr>
+            <w:r>
+              <w:rPr>
+                <w:rStyle w:val="Strong"/>
+                <w:rFonts w:ascii="Segoe UI" w:hAnsi="Segoe UI" w:cs="Segoe UI"/>
+                <w:sz w:val="23"/>
+                <w:szCs w:val="23"/>
+                <w:rtl/>
+              </w:rPr>
+              <w:t>نوع محصول</w:t>
+            </w:r>
+          </w:p>
+        </w:tc>
+        <w:tc>
+          <w:tcPr>
+            <w:tcW w:w="0" w:type="auto"/>
+            <w:tcMar>
+              <w:top w:w="150" w:type="dxa"/>
+              <w:left w:w="240" w:type="dxa"/>
+              <w:bottom w:w="150" w:type="dxa"/>
+              <w:right w:w="240" w:type="dxa"/>
+            </w:tcMar>
+            <w:vAlign w:val="center"/>
+            <w:hideMark/>
+          </w:tcPr>
+          <w:p>
+            <w:pPr>
+              <w:bidi/>
+              <w:spacing w:line="375" w:lineRule="atLeast"/>
+              <w:rPr>
+                <w:rFonts w:ascii="Segoe UI" w:hAnsi="Segoe UI" w:cs="Segoe UI"/>
+                <w:sz w:val="23"/>
+                <w:szCs w:val="23"/>
+              </w:rPr>
+            </w:pPr>
+            <w:r>
+              <w:rPr>
+                <w:rFonts w:ascii="Segoe UI" w:hAnsi="Segoe UI" w:cs="Segoe UI"/>
+                <w:sz w:val="23"/>
+                <w:szCs w:val="23"/>
+                <w:rtl/>
+              </w:rPr>
+              <w:t xml:space="preserve">اپلیکیشن، </w:t>
+            </w:r>
+            <w:r>
+              <w:rPr>
+                <w:rFonts w:ascii="Segoe UI" w:hAnsi="Segoe UI" w:cs="Segoe UI"/>
+                <w:sz w:val="23"/>
+                <w:szCs w:val="23"/>
+              </w:rPr>
+              <w:t>CLI</w:t>
+            </w:r>
+            <w:r>
+              <w:rPr>
+                <w:rFonts w:ascii="Segoe UI" w:hAnsi="Segoe UI" w:cs="Segoe UI"/>
+                <w:sz w:val="23"/>
+                <w:szCs w:val="23"/>
+                <w:rtl/>
+              </w:rPr>
+              <w:t>، افزونه</w:t>
+            </w:r>
+            <w:r>
+              <w:rPr>
+                <w:rFonts w:ascii="Segoe UI" w:hAnsi="Segoe UI" w:cs="Segoe UI"/>
+                <w:sz w:val="23"/>
+                <w:szCs w:val="23"/>
+              </w:rPr>
+              <w:t xml:space="preserve"> IDE</w:t>
+            </w:r>
+          </w:p>
+        </w:tc>
+        <w:tc>
+          <w:tcPr>
+            <w:tcW w:w="0" w:type="auto"/>
+            <w:tcMar>
+              <w:top w:w="150" w:type="dxa"/>
+              <w:left w:w="240" w:type="dxa"/>
+              <w:bottom w:w="150" w:type="dxa"/>
+              <w:right w:w="240" w:type="dxa"/>
+            </w:tcMar>
+            <w:vAlign w:val="center"/>
+            <w:hideMark/>
+          </w:tcPr>
+          <w:p>
+            <w:pPr>
+              <w:bidi/>
+              <w:spacing w:line="375" w:lineRule="atLeast"/>
+              <w:rPr>
+                <w:rFonts w:ascii="Segoe UI" w:hAnsi="Segoe UI" w:cs="Segoe UI"/>
+                <w:sz w:val="23"/>
+                <w:szCs w:val="23"/>
+              </w:rPr>
+            </w:pPr>
+            <w:r>
+              <w:rPr>
+                <w:rFonts w:ascii="Segoe UI" w:hAnsi="Segoe UI" w:cs="Segoe UI"/>
+                <w:sz w:val="23"/>
+                <w:szCs w:val="23"/>
+              </w:rPr>
+              <w:t>CLI (</w:t>
+            </w:r>
+            <w:r>
+              <w:rPr>
+                <w:rFonts w:ascii="Segoe UI" w:hAnsi="Segoe UI" w:cs="Segoe UI"/>
+                <w:sz w:val="23"/>
+                <w:szCs w:val="23"/>
+                <w:rtl/>
+              </w:rPr>
+              <w:t>رابط خط فرمان</w:t>
+            </w:r>
+            <w:r>
+              <w:rPr>
+                <w:rFonts w:ascii="Segoe UI" w:hAnsi="Segoe UI" w:cs="Segoe UI"/>
+                <w:sz w:val="23"/>
+                <w:szCs w:val="23"/>
+              </w:rPr>
+              <w:t>)</w:t>
+            </w:r>
+          </w:p>
+        </w:tc>
+        <w:tc>
+          <w:tcPr>
+            <w:tcW w:w="0" w:type="auto"/>
+            <w:tcMar>
+              <w:top w:w="150" w:type="dxa"/>
+              <w:left w:w="240" w:type="dxa"/>
+              <w:bottom w:w="150" w:type="dxa"/>
+              <w:right w:w="240" w:type="dxa"/>
+            </w:tcMar>
+            <w:vAlign w:val="center"/>
+            <w:hideMark/>
+          </w:tcPr>
+          <w:p>
+            <w:pPr>
+              <w:bidi/>
+              <w:spacing w:line="375" w:lineRule="atLeast"/>
+              <w:rPr>
+                <w:rFonts w:ascii="Segoe UI" w:hAnsi="Segoe UI" w:cs="Segoe UI"/>
+                <w:sz w:val="23"/>
+                <w:szCs w:val="23"/>
+              </w:rPr>
+            </w:pPr>
+            <w:r>
+              <w:rPr>
+                <w:rFonts w:ascii="Segoe UI" w:hAnsi="Segoe UI" w:cs="Segoe UI"/>
+                <w:sz w:val="23"/>
+                <w:szCs w:val="23"/>
+              </w:rPr>
+              <w:t>IDE (</w:t>
+            </w:r>
+            <w:r>
+              <w:rPr>
+                <w:rFonts w:ascii="Segoe UI" w:hAnsi="Segoe UI" w:cs="Segoe UI"/>
+                <w:sz w:val="23"/>
+                <w:szCs w:val="23"/>
+                <w:rtl/>
+              </w:rPr>
+              <w:t>محیط توسعه یکپارچه</w:t>
+            </w:r>
+            <w:r>
+              <w:rPr>
+                <w:rFonts w:ascii="Segoe UI" w:hAnsi="Segoe UI" w:cs="Segoe UI"/>
+                <w:sz w:val="23"/>
+                <w:szCs w:val="23"/>
+              </w:rPr>
+              <w:t>)</w:t>
+            </w:r>
+          </w:p>
+        </w:tc>
+        <w:tc>
+          <w:tcPr>
+            <w:tcW w:w="0" w:type="auto"/>
+            <w:tcMar>
+              <w:top w:w="150" w:type="dxa"/>
+              <w:left w:w="240" w:type="dxa"/>
+              <w:bottom w:w="150" w:type="dxa"/>
+              <w:right w:w="0" w:type="dxa"/>
+            </w:tcMar>
+            <w:vAlign w:val="center"/>
+            <w:hideMark/>
+          </w:tcPr>
+          <w:p>
+            <w:pPr>
+              <w:bidi/>
+              <w:spacing w:line="375" w:lineRule="atLeast"/>
+              <w:rPr>
+                <w:rFonts w:ascii="Segoe UI" w:hAnsi="Segoe UI" w:cs="Segoe UI"/>
+                <w:sz w:val="23"/>
+                <w:szCs w:val="23"/>
+              </w:rPr>
+            </w:pPr>
+            <w:r>
+              <w:rPr>
+                <w:rFonts w:ascii="Segoe UI" w:hAnsi="Segoe UI" w:cs="Segoe UI"/>
+                <w:sz w:val="23"/>
+                <w:szCs w:val="23"/>
+              </w:rPr>
+              <w:t>CLI (</w:t>
+            </w:r>
+            <w:r>
+              <w:rPr>
+                <w:rFonts w:ascii="Segoe UI" w:hAnsi="Segoe UI" w:cs="Segoe UI"/>
+                <w:sz w:val="23"/>
+                <w:szCs w:val="23"/>
+                <w:rtl/>
+              </w:rPr>
+              <w:t>متن‌باز</w:t>
+            </w:r>
+            <w:r>
+              <w:rPr>
+                <w:rFonts w:ascii="Segoe UI" w:hAnsi="Segoe UI" w:cs="Segoe UI"/>
+                <w:sz w:val="23"/>
+                <w:szCs w:val="23"/>
+              </w:rPr>
+              <w:t>)</w:t>
+            </w:r>
+          </w:p>
+        </w:tc>
+      </w:tr>
+      <w:tr>
+        <w:tc>
+          <w:tcPr>
+            <w:tcW w:w="0" w:type="auto"/>
+            <w:tcMar>
+              <w:top w:w="150" w:type="dxa"/>
+              <w:left w:w="0" w:type="dxa"/>
+              <w:bottom w:w="150" w:type="dxa"/>
+              <w:right w:w="240" w:type="dxa"/>
+            </w:tcMar>
+            <w:vAlign w:val="center"/>
+            <w:hideMark/>
+          </w:tcPr>
+          <w:p>
+            <w:pPr>
+              <w:bidi/>
+              <w:spacing w:line="375" w:lineRule="atLeast"/>
+              <w:rPr>
+                <w:rFonts w:ascii="Segoe UI" w:hAnsi="Segoe UI" w:cs="Segoe UI"/>
+                <w:sz w:val="23"/>
+                <w:szCs w:val="23"/>
+              </w:rPr>
+            </w:pPr>
+            <w:r>
+              <w:rPr>
+                <w:rStyle w:val="Strong"/>
+                <w:rFonts w:ascii="Segoe UI" w:hAnsi="Segoe UI" w:cs="Segoe UI"/>
+                <w:sz w:val="23"/>
+                <w:szCs w:val="23"/>
+                <w:rtl/>
+              </w:rPr>
+              <w:t>مدل پیش‌فرض</w:t>
+            </w:r>
+          </w:p>
+        </w:tc>
+        <w:tc>
+          <w:tcPr>
+            <w:tcW w:w="0" w:type="auto"/>
+            <w:tcMar>
+              <w:top w:w="150" w:type="dxa"/>
+              <w:left w:w="240" w:type="dxa"/>
+              <w:bottom w:w="150" w:type="dxa"/>
+              <w:right w:w="240" w:type="dxa"/>
+            </w:tcMar>
+            <w:vAlign w:val="center"/>
+            <w:hideMark/>
+          </w:tcPr>
+          <w:p>
+            <w:pPr>
+              <w:bidi/>
+              <w:spacing w:line="375" w:lineRule="atLeast"/>
+              <w:rPr>
+                <w:rFonts w:ascii="Segoe UI" w:hAnsi="Segoe UI" w:cs="Segoe UI"/>
+                <w:sz w:val="23"/>
+                <w:szCs w:val="23"/>
+              </w:rPr>
+            </w:pPr>
+            <w:r>
+              <w:rPr>
+                <w:rFonts w:ascii="Segoe UI" w:hAnsi="Segoe UI" w:cs="Segoe UI"/>
+                <w:sz w:val="23"/>
+                <w:szCs w:val="23"/>
+              </w:rPr>
+              <w:t>GPT-5.5</w:t>
+            </w:r>
+          </w:p>
+        </w:tc>
+        <w:tc>
+          <w:tcPr>
+            <w:tcW w:w="0" w:type="auto"/>
+            <w:tcMar>
+              <w:top w:w="150" w:type="dxa"/>
+              <w:left w:w="240" w:type="dxa"/>
+              <w:bottom w:w="150" w:type="dxa"/>
+              <w:right w:w="240" w:type="dxa"/>
+            </w:tcMar>
+            <w:vAlign w:val="center"/>
+            <w:hideMark/>
+          </w:tcPr>
+          <w:p>
+            <w:pPr>
+              <w:bidi/>
+              <w:spacing w:line="375" w:lineRule="atLeast"/>
+              <w:rPr>
+                <w:rFonts w:ascii="Segoe UI" w:hAnsi="Segoe UI" w:cs="Segoe UI"/>
+                <w:sz w:val="23"/>
+                <w:szCs w:val="23"/>
+              </w:rPr>
+            </w:pPr>
+            <w:r>
+              <w:rPr>
+                <w:rFonts w:ascii="Segoe UI" w:hAnsi="Segoe UI" w:cs="Segoe UI"/>
+                <w:sz w:val="23"/>
+                <w:szCs w:val="23"/>
+              </w:rPr>
+              <w:t>Claude Opus 4.6</w:t>
+            </w:r>
+          </w:p>
+        </w:tc>
+        <w:tc>
+          <w:tcPr>
+            <w:tcW w:w="0" w:type="auto"/>
+            <w:tcMar>
+              <w:top w:w="150" w:type="dxa"/>
+              <w:left w:w="240" w:type="dxa"/>
+              <w:bottom w:w="150" w:type="dxa"/>
+              <w:right w:w="240" w:type="dxa"/>
+            </w:tcMar>
+            <w:vAlign w:val="center"/>
+            <w:hideMark/>
+          </w:tcPr>
+          <w:p>
+            <w:pPr>
+              <w:bidi/>
+              <w:spacing w:line="375" w:lineRule="atLeast"/>
+              <w:rPr>
+                <w:rFonts w:ascii="Segoe UI" w:hAnsi="Segoe UI" w:cs="Segoe UI"/>
+                <w:sz w:val="23"/>
+                <w:szCs w:val="23"/>
+              </w:rPr>
+            </w:pPr>
+            <w:r>
+              <w:rPr>
+                <w:rFonts w:ascii="Segoe UI" w:hAnsi="Segoe UI" w:cs="Segoe UI"/>
+                <w:sz w:val="23"/>
+                <w:szCs w:val="23"/>
+                <w:rtl/>
+              </w:rPr>
+              <w:t>چندین مدل</w:t>
+            </w:r>
+            <w:r>
+              <w:rPr>
+                <w:rFonts w:ascii="Segoe UI" w:hAnsi="Segoe UI" w:cs="Segoe UI"/>
+                <w:sz w:val="23"/>
+                <w:szCs w:val="23"/>
+              </w:rPr>
+              <w:t xml:space="preserve"> (GPT, Claude, Gemini)</w:t>
+            </w:r>
+          </w:p>
+        </w:tc>
+        <w:tc>
+          <w:tcPr>
+            <w:tcW w:w="0" w:type="auto"/>
+            <w:tcMar>
+              <w:top w:w="150" w:type="dxa"/>
+              <w:left w:w="240" w:type="dxa"/>
+              <w:bottom w:w="150" w:type="dxa"/>
+              <w:right w:w="0" w:type="dxa"/>
+            </w:tcMar>
+            <w:vAlign w:val="center"/>
+            <w:hideMark/>
+          </w:tcPr>
+          <w:p>
+            <w:pPr>
+              <w:bidi/>
+              <w:spacing w:line="375" w:lineRule="atLeast"/>
+              <w:rPr>
+                <w:rFonts w:ascii="Segoe UI" w:hAnsi="Segoe UI" w:cs="Segoe UI"/>
+                <w:sz w:val="23"/>
+                <w:szCs w:val="23"/>
+              </w:rPr>
+            </w:pPr>
+            <w:r>
+              <w:rPr>
+                <w:rFonts w:ascii="Segoe UI" w:hAnsi="Segoe UI" w:cs="Segoe UI"/>
+                <w:sz w:val="23"/>
+                <w:szCs w:val="23"/>
+                <w:rtl/>
+              </w:rPr>
+              <w:t>وابسته به انتخاب شما</w:t>
+            </w:r>
+          </w:p>
+        </w:tc>
+      </w:tr>
+      <w:tr>
+        <w:tc>
+          <w:tcPr>
+            <w:tcW w:w="0" w:type="auto"/>
+            <w:tcMar>
+              <w:top w:w="150" w:type="dxa"/>
+              <w:left w:w="0" w:type="dxa"/>
+              <w:bottom w:w="150" w:type="dxa"/>
+              <w:right w:w="240" w:type="dxa"/>
+            </w:tcMar>
+            <w:vAlign w:val="center"/>
+            <w:hideMark/>
+          </w:tcPr>
+          <w:p>
+            <w:pPr>
+              <w:bidi/>
+              <w:spacing w:line="375" w:lineRule="atLeast"/>
+              <w:rPr>
+                <w:rFonts w:ascii="Segoe UI" w:hAnsi="Segoe UI" w:cs="Segoe UI"/>
+                <w:sz w:val="23"/>
+                <w:szCs w:val="23"/>
+              </w:rPr>
+            </w:pPr>
+            <w:r>
+              <w:rPr>
+                <w:rStyle w:val="Strong"/>
+                <w:rFonts w:ascii="Segoe UI" w:hAnsi="Segoe UI" w:cs="Segoe UI"/>
+                <w:sz w:val="23"/>
+                <w:szCs w:val="23"/>
+                <w:rtl/>
+              </w:rPr>
+              <w:t>قیمت</w:t>
+            </w:r>
+          </w:p>
+        </w:tc>
+        <w:tc>
+          <w:tcPr>
+            <w:tcW w:w="0" w:type="auto"/>
+            <w:tcMar>
+              <w:top w:w="150" w:type="dxa"/>
+              <w:left w:w="240" w:type="dxa"/>
+              <w:bottom w:w="150" w:type="dxa"/>
+              <w:right w:w="240" w:type="dxa"/>
+            </w:tcMar>
+            <w:vAlign w:val="center"/>
+            <w:hideMark/>
+          </w:tcPr>
+          <w:p>
+            <w:pPr>
+              <w:bidi/>
+              <w:spacing w:line="375" w:lineRule="atLeast"/>
+              <w:rPr>
+                <w:rFonts w:ascii="Segoe UI" w:hAnsi="Segoe UI" w:cs="Segoe UI"/>
+                <w:sz w:val="23"/>
+                <w:szCs w:val="23"/>
+              </w:rPr>
+            </w:pPr>
+            <w:r>
+              <w:rPr>
+                <w:rFonts w:ascii="Segoe UI" w:hAnsi="Segoe UI" w:cs="Segoe UI"/>
+                <w:sz w:val="23"/>
+                <w:szCs w:val="23"/>
+                <w:rtl/>
+              </w:rPr>
+              <w:t>مبتنی بر مصرف</w:t>
+            </w:r>
+            <w:r>
+              <w:rPr>
+                <w:rFonts w:ascii="Segoe UI" w:hAnsi="Segoe UI" w:cs="Segoe UI"/>
+                <w:sz w:val="23"/>
+                <w:szCs w:val="23"/>
+              </w:rPr>
+              <w:t xml:space="preserve"> (API) </w:t>
+            </w:r>
+            <w:r>
+              <w:rPr>
+                <w:rFonts w:ascii="Segoe UI" w:hAnsi="Segoe UI" w:cs="Segoe UI"/>
+                <w:sz w:val="23"/>
+                <w:szCs w:val="23"/>
+                <w:rtl/>
+              </w:rPr>
+              <w:t>یا اشتراک</w:t>
+            </w:r>
+            <w:r>
+              <w:rPr>
+                <w:rFonts w:ascii="Segoe UI" w:hAnsi="Segoe UI" w:cs="Segoe UI"/>
+                <w:sz w:val="23"/>
+                <w:szCs w:val="23"/>
+              </w:rPr>
+              <w:t xml:space="preserve"> </w:t>
+            </w:r>
+            <w:proofErr w:type="spellStart"/>
+            <w:r>
+              <w:rPr>
+                <w:rFonts w:ascii="Segoe UI" w:hAnsi="Segoe UI" w:cs="Segoe UI"/>
+                <w:sz w:val="23"/>
+                <w:szCs w:val="23"/>
+              </w:rPr>
+              <w:t>ChatGPT</w:t>
+            </w:r>
+            <w:proofErr w:type="spellEnd"/>
+          </w:p>
+        </w:tc>
+        <w:tc>
+          <w:tcPr>
+            <w:tcW w:w="0" w:type="auto"/>
+            <w:tcMar>
+              <w:top w:w="150" w:type="dxa"/>
+              <w:left w:w="240" w:type="dxa"/>
+              <w:bottom w:w="150" w:type="dxa"/>
+              <w:right w:w="240" w:type="dxa"/>
+            </w:tcMar>
+            <w:vAlign w:val="center"/>
+            <w:hideMark/>
+          </w:tcPr>
+          <w:p>
+            <w:pPr>
+              <w:bidi/>
+              <w:spacing w:line="375" w:lineRule="atLeast"/>
+              <w:rPr>
+                <w:rFonts w:ascii="Segoe UI" w:hAnsi="Segoe UI" w:cs="Segoe UI"/>
+                <w:sz w:val="23"/>
+                <w:szCs w:val="23"/>
+              </w:rPr>
+            </w:pPr>
+            <w:r>
+              <w:rPr>
+                <w:rFonts w:ascii="Segoe UI" w:hAnsi="Segoe UI" w:cs="Segoe UI"/>
+                <w:sz w:val="23"/>
+                <w:szCs w:val="23"/>
+                <w:rtl/>
+              </w:rPr>
+              <w:t>مبتنی بر مصرف</w:t>
+            </w:r>
+            <w:r>
+              <w:rPr>
+                <w:rFonts w:ascii="Segoe UI" w:hAnsi="Segoe UI" w:cs="Segoe UI"/>
+                <w:sz w:val="23"/>
+                <w:szCs w:val="23"/>
+              </w:rPr>
+              <w:t xml:space="preserve"> (API) </w:t>
+            </w:r>
+            <w:r>
+              <w:rPr>
+                <w:rFonts w:ascii="Segoe UI" w:hAnsi="Segoe UI" w:cs="Segoe UI"/>
+                <w:sz w:val="23"/>
+                <w:szCs w:val="23"/>
+                <w:rtl/>
+              </w:rPr>
+              <w:t>یا اشتراک</w:t>
+            </w:r>
+            <w:r>
+              <w:rPr>
+                <w:rFonts w:ascii="Segoe UI" w:hAnsi="Segoe UI" w:cs="Segoe UI"/>
+                <w:sz w:val="23"/>
+                <w:szCs w:val="23"/>
+              </w:rPr>
+              <w:t xml:space="preserve"> Claude</w:t>
+            </w:r>
+          </w:p>
+        </w:tc>
+        <w:tc>
+          <w:tcPr>
+            <w:tcW w:w="0" w:type="auto"/>
+            <w:tcMar>
+              <w:top w:w="150" w:type="dxa"/>
+              <w:left w:w="240" w:type="dxa"/>
+              <w:bottom w:w="150" w:type="dxa"/>
+              <w:right w:w="240" w:type="dxa"/>
+            </w:tcMar>
+            <w:vAlign w:val="center"/>
+            <w:hideMark/>
+          </w:tcPr>
+          <w:p>
+            <w:pPr>
+              <w:bidi/>
+              <w:spacing w:line="375" w:lineRule="atLeast"/>
+              <w:rPr>
+                <w:rFonts w:ascii="Segoe UI" w:hAnsi="Segoe UI" w:cs="Segoe UI"/>
+                <w:sz w:val="23"/>
+                <w:szCs w:val="23"/>
+              </w:rPr>
+            </w:pPr>
+            <w:r>
+              <w:rPr>
+                <w:rFonts w:ascii="Segoe UI" w:hAnsi="Segoe UI" w:cs="Segoe UI"/>
+                <w:sz w:val="23"/>
+                <w:szCs w:val="23"/>
+                <w:rtl/>
+              </w:rPr>
+              <w:t xml:space="preserve">رایگان (محدود)، </w:t>
+            </w:r>
+            <w:r>
+              <w:rPr>
+                <w:rFonts w:ascii="Segoe UI" w:hAnsi="Segoe UI" w:cs="Segoe UI"/>
+                <w:sz w:val="23"/>
+                <w:szCs w:val="23"/>
+              </w:rPr>
+              <w:t xml:space="preserve">Pro </w:t>
+            </w:r>
+            <w:r>
+              <w:rPr>
+                <w:rFonts w:ascii="Segoe UI" w:hAnsi="Segoe UI" w:cs="Segoe UI"/>
+                <w:sz w:val="23"/>
+                <w:szCs w:val="23"/>
+                <w:rtl/>
+              </w:rPr>
+              <w:t xml:space="preserve">از </w:t>
+            </w:r>
+            <w:r>
+              <w:rPr>
+                <w:rFonts w:ascii="Segoe UI" w:hAnsi="Segoe UI" w:cs="Segoe UI"/>
+                <w:sz w:val="23"/>
+                <w:szCs w:val="23"/>
+                <w:rtl/>
+                <w:lang w:bidi="fa-IR"/>
+              </w:rPr>
+              <w:t>۲۰</w:t>
+            </w:r>
+            <w:r>
+              <w:rPr>
+                <w:rFonts w:ascii="Segoe UI" w:hAnsi="Segoe UI" w:cs="Segoe UI"/>
+                <w:sz w:val="23"/>
+                <w:szCs w:val="23"/>
+                <w:rtl/>
+              </w:rPr>
+              <w:t xml:space="preserve"> دلار در ماه</w:t>
+            </w:r>
+          </w:p>
+        </w:tc>
+        <w:tc>
+          <w:tcPr>
+            <w:tcW w:w="0" w:type="auto"/>
+            <w:tcMar>
+              <w:top w:w="150" w:type="dxa"/>
+              <w:left w:w="240" w:type="dxa"/>
+              <w:bottom w:w="150" w:type="dxa"/>
+              <w:right w:w="0" w:type="dxa"/>
+            </w:tcMar>
+            <w:vAlign w:val="center"/>
+            <w:hideMark/>
+          </w:tcPr>
+          <w:p>
+            <w:pPr>
+              <w:bidi/>
+              <w:spacing w:line="375" w:lineRule="atLeast"/>
+              <w:rPr>
+                <w:rFonts w:ascii="Segoe UI" w:hAnsi="Segoe UI" w:cs="Segoe UI"/>
+                <w:sz w:val="23"/>
+                <w:szCs w:val="23"/>
+              </w:rPr>
+            </w:pPr>
+            <w:r>
+              <w:rPr>
+                <w:rFonts w:ascii="Segoe UI" w:hAnsi="Segoe UI" w:cs="Segoe UI"/>
+                <w:sz w:val="23"/>
+                <w:szCs w:val="23"/>
+                <w:rtl/>
+              </w:rPr>
+              <w:t>رایگان (فقط هزینه مصرف مدل)</w:t>
+            </w:r>
+          </w:p>
+        </w:tc>
+      </w:tr>
+      <w:tr>
+        <w:tc>
+          <w:tcPr>
+            <w:tcW w:w="0" w:type="auto"/>
+            <w:tcMar>
+              <w:top w:w="150" w:type="dxa"/>
+              <w:left w:w="0" w:type="dxa"/>
+              <w:bottom w:w="150" w:type="dxa"/>
+              <w:right w:w="240" w:type="dxa"/>
+            </w:tcMar>
+            <w:vAlign w:val="center"/>
+            <w:hideMark/>
+          </w:tcPr>
+          <w:p>
+            <w:pPr>
+              <w:bidi/>
+              <w:spacing w:line="375" w:lineRule="atLeast"/>
+              <w:rPr>
+                <w:rFonts w:ascii="Segoe UI" w:hAnsi="Segoe UI" w:cs="Segoe UI"/>
+                <w:sz w:val="23"/>
+                <w:szCs w:val="23"/>
+              </w:rPr>
+            </w:pPr>
+            <w:r>
+              <w:rPr>
+                <w:rStyle w:val="Strong"/>
+                <w:rFonts w:ascii="Segoe UI" w:hAnsi="Segoe UI" w:cs="Segoe UI"/>
+                <w:sz w:val="23"/>
+                <w:szCs w:val="23"/>
+                <w:rtl/>
+              </w:rPr>
+              <w:lastRenderedPageBreak/>
+              <w:t>نکته کلیدی</w:t>
+            </w:r>
+          </w:p>
+        </w:tc>
+        <w:tc>
+          <w:tcPr>
+            <w:tcW w:w="0" w:type="auto"/>
+            <w:tcMar>
+              <w:top w:w="150" w:type="dxa"/>
+              <w:left w:w="240" w:type="dxa"/>
+              <w:bottom w:w="150" w:type="dxa"/>
+              <w:right w:w="240" w:type="dxa"/>
+            </w:tcMar>
+            <w:vAlign w:val="center"/>
+            <w:hideMark/>
+          </w:tcPr>
+          <w:p>
+            <w:pPr>
+              <w:bidi/>
+              <w:spacing w:line="375" w:lineRule="atLeast"/>
+              <w:rPr>
+                <w:rFonts w:ascii="Segoe UI" w:hAnsi="Segoe UI" w:cs="Segoe UI"/>
+                <w:sz w:val="23"/>
+                <w:szCs w:val="23"/>
+              </w:rPr>
+            </w:pPr>
+            <w:r>
+              <w:rPr>
+                <w:rFonts w:ascii="Segoe UI" w:hAnsi="Segoe UI" w:cs="Segoe UI"/>
+                <w:sz w:val="23"/>
+                <w:szCs w:val="23"/>
+                <w:rtl/>
+              </w:rPr>
+              <w:t>جانشین مستقیم و قدرتمند با عملکرد بالا در بنچمارک‌ها</w:t>
+            </w:r>
+          </w:p>
+        </w:tc>
+        <w:tc>
+          <w:tcPr>
+            <w:tcW w:w="0" w:type="auto"/>
+            <w:tcMar>
+              <w:top w:w="150" w:type="dxa"/>
+              <w:left w:w="240" w:type="dxa"/>
+              <w:bottom w:w="150" w:type="dxa"/>
+              <w:right w:w="240" w:type="dxa"/>
+            </w:tcMar>
+            <w:vAlign w:val="center"/>
+            <w:hideMark/>
+          </w:tcPr>
+          <w:p>
+            <w:pPr>
+              <w:bidi/>
+              <w:spacing w:line="375" w:lineRule="atLeast"/>
+              <w:rPr>
+                <w:rFonts w:ascii="Segoe UI" w:hAnsi="Segoe UI" w:cs="Segoe UI"/>
+                <w:sz w:val="23"/>
+                <w:szCs w:val="23"/>
+              </w:rPr>
+            </w:pPr>
+            <w:r>
+              <w:rPr>
+                <w:rFonts w:ascii="Segoe UI" w:hAnsi="Segoe UI" w:cs="Segoe UI"/>
+                <w:sz w:val="23"/>
+                <w:szCs w:val="23"/>
+                <w:rtl/>
+              </w:rPr>
+              <w:t>بهترین عملکرد در وظایف طولانی و پیچیده با پنجره زمینه بزرگ</w:t>
+            </w:r>
+          </w:p>
+        </w:tc>
+        <w:tc>
+          <w:tcPr>
+            <w:tcW w:w="0" w:type="auto"/>
+            <w:tcMar>
+              <w:top w:w="150" w:type="dxa"/>
+              <w:left w:w="240" w:type="dxa"/>
+              <w:bottom w:w="150" w:type="dxa"/>
+              <w:right w:w="240" w:type="dxa"/>
+            </w:tcMar>
+            <w:vAlign w:val="center"/>
+            <w:hideMark/>
+          </w:tcPr>
+          <w:p>
+            <w:pPr>
+              <w:bidi/>
+              <w:spacing w:line="375" w:lineRule="atLeast"/>
+              <w:rPr>
+                <w:rFonts w:ascii="Segoe UI" w:hAnsi="Segoe UI" w:cs="Segoe UI"/>
+                <w:sz w:val="23"/>
+                <w:szCs w:val="23"/>
+              </w:rPr>
+            </w:pPr>
+            <w:r>
+              <w:rPr>
+                <w:rFonts w:ascii="Segoe UI" w:hAnsi="Segoe UI" w:cs="Segoe UI"/>
+                <w:sz w:val="23"/>
+                <w:szCs w:val="23"/>
+                <w:rtl/>
+              </w:rPr>
+              <w:t>بهترین تجربه کاربری در یک</w:t>
+            </w:r>
+            <w:r>
+              <w:rPr>
+                <w:rFonts w:ascii="Segoe UI" w:hAnsi="Segoe UI" w:cs="Segoe UI"/>
+                <w:sz w:val="23"/>
+                <w:szCs w:val="23"/>
+              </w:rPr>
+              <w:t xml:space="preserve"> IDE </w:t>
+            </w:r>
+            <w:r>
+              <w:rPr>
+                <w:rFonts w:ascii="Segoe UI" w:hAnsi="Segoe UI" w:cs="Segoe UI"/>
+                <w:sz w:val="23"/>
+                <w:szCs w:val="23"/>
+                <w:rtl/>
+              </w:rPr>
+              <w:t>با قابلیت چندفایلی قوی</w:t>
+            </w:r>
+          </w:p>
+        </w:tc>
+        <w:tc>
+          <w:tcPr>
+            <w:tcW w:w="0" w:type="auto"/>
+            <w:tcMar>
+              <w:top w:w="150" w:type="dxa"/>
+              <w:left w:w="240" w:type="dxa"/>
+              <w:bottom w:w="150" w:type="dxa"/>
+              <w:right w:w="0" w:type="dxa"/>
+            </w:tcMar>
+            <w:vAlign w:val="center"/>
+            <w:hideMark/>
+          </w:tcPr>
+          <w:p>
+            <w:pPr>
+              <w:bidi/>
+              <w:spacing w:line="375" w:lineRule="atLeast"/>
+              <w:rPr>
+                <w:rFonts w:ascii="Segoe UI" w:hAnsi="Segoe UI" w:cs="Segoe UI"/>
+                <w:sz w:val="23"/>
+                <w:szCs w:val="23"/>
+              </w:rPr>
+            </w:pPr>
+            <w:r>
+              <w:rPr>
+                <w:rFonts w:ascii="Segoe UI" w:hAnsi="Segoe UI" w:cs="Segoe UI"/>
+                <w:sz w:val="23"/>
+                <w:szCs w:val="23"/>
+                <w:rtl/>
+              </w:rPr>
+              <w:t>حداکثر آزادی، حریم خصوصی و صرفه‌جویی در هزینه</w:t>
+            </w:r>
+          </w:p>
+        </w:tc>
+      </w:tr>
+    </w:tbl>
+    <w:p>
+      <w:pPr>
+        <w:pStyle w:val="Heading3"/>
+        <w:shd w:val="clear" w:color="auto" w:fill="151517"/>
+        <w:bidi/>
+        <w:spacing w:before="480" w:after="240" w:line="450" w:lineRule="atLeast"/>
+        <w:rPr>
+          <w:rFonts w:ascii="Segoe UI" w:hAnsi="Segoe UI" w:cs="Segoe UI"/>
+          <w:color w:val="F9FAFB"/>
+          <w:sz w:val="30"/>
+          <w:szCs w:val="30"/>
+        </w:rPr>
+      </w:pPr>
+      <w:r>
+        <w:rPr>
+          <w:rFonts w:ascii="Segoe UI Symbol" w:hAnsi="Segoe UI Symbol" w:cs="Segoe UI Symbol"/>
+          <w:color w:val="F9FAFB"/>
+          <w:sz w:val="30"/>
+          <w:szCs w:val="30"/>
+        </w:rPr>
+        <w:t>💎</w:t>
+      </w:r>
+      <w:r>
+        <w:rPr>
+          <w:rFonts w:ascii="Segoe UI" w:hAnsi="Segoe UI" w:cs="Segoe UI"/>
+          <w:color w:val="F9FAFB"/>
+          <w:sz w:val="30"/>
+          <w:szCs w:val="30"/>
+        </w:rPr>
+        <w:t xml:space="preserve"> </w:t>
+      </w:r>
+      <w:r>
+        <w:rPr>
+          <w:rFonts w:ascii="Segoe UI" w:hAnsi="Segoe UI" w:cs="Segoe UI"/>
+          <w:color w:val="F9FAFB"/>
+          <w:sz w:val="30"/>
+          <w:szCs w:val="30"/>
+          <w:rtl/>
+        </w:rPr>
+        <w:t>جمع‌بندی و نتیجه‌گیری نهایی</w:t>
+      </w:r>
+    </w:p>
+    <w:p>
+      <w:pPr>
+        <w:pStyle w:val="ds-markdown-paragraph"/>
+        <w:shd w:val="clear" w:color="auto" w:fill="151517"/>
+        <w:bidi/>
+        <w:spacing w:before="240" w:beforeAutospacing="0" w:after="240" w:afterAutospacing="0" w:line="420" w:lineRule="atLeast"/>
+        <w:rPr>
+          <w:rFonts w:ascii="Segoe UI" w:hAnsi="Segoe UI" w:cs="Segoe UI"/>
+          <w:color w:val="F9FAFB"/>
+        </w:rPr>
+      </w:pPr>
+      <w:r>
+        <w:rPr>
+          <w:rFonts w:ascii="Segoe UI" w:hAnsi="Segoe UI" w:cs="Segoe UI"/>
+          <w:color w:val="F9FAFB"/>
+          <w:rtl/>
+        </w:rPr>
+        <w:t>برای دستیابی به عملکردی مشابه یا بهتر از</w:t>
+      </w:r>
+      <w:r>
+        <w:rPr>
+          <w:rFonts w:ascii="Segoe UI" w:hAnsi="Segoe UI" w:cs="Segoe UI"/>
+          <w:color w:val="F9FAFB"/>
+        </w:rPr>
+        <w:t xml:space="preserve"> GPT-5.3-Codex</w:t>
+      </w:r>
+      <w:r>
+        <w:rPr>
+          <w:rFonts w:ascii="Segoe UI" w:hAnsi="Segoe UI" w:cs="Segoe UI"/>
+          <w:color w:val="F9FAFB"/>
+          <w:rtl/>
+        </w:rPr>
+        <w:t>، دو مسیر اصلی پیش رو دارید</w:t>
+      </w:r>
+      <w:r>
+        <w:rPr>
+          <w:rFonts w:ascii="Segoe UI" w:hAnsi="Segoe UI" w:cs="Segoe UI"/>
+          <w:color w:val="F9FAFB"/>
+        </w:rPr>
+        <w:t>:</w:t>
+      </w:r>
+    </w:p>
+    <w:p>
+      <w:pPr>
+        <w:pStyle w:val="ds-markdown-paragraph"/>
+        <w:numPr>
+          <w:ilvl w:val="0"/>
+          <w:numId w:val="2"/>
+        </w:numPr>
+        <w:shd w:val="clear" w:color="auto" w:fill="151517"/>
+        <w:bidi/>
+        <w:spacing w:after="0" w:afterAutospacing="0" w:line="420" w:lineRule="atLeast"/>
+        <w:ind w:left="0"/>
+        <w:rPr>
+          <w:rFonts w:ascii="Segoe UI" w:hAnsi="Segoe UI" w:cs="Segoe UI"/>
+          <w:color w:val="F9FAFB"/>
+        </w:rPr>
+      </w:pPr>
+      <w:r>
+        <w:rPr>
+          <w:rStyle w:val="Strong"/>
+          <w:rFonts w:ascii="Segoe UI" w:eastAsiaTheme="majorEastAsia" w:hAnsi="Segoe UI" w:cs="Segoe UI"/>
+          <w:color w:val="F9FAFB"/>
+          <w:rtl/>
+        </w:rPr>
+        <w:t>مسیر رسمی و یکپارچه</w:t>
+      </w:r>
+      <w:r>
+        <w:rPr>
+          <w:rFonts w:ascii="Segoe UI" w:hAnsi="Segoe UI" w:cs="Segoe UI"/>
+          <w:color w:val="F9FAFB"/>
+        </w:rPr>
+        <w:t xml:space="preserve">: </w:t>
+      </w:r>
+      <w:r>
+        <w:rPr>
+          <w:rFonts w:ascii="Segoe UI" w:hAnsi="Segoe UI" w:cs="Segoe UI"/>
+          <w:color w:val="F9FAFB"/>
+          <w:rtl/>
+        </w:rPr>
+        <w:t>اگر به دنبال قدرتمندترین مدل اختصاصی و جدیدترین قابلیت‌ها هستید، </w:t>
+      </w:r>
+      <w:proofErr w:type="spellStart"/>
+      <w:r>
+        <w:rPr>
+          <w:rStyle w:val="Strong"/>
+          <w:rFonts w:ascii="Segoe UI" w:eastAsiaTheme="majorEastAsia" w:hAnsi="Segoe UI" w:cs="Segoe UI"/>
+          <w:color w:val="F9FAFB"/>
+        </w:rPr>
+        <w:t>OpenAI</w:t>
+      </w:r>
+      <w:proofErr w:type="spellEnd"/>
+      <w:r>
+        <w:rPr>
+          <w:rStyle w:val="Strong"/>
+          <w:rFonts w:ascii="Segoe UI" w:eastAsiaTheme="majorEastAsia" w:hAnsi="Segoe UI" w:cs="Segoe UI"/>
+          <w:color w:val="F9FAFB"/>
+        </w:rPr>
+        <w:t xml:space="preserve"> Codex </w:t>
+      </w:r>
+      <w:r>
+        <w:rPr>
+          <w:rStyle w:val="Strong"/>
+          <w:rFonts w:ascii="Segoe UI" w:eastAsiaTheme="majorEastAsia" w:hAnsi="Segoe UI" w:cs="Segoe UI"/>
+          <w:color w:val="F9FAFB"/>
+          <w:rtl/>
+        </w:rPr>
+        <w:t>با مدل</w:t>
+      </w:r>
+      <w:r>
+        <w:rPr>
+          <w:rStyle w:val="Strong"/>
+          <w:rFonts w:ascii="Segoe UI" w:eastAsiaTheme="majorEastAsia" w:hAnsi="Segoe UI" w:cs="Segoe UI"/>
+          <w:color w:val="F9FAFB"/>
+        </w:rPr>
+        <w:t xml:space="preserve"> GPT-5.5</w:t>
+      </w:r>
+      <w:r>
+        <w:rPr>
+          <w:rFonts w:ascii="Segoe UI" w:hAnsi="Segoe UI" w:cs="Segoe UI"/>
+          <w:color w:val="F9FAFB"/>
+        </w:rPr>
+        <w:t> </w:t>
+      </w:r>
+      <w:r>
+        <w:rPr>
+          <w:rFonts w:ascii="Segoe UI" w:hAnsi="Segoe UI" w:cs="Segoe UI"/>
+          <w:color w:val="F9FAFB"/>
+          <w:rtl/>
+        </w:rPr>
+        <w:t>بهترین و مستقیم‌ترین انتخاب است</w:t>
+      </w:r>
+      <w:r>
+        <w:rPr>
+          <w:rFonts w:ascii="Segoe UI" w:hAnsi="Segoe UI" w:cs="Segoe UI"/>
+          <w:color w:val="F9FAFB"/>
+        </w:rPr>
+        <w:t>.</w:t>
+      </w:r>
+    </w:p>
+    <w:p>
+      <w:pPr>
+        <w:pStyle w:val="ds-markdown-paragraph"/>
+        <w:numPr>
+          <w:ilvl w:val="0"/>
+          <w:numId w:val="2"/>
+        </w:numPr>
+        <w:shd w:val="clear" w:color="auto" w:fill="151517"/>
+        <w:bidi/>
+        <w:spacing w:after="0" w:afterAutospacing="0" w:line="420" w:lineRule="atLeast"/>
+        <w:ind w:left="0"/>
+        <w:rPr>
+          <w:rFonts w:ascii="Segoe UI" w:hAnsi="Segoe UI" w:cs="Segoe UI"/>
+          <w:color w:val="F9FAFB"/>
+        </w:rPr>
+      </w:pPr>
+      <w:r>
+        <w:rPr>
+          <w:rStyle w:val="Strong"/>
+          <w:rFonts w:ascii="Segoe UI" w:eastAsiaTheme="majorEastAsia" w:hAnsi="Segoe UI" w:cs="Segoe UI"/>
+          <w:color w:val="F9FAFB"/>
+          <w:rtl/>
+        </w:rPr>
+        <w:t>مسیر حرفه‌ای و تخصصی</w:t>
+      </w:r>
+      <w:r>
+        <w:rPr>
+          <w:rFonts w:ascii="Segoe UI" w:hAnsi="Segoe UI" w:cs="Segoe UI"/>
+          <w:color w:val="F9FAFB"/>
+        </w:rPr>
+        <w:t xml:space="preserve">: </w:t>
+      </w:r>
+      <w:r>
+        <w:rPr>
+          <w:rFonts w:ascii="Segoe UI" w:hAnsi="Segoe UI" w:cs="Segoe UI"/>
+          <w:color w:val="F9FAFB"/>
+          <w:rtl/>
+        </w:rPr>
+        <w:t>اگر به یک رابط خط فرمان قدرتمند و تخصصی برای پروژه‌های بزرگ علاقه‌مندید، </w:t>
+      </w:r>
+      <w:r>
+        <w:rPr>
+          <w:rStyle w:val="Strong"/>
+          <w:rFonts w:ascii="Segoe UI" w:eastAsiaTheme="majorEastAsia" w:hAnsi="Segoe UI" w:cs="Segoe UI"/>
+          <w:color w:val="F9FAFB"/>
+        </w:rPr>
+        <w:t>Claude Code</w:t>
+      </w:r>
+      <w:r>
+        <w:rPr>
+          <w:rFonts w:ascii="Segoe UI" w:hAnsi="Segoe UI" w:cs="Segoe UI"/>
+          <w:color w:val="F9FAFB"/>
+        </w:rPr>
+        <w:t> </w:t>
+      </w:r>
+      <w:r>
+        <w:rPr>
+          <w:rFonts w:ascii="Segoe UI" w:hAnsi="Segoe UI" w:cs="Segoe UI"/>
+          <w:color w:val="F9FAFB"/>
+          <w:rtl/>
+        </w:rPr>
+        <w:t>یک رقیب جدی و کارآمد محسوب می‌شود</w:t>
+      </w:r>
+      <w:r>
+        <w:rPr>
+          <w:rFonts w:ascii="Segoe UI" w:hAnsi="Segoe UI" w:cs="Segoe UI"/>
+          <w:color w:val="F9FAFB"/>
+        </w:rPr>
+        <w:t>.</w:t>
+      </w:r>
+    </w:p>
+    <w:p>
+      <w:pPr>
+        <w:pStyle w:val="ds-markdown-paragraph"/>
+        <w:shd w:val="clear" w:color="auto" w:fill="151517"/>
+        <w:bidi/>
+        <w:spacing w:before="240" w:beforeAutospacing="0" w:line="420" w:lineRule="atLeast"/>
+        <w:rPr>
+          <w:rFonts w:ascii="Segoe UI" w:hAnsi="Segoe UI" w:cs="Segoe UI"/>
+          <w:color w:val="F9FAFB"/>
+        </w:rPr>
+      </w:pPr>
+      <w:r>
+        <w:rPr>
+          <w:rFonts w:ascii="Segoe UI" w:hAnsi="Segoe UI" w:cs="Segoe UI"/>
+          <w:color w:val="F9FAFB"/>
+          <w:rtl/>
+        </w:rPr>
+        <w:t>برای یک جایگزین مطمئن و کاربردی، پیشنهاد می‌کنم از </w:t>
+      </w:r>
+      <w:proofErr w:type="spellStart"/>
+      <w:r>
+        <w:rPr>
+          <w:rStyle w:val="Strong"/>
+          <w:rFonts w:ascii="Segoe UI" w:eastAsiaTheme="majorEastAsia" w:hAnsi="Segoe UI" w:cs="Segoe UI"/>
+          <w:color w:val="F9FAFB"/>
+        </w:rPr>
+        <w:t>OpenAI</w:t>
+      </w:r>
+      <w:proofErr w:type="spellEnd"/>
+      <w:r>
+        <w:rPr>
+          <w:rStyle w:val="Strong"/>
+          <w:rFonts w:ascii="Segoe UI" w:eastAsiaTheme="majorEastAsia" w:hAnsi="Segoe UI" w:cs="Segoe UI"/>
+          <w:color w:val="F9FAFB"/>
+        </w:rPr>
+        <w:t xml:space="preserve"> Codex </w:t>
+      </w:r>
+      <w:r>
+        <w:rPr>
+          <w:rStyle w:val="Strong"/>
+          <w:rFonts w:ascii="Segoe UI" w:eastAsiaTheme="majorEastAsia" w:hAnsi="Segoe UI" w:cs="Segoe UI"/>
+          <w:color w:val="F9FAFB"/>
+          <w:rtl/>
+        </w:rPr>
+        <w:t>با مدل</w:t>
+      </w:r>
+      <w:r>
+        <w:rPr>
+          <w:rStyle w:val="Strong"/>
+          <w:rFonts w:ascii="Segoe UI" w:eastAsiaTheme="majorEastAsia" w:hAnsi="Segoe UI" w:cs="Segoe UI"/>
+          <w:color w:val="F9FAFB"/>
+        </w:rPr>
+        <w:t xml:space="preserve"> GPT-5.5</w:t>
+      </w:r>
+      <w:r>
+        <w:rPr>
+          <w:rFonts w:ascii="Segoe UI" w:hAnsi="Segoe UI" w:cs="Segoe UI"/>
+          <w:color w:val="F9FAFB"/>
+        </w:rPr>
+        <w:t> </w:t>
+      </w:r>
+      <w:r>
+        <w:rPr>
+          <w:rFonts w:ascii="Segoe UI" w:hAnsi="Segoe UI" w:cs="Segoe UI"/>
+          <w:color w:val="F9FAFB"/>
+          <w:rtl/>
+        </w:rPr>
+        <w:t>یا </w:t>
+      </w:r>
+      <w:r>
+        <w:rPr>
+          <w:rStyle w:val="Strong"/>
+          <w:rFonts w:ascii="Segoe UI" w:eastAsiaTheme="majorEastAsia" w:hAnsi="Segoe UI" w:cs="Segoe UI"/>
+          <w:color w:val="F9FAFB"/>
+        </w:rPr>
+        <w:t>Claude Code</w:t>
+      </w:r>
+      <w:r>
+        <w:rPr>
+          <w:rFonts w:ascii="Segoe UI" w:hAnsi="Segoe UI" w:cs="Segoe UI"/>
+          <w:color w:val="F9FAFB"/>
+        </w:rPr>
+        <w:t> </w:t>
+      </w:r>
+      <w:r>
+        <w:rPr>
+          <w:rFonts w:ascii="Segoe UI" w:hAnsi="Segoe UI" w:cs="Segoe UI"/>
+          <w:color w:val="F9FAFB"/>
+          <w:rtl/>
+        </w:rPr>
+        <w:t>استفاده کنید و در صورت تمایل به انعطاف‌پذیری و هزینه کمتر، سراغ گزینه‌های متن‌بازی مانند </w:t>
+      </w:r>
+      <w:proofErr w:type="spellStart"/>
+      <w:r>
+        <w:rPr>
+          <w:rStyle w:val="Strong"/>
+          <w:rFonts w:ascii="Segoe UI" w:eastAsiaTheme="majorEastAsia" w:hAnsi="Segoe UI" w:cs="Segoe UI"/>
+          <w:color w:val="F9FAFB"/>
+        </w:rPr>
+        <w:t>OpenCode</w:t>
+      </w:r>
+      <w:proofErr w:type="spellEnd"/>
+      <w:r>
+        <w:rPr>
+          <w:rFonts w:ascii="Segoe UI" w:hAnsi="Segoe UI" w:cs="Segoe UI"/>
+          <w:color w:val="F9FAFB"/>
+        </w:rPr>
+        <w:t> </w:t>
+      </w:r>
+      <w:r>
+        <w:rPr>
+          <w:rFonts w:ascii="Segoe UI" w:hAnsi="Segoe UI" w:cs="Segoe UI"/>
+          <w:color w:val="F9FAFB"/>
+          <w:rtl/>
+        </w:rPr>
+        <w:t>بروید</w:t>
+      </w:r>
+      <w:r>
+        <w:rPr>
+          <w:rFonts w:ascii="Segoe UI" w:hAnsi="Segoe UI" w:cs="Segoe UI"/>
+          <w:color w:val="F9FAFB"/>
+        </w:rPr>
+        <w:t>.</w:t>
+      </w:r>
+    </w:p>
+    <w:p>
+      <w:pPr>
+        <w:bidi/>
+      </w:pPr>
+      <w:r>
+        <w:rPr>
+          <w:rFonts w:cs="Arial"/>
+          <w:rtl/>
+        </w:rPr>
+        <w:t>بله، **کاملاً مطمئن هستم** که مدل **</w:t>
+      </w:r>
+      <w:r>
+        <w:t>GPT-5.5</w:t>
+      </w:r>
+      <w:r>
+        <w:rPr>
+          <w:rFonts w:cs="Arial"/>
+          <w:rtl/>
+        </w:rPr>
+        <w:t xml:space="preserve"> جزء خانواده مدل‌ها</w:t>
+      </w:r>
+      <w:r>
+        <w:rPr>
+          <w:rFonts w:cs="Arial" w:hint="cs"/>
+          <w:rtl/>
+        </w:rPr>
+        <w:t>ی</w:t>
+      </w:r>
+      <w:r>
+        <w:rPr>
+          <w:rFonts w:cs="Arial"/>
+          <w:rtl/>
+        </w:rPr>
+        <w:t xml:space="preserve"> </w:t>
+      </w:r>
+      <w:r>
+        <w:t>Codex</w:t>
+      </w:r>
+      <w:r>
+        <w:rPr>
+          <w:rFonts w:cs="Arial"/>
+          <w:rtl/>
+        </w:rPr>
+        <w:t xml:space="preserve"> به حساب م</w:t>
+      </w:r>
+      <w:r>
+        <w:rPr>
+          <w:rFonts w:cs="Arial" w:hint="cs"/>
+          <w:rtl/>
+        </w:rPr>
+        <w:t>ی‌</w:t>
+      </w:r>
+      <w:r>
+        <w:rPr>
+          <w:rFonts w:cs="Arial" w:hint="eastAsia"/>
+          <w:rtl/>
+        </w:rPr>
+        <w:t>آ</w:t>
+      </w:r>
+      <w:r>
+        <w:rPr>
+          <w:rFonts w:cs="Arial" w:hint="cs"/>
+          <w:rtl/>
+        </w:rPr>
+        <w:t>ی</w:t>
+      </w:r>
+      <w:r>
+        <w:rPr>
+          <w:rFonts w:cs="Arial" w:hint="eastAsia"/>
+          <w:rtl/>
+        </w:rPr>
+        <w:t>د</w:t>
+      </w:r>
+      <w:r>
+        <w:rPr>
+          <w:rFonts w:cs="Arial"/>
+          <w:rtl/>
+        </w:rPr>
+        <w:t xml:space="preserve">** و صرفاً </w:t>
+      </w:r>
+      <w:r>
+        <w:rPr>
+          <w:rFonts w:cs="Arial" w:hint="cs"/>
+          <w:rtl/>
+        </w:rPr>
+        <w:t>ی</w:t>
+      </w:r>
+      <w:r>
+        <w:rPr>
+          <w:rFonts w:cs="Arial" w:hint="eastAsia"/>
+          <w:rtl/>
+        </w:rPr>
+        <w:t>ک</w:t>
+      </w:r>
+      <w:r>
+        <w:rPr>
+          <w:rFonts w:cs="Arial"/>
+          <w:rtl/>
+        </w:rPr>
+        <w:t xml:space="preserve"> مدل چت‌بات عموم</w:t>
+      </w:r>
+      <w:r>
+        <w:rPr>
+          <w:rFonts w:cs="Arial" w:hint="cs"/>
+          <w:rtl/>
+        </w:rPr>
+        <w:t>ی</w:t>
+      </w:r>
+      <w:r>
+        <w:rPr>
+          <w:rFonts w:cs="Arial"/>
+          <w:rtl/>
+        </w:rPr>
+        <w:t xml:space="preserve"> ن</w:t>
+      </w:r>
+      <w:r>
+        <w:rPr>
+          <w:rFonts w:cs="Arial" w:hint="cs"/>
+          <w:rtl/>
+        </w:rPr>
+        <w:t>ی</w:t>
+      </w:r>
+      <w:r>
+        <w:rPr>
+          <w:rFonts w:cs="Arial" w:hint="eastAsia"/>
+          <w:rtl/>
+        </w:rPr>
+        <w:t>ست</w:t>
+      </w:r>
+      <w:r>
+        <w:rPr>
+          <w:rFonts w:cs="Arial"/>
+          <w:rtl/>
+        </w:rPr>
+        <w:t xml:space="preserve"> .</w:t>
+      </w:r>
+    </w:p>
+    <w:p>
+      <w:pPr>
+        <w:bidi/>
+      </w:pPr>
+    </w:p>
+    <w:p>
+      <w:pPr>
+        <w:bidi/>
+      </w:pPr>
+      <w:r>
+        <w:rPr>
+          <w:rFonts w:cs="Arial" w:hint="eastAsia"/>
+          <w:rtl/>
+        </w:rPr>
+        <w:t>ا</w:t>
+      </w:r>
+      <w:r>
+        <w:rPr>
+          <w:rFonts w:cs="Arial" w:hint="cs"/>
+          <w:rtl/>
+        </w:rPr>
+        <w:t>ی</w:t>
+      </w:r>
+      <w:r>
+        <w:rPr>
+          <w:rFonts w:cs="Arial" w:hint="eastAsia"/>
+          <w:rtl/>
+        </w:rPr>
+        <w:t>ن</w:t>
+      </w:r>
+      <w:r>
+        <w:rPr>
+          <w:rFonts w:cs="Arial"/>
+          <w:rtl/>
+        </w:rPr>
+        <w:t xml:space="preserve"> مطلب را به طور مستق</w:t>
+      </w:r>
+      <w:r>
+        <w:rPr>
+          <w:rFonts w:cs="Arial" w:hint="cs"/>
+          <w:rtl/>
+        </w:rPr>
+        <w:t>ی</w:t>
+      </w:r>
+      <w:r>
+        <w:rPr>
+          <w:rFonts w:cs="Arial" w:hint="eastAsia"/>
+          <w:rtl/>
+        </w:rPr>
+        <w:t>م</w:t>
+      </w:r>
+      <w:r>
+        <w:rPr>
+          <w:rFonts w:cs="Arial"/>
+          <w:rtl/>
+        </w:rPr>
+        <w:t xml:space="preserve"> و صر</w:t>
+      </w:r>
+      <w:r>
+        <w:rPr>
+          <w:rFonts w:cs="Arial" w:hint="cs"/>
+          <w:rtl/>
+        </w:rPr>
+        <w:t>ی</w:t>
+      </w:r>
+      <w:r>
+        <w:rPr>
+          <w:rFonts w:cs="Arial" w:hint="eastAsia"/>
+          <w:rtl/>
+        </w:rPr>
+        <w:t>ح</w:t>
+      </w:r>
+      <w:r>
+        <w:rPr>
+          <w:rFonts w:cs="Arial"/>
+          <w:rtl/>
+        </w:rPr>
+        <w:t xml:space="preserve"> م</w:t>
+      </w:r>
+      <w:r>
+        <w:rPr>
+          <w:rFonts w:cs="Arial" w:hint="cs"/>
+          <w:rtl/>
+        </w:rPr>
+        <w:t>ی‌</w:t>
+      </w:r>
+      <w:r>
+        <w:rPr>
+          <w:rFonts w:cs="Arial" w:hint="eastAsia"/>
+          <w:rtl/>
+        </w:rPr>
+        <w:t>توان</w:t>
+      </w:r>
+      <w:r>
+        <w:rPr>
+          <w:rFonts w:cs="Arial"/>
+          <w:rtl/>
+        </w:rPr>
+        <w:t xml:space="preserve"> از منابع معتبر ز</w:t>
+      </w:r>
+      <w:r>
+        <w:rPr>
+          <w:rFonts w:cs="Arial" w:hint="cs"/>
+          <w:rtl/>
+        </w:rPr>
+        <w:t>ی</w:t>
+      </w:r>
+      <w:r>
+        <w:rPr>
+          <w:rFonts w:cs="Arial" w:hint="eastAsia"/>
+          <w:rtl/>
+        </w:rPr>
+        <w:t>ر</w:t>
+      </w:r>
+      <w:r>
+        <w:rPr>
+          <w:rFonts w:cs="Arial"/>
+          <w:rtl/>
+        </w:rPr>
+        <w:t xml:space="preserve"> تأ</w:t>
+      </w:r>
+      <w:r>
+        <w:rPr>
+          <w:rFonts w:cs="Arial" w:hint="cs"/>
+          <w:rtl/>
+        </w:rPr>
+        <w:t>یی</w:t>
+      </w:r>
+      <w:r>
+        <w:rPr>
+          <w:rFonts w:cs="Arial" w:hint="eastAsia"/>
+          <w:rtl/>
+        </w:rPr>
+        <w:t>د</w:t>
+      </w:r>
+      <w:r>
+        <w:rPr>
+          <w:rFonts w:cs="Arial"/>
+          <w:rtl/>
+        </w:rPr>
+        <w:t xml:space="preserve"> کرد:</w:t>
+      </w:r>
+    </w:p>
+    <w:p>
+      <w:pPr>
+        <w:bidi/>
+      </w:pPr>
+    </w:p>
+    <w:p>
+      <w:pPr>
+        <w:bidi/>
+      </w:pPr>
+      <w:r>
+        <w:rPr>
+          <w:rFonts w:cs="Arial"/>
+          <w:rtl/>
+        </w:rPr>
+        <w:t xml:space="preserve">### </w:t>
+      </w:r>
+      <w:r>
+        <w:rPr>
+          <w:rFonts w:ascii="Segoe UI Symbol" w:hAnsi="Segoe UI Symbol" w:cs="Segoe UI Symbol" w:hint="cs"/>
+          <w:rtl/>
+        </w:rPr>
+        <w:t>📌</w:t>
+      </w:r>
+      <w:r>
+        <w:rPr>
+          <w:rFonts w:cs="Arial"/>
+          <w:rtl/>
+        </w:rPr>
+        <w:t xml:space="preserve"> </w:t>
+      </w:r>
+      <w:r>
+        <w:rPr>
+          <w:rFonts w:ascii="Arial" w:hAnsi="Arial" w:cs="Arial" w:hint="cs"/>
+          <w:rtl/>
+        </w:rPr>
+        <w:t>تأ</w:t>
+      </w:r>
+      <w:r>
+        <w:rPr>
+          <w:rFonts w:cs="Arial" w:hint="cs"/>
+          <w:rtl/>
+        </w:rPr>
+        <w:t>یی</w:t>
+      </w:r>
+      <w:r>
+        <w:rPr>
+          <w:rFonts w:cs="Arial" w:hint="eastAsia"/>
+          <w:rtl/>
+        </w:rPr>
+        <w:t>د</w:t>
+      </w:r>
+      <w:r>
+        <w:rPr>
+          <w:rFonts w:cs="Arial" w:hint="cs"/>
+          <w:rtl/>
+        </w:rPr>
+        <w:t>ی</w:t>
+      </w:r>
+      <w:r>
+        <w:rPr>
+          <w:rFonts w:cs="Arial" w:hint="eastAsia"/>
+          <w:rtl/>
+        </w:rPr>
+        <w:t>ه</w:t>
+      </w:r>
+      <w:r>
+        <w:rPr>
+          <w:rFonts w:cs="Arial"/>
+          <w:rtl/>
+        </w:rPr>
+        <w:t xml:space="preserve"> از سو</w:t>
+      </w:r>
+      <w:r>
+        <w:rPr>
+          <w:rFonts w:cs="Arial" w:hint="cs"/>
+          <w:rtl/>
+        </w:rPr>
+        <w:t>ی</w:t>
+      </w:r>
+      <w:r>
+        <w:rPr>
+          <w:rFonts w:cs="Arial"/>
+          <w:rtl/>
+        </w:rPr>
+        <w:t xml:space="preserve"> خود </w:t>
+      </w:r>
+      <w:proofErr w:type="spellStart"/>
+      <w:r>
+        <w:t>OpenAI</w:t>
+      </w:r>
+      <w:proofErr w:type="spellEnd"/>
+    </w:p>
+    <w:p>
+      <w:pPr>
+        <w:bidi/>
+      </w:pPr>
+    </w:p>
+    <w:p>
+      <w:pPr>
+        <w:bidi/>
+      </w:pPr>
+      <w:r>
+        <w:rPr>
+          <w:rFonts w:cs="Arial" w:hint="eastAsia"/>
+          <w:rtl/>
+        </w:rPr>
+        <w:t>بر</w:t>
+      </w:r>
+      <w:r>
+        <w:rPr>
+          <w:rFonts w:cs="Arial"/>
+          <w:rtl/>
+        </w:rPr>
+        <w:t xml:space="preserve"> اساس اعلام رسم</w:t>
+      </w:r>
+      <w:r>
+        <w:rPr>
+          <w:rFonts w:cs="Arial" w:hint="cs"/>
+          <w:rtl/>
+        </w:rPr>
+        <w:t>ی</w:t>
+      </w:r>
+      <w:r>
+        <w:rPr>
+          <w:rFonts w:cs="Arial"/>
+          <w:rtl/>
+        </w:rPr>
+        <w:t xml:space="preserve"> </w:t>
+      </w:r>
+      <w:proofErr w:type="spellStart"/>
+      <w:r>
+        <w:t>OpenAI</w:t>
+      </w:r>
+      <w:proofErr w:type="spellEnd"/>
+      <w:r>
+        <w:rPr>
+          <w:rFonts w:cs="Arial"/>
+          <w:rtl/>
+        </w:rPr>
+        <w:t>، مدل **</w:t>
+      </w:r>
+      <w:r>
+        <w:t xml:space="preserve">GPT-5.5** </w:t>
+      </w:r>
+      <w:r>
+        <w:rPr>
+          <w:rFonts w:cs="Arial"/>
+          <w:rtl/>
+        </w:rPr>
+        <w:t xml:space="preserve">به عنوان </w:t>
+      </w:r>
+      <w:r>
+        <w:rPr>
+          <w:rFonts w:cs="Arial" w:hint="cs"/>
+          <w:rtl/>
+        </w:rPr>
+        <w:t>ی</w:t>
+      </w:r>
+      <w:r>
+        <w:rPr>
+          <w:rFonts w:cs="Arial" w:hint="eastAsia"/>
+          <w:rtl/>
+        </w:rPr>
+        <w:t>ک</w:t>
+      </w:r>
+      <w:r>
+        <w:rPr>
+          <w:rFonts w:cs="Arial"/>
+          <w:rtl/>
+        </w:rPr>
+        <w:t xml:space="preserve"> مدل قدرتمند و هوشمند معرف</w:t>
+      </w:r>
+      <w:r>
+        <w:rPr>
+          <w:rFonts w:cs="Arial" w:hint="cs"/>
+          <w:rtl/>
+        </w:rPr>
+        <w:t>ی</w:t>
+      </w:r>
+      <w:r>
+        <w:rPr>
+          <w:rFonts w:cs="Arial"/>
+          <w:rtl/>
+        </w:rPr>
+        <w:t xml:space="preserve"> شده که به طور هم‌زمان در اخت</w:t>
+      </w:r>
+      <w:r>
+        <w:rPr>
+          <w:rFonts w:cs="Arial" w:hint="cs"/>
+          <w:rtl/>
+        </w:rPr>
+        <w:t>ی</w:t>
+      </w:r>
+      <w:r>
+        <w:rPr>
+          <w:rFonts w:cs="Arial" w:hint="eastAsia"/>
+          <w:rtl/>
+        </w:rPr>
+        <w:t>ار</w:t>
+      </w:r>
+      <w:r>
+        <w:rPr>
+          <w:rFonts w:cs="Arial"/>
+          <w:rtl/>
+        </w:rPr>
+        <w:t xml:space="preserve"> کاربران **</w:t>
+      </w:r>
+      <w:proofErr w:type="spellStart"/>
+      <w:r>
+        <w:t>ChatGPT</w:t>
+      </w:r>
+      <w:proofErr w:type="spellEnd"/>
+      <w:r>
+        <w:rPr>
+          <w:rFonts w:cs="Arial"/>
+          <w:rtl/>
+        </w:rPr>
+        <w:t xml:space="preserve"> و </w:t>
+      </w:r>
+      <w:r>
+        <w:t xml:space="preserve">Codex** </w:t>
+      </w:r>
+      <w:r>
+        <w:rPr>
+          <w:rFonts w:cs="Arial"/>
+          <w:rtl/>
+        </w:rPr>
+        <w:t>قرار م</w:t>
+      </w:r>
+      <w:r>
+        <w:rPr>
+          <w:rFonts w:cs="Arial" w:hint="cs"/>
+          <w:rtl/>
+        </w:rPr>
+        <w:t>ی‌</w:t>
+      </w:r>
+      <w:r>
+        <w:rPr>
+          <w:rFonts w:cs="Arial" w:hint="eastAsia"/>
+          <w:rtl/>
+        </w:rPr>
+        <w:t>گ</w:t>
+      </w:r>
+      <w:r>
+        <w:rPr>
+          <w:rFonts w:cs="Arial" w:hint="cs"/>
+          <w:rtl/>
+        </w:rPr>
+        <w:t>ی</w:t>
+      </w:r>
+      <w:r>
+        <w:rPr>
+          <w:rFonts w:cs="Arial" w:hint="eastAsia"/>
+          <w:rtl/>
+        </w:rPr>
+        <w:t>رد</w:t>
+      </w:r>
+      <w:r>
+        <w:rPr>
+          <w:rFonts w:cs="Arial"/>
+          <w:rtl/>
+        </w:rPr>
+        <w:t xml:space="preserve"> . ا</w:t>
+      </w:r>
+      <w:r>
+        <w:rPr>
+          <w:rFonts w:cs="Arial" w:hint="cs"/>
+          <w:rtl/>
+        </w:rPr>
+        <w:t>ی</w:t>
+      </w:r>
+      <w:r>
+        <w:rPr>
+          <w:rFonts w:cs="Arial" w:hint="eastAsia"/>
+          <w:rtl/>
+        </w:rPr>
+        <w:t>ن</w:t>
+      </w:r>
+      <w:r>
+        <w:rPr>
+          <w:rFonts w:cs="Arial"/>
+          <w:rtl/>
+        </w:rPr>
+        <w:t xml:space="preserve"> بدان معناست که ا</w:t>
+      </w:r>
+      <w:r>
+        <w:rPr>
+          <w:rFonts w:cs="Arial" w:hint="cs"/>
+          <w:rtl/>
+        </w:rPr>
+        <w:t>ی</w:t>
+      </w:r>
+      <w:r>
+        <w:rPr>
+          <w:rFonts w:cs="Arial" w:hint="eastAsia"/>
+          <w:rtl/>
+        </w:rPr>
+        <w:t>ن</w:t>
+      </w:r>
+      <w:r>
+        <w:rPr>
+          <w:rFonts w:cs="Arial"/>
+          <w:rtl/>
+        </w:rPr>
+        <w:t xml:space="preserve"> مدل به عنوان موتور پردازشگر اصل</w:t>
+      </w:r>
+      <w:r>
+        <w:rPr>
+          <w:rFonts w:cs="Arial" w:hint="cs"/>
+          <w:rtl/>
+        </w:rPr>
+        <w:t>ی</w:t>
+      </w:r>
+      <w:r>
+        <w:rPr>
+          <w:rFonts w:cs="Arial"/>
+          <w:rtl/>
+        </w:rPr>
+        <w:t xml:space="preserve"> در پلتفرم برنامه‌نو</w:t>
+      </w:r>
+      <w:r>
+        <w:rPr>
+          <w:rFonts w:cs="Arial" w:hint="cs"/>
+          <w:rtl/>
+        </w:rPr>
+        <w:t>ی</w:t>
+      </w:r>
+      <w:r>
+        <w:rPr>
+          <w:rFonts w:cs="Arial" w:hint="eastAsia"/>
+          <w:rtl/>
+        </w:rPr>
+        <w:t>س</w:t>
+      </w:r>
+      <w:r>
+        <w:rPr>
+          <w:rFonts w:cs="Arial" w:hint="cs"/>
+          <w:rtl/>
+        </w:rPr>
+        <w:t>ی</w:t>
+      </w:r>
+      <w:r>
+        <w:rPr>
+          <w:rFonts w:cs="Arial"/>
+          <w:rtl/>
+        </w:rPr>
+        <w:t xml:space="preserve"> </w:t>
+      </w:r>
+      <w:r>
+        <w:t>Codex</w:t>
+      </w:r>
+      <w:r>
+        <w:rPr>
+          <w:rFonts w:cs="Arial"/>
+          <w:rtl/>
+        </w:rPr>
+        <w:t xml:space="preserve"> ن</w:t>
+      </w:r>
+      <w:r>
+        <w:rPr>
+          <w:rFonts w:cs="Arial" w:hint="cs"/>
+          <w:rtl/>
+        </w:rPr>
+        <w:t>ی</w:t>
+      </w:r>
+      <w:r>
+        <w:rPr>
+          <w:rFonts w:cs="Arial" w:hint="eastAsia"/>
+          <w:rtl/>
+        </w:rPr>
+        <w:t>ز</w:t>
+      </w:r>
+      <w:r>
+        <w:rPr>
+          <w:rFonts w:cs="Arial"/>
+          <w:rtl/>
+        </w:rPr>
+        <w:t xml:space="preserve"> استفاده م</w:t>
+      </w:r>
+      <w:r>
+        <w:rPr>
+          <w:rFonts w:cs="Arial" w:hint="cs"/>
+          <w:rtl/>
+        </w:rPr>
+        <w:t>ی</w:t>
+      </w:r>
+      <w:r>
+        <w:rPr>
+          <w:rFonts w:cs="Arial"/>
+          <w:rtl/>
+        </w:rPr>
+        <w:t>‌شود .</w:t>
+      </w:r>
+    </w:p>
+    <w:p>
+      <w:pPr>
+        <w:bidi/>
+      </w:pPr>
+    </w:p>
+    <w:p>
+      <w:pPr>
+        <w:bidi/>
+      </w:pPr>
+      <w:r>
+        <w:rPr>
+          <w:rFonts w:cs="Arial"/>
+          <w:rtl/>
+        </w:rPr>
+        <w:t xml:space="preserve">### </w:t>
+      </w:r>
+      <w:r>
+        <w:rPr>
+          <w:rFonts w:ascii="Segoe UI Symbol" w:hAnsi="Segoe UI Symbol" w:cs="Segoe UI Symbol" w:hint="cs"/>
+          <w:rtl/>
+        </w:rPr>
+        <w:t>🎯</w:t>
+      </w:r>
+      <w:r>
+        <w:rPr>
+          <w:rFonts w:cs="Arial"/>
+          <w:rtl/>
+        </w:rPr>
+        <w:t xml:space="preserve"> </w:t>
+      </w:r>
+      <w:r>
+        <w:rPr>
+          <w:rFonts w:ascii="Arial" w:hAnsi="Arial" w:cs="Arial" w:hint="cs"/>
+          <w:rtl/>
+        </w:rPr>
+        <w:t>جا</w:t>
+      </w:r>
+      <w:r>
+        <w:rPr>
+          <w:rFonts w:cs="Arial" w:hint="cs"/>
+          <w:rtl/>
+        </w:rPr>
+        <w:t>ی</w:t>
+      </w:r>
+      <w:r>
+        <w:rPr>
+          <w:rFonts w:cs="Arial" w:hint="eastAsia"/>
+          <w:rtl/>
+        </w:rPr>
+        <w:t>گاه</w:t>
+      </w:r>
+      <w:r>
+        <w:rPr>
+          <w:rFonts w:cs="Arial"/>
+          <w:rtl/>
+        </w:rPr>
+        <w:t xml:space="preserve"> </w:t>
+      </w:r>
+      <w:r>
+        <w:t>GPT-5.5</w:t>
+      </w:r>
+      <w:r>
+        <w:rPr>
+          <w:rFonts w:cs="Arial"/>
+          <w:rtl/>
+        </w:rPr>
+        <w:t xml:space="preserve"> در ساختار </w:t>
+      </w:r>
+      <w:proofErr w:type="spellStart"/>
+      <w:r>
+        <w:t>OpenAI</w:t>
+      </w:r>
+      <w:proofErr w:type="spellEnd"/>
+    </w:p>
+    <w:p>
+      <w:pPr>
+        <w:bidi/>
+      </w:pPr>
+    </w:p>
+    <w:p>
+      <w:pPr>
+        <w:bidi/>
+      </w:pPr>
+      <w:r>
+        <w:rPr>
+          <w:rFonts w:cs="Arial" w:hint="eastAsia"/>
+          <w:rtl/>
+        </w:rPr>
+        <w:t>برا</w:t>
+      </w:r>
+      <w:r>
+        <w:rPr>
+          <w:rFonts w:cs="Arial" w:hint="cs"/>
+          <w:rtl/>
+        </w:rPr>
+        <w:t>ی</w:t>
+      </w:r>
+      <w:r>
+        <w:rPr>
+          <w:rFonts w:cs="Arial"/>
+          <w:rtl/>
+        </w:rPr>
+        <w:t xml:space="preserve"> درک بهتر، با</w:t>
+      </w:r>
+      <w:r>
+        <w:rPr>
+          <w:rFonts w:cs="Arial" w:hint="cs"/>
+          <w:rtl/>
+        </w:rPr>
+        <w:t>ی</w:t>
+      </w:r>
+      <w:r>
+        <w:rPr>
+          <w:rFonts w:cs="Arial" w:hint="eastAsia"/>
+          <w:rtl/>
+        </w:rPr>
+        <w:t>د</w:t>
+      </w:r>
+      <w:r>
+        <w:rPr>
+          <w:rFonts w:cs="Arial"/>
+          <w:rtl/>
+        </w:rPr>
+        <w:t xml:space="preserve"> به ا</w:t>
+      </w:r>
+      <w:r>
+        <w:rPr>
+          <w:rFonts w:cs="Arial" w:hint="cs"/>
+          <w:rtl/>
+        </w:rPr>
+        <w:t>ی</w:t>
+      </w:r>
+      <w:r>
+        <w:rPr>
+          <w:rFonts w:cs="Arial" w:hint="eastAsia"/>
+          <w:rtl/>
+        </w:rPr>
+        <w:t>ن</w:t>
+      </w:r>
+      <w:r>
+        <w:rPr>
+          <w:rFonts w:cs="Arial"/>
+          <w:rtl/>
+        </w:rPr>
+        <w:t xml:space="preserve"> نکته توجه کرد که **</w:t>
+      </w:r>
+      <w:r>
+        <w:t>Codex</w:t>
+      </w:r>
+      <w:r>
+        <w:rPr>
+          <w:rFonts w:cs="Arial"/>
+          <w:rtl/>
+        </w:rPr>
+        <w:t xml:space="preserve"> در درجه اول </w:t>
+      </w:r>
+      <w:r>
+        <w:rPr>
+          <w:rFonts w:cs="Arial" w:hint="cs"/>
+          <w:rtl/>
+        </w:rPr>
+        <w:t>ی</w:t>
+      </w:r>
+      <w:r>
+        <w:rPr>
+          <w:rFonts w:cs="Arial" w:hint="eastAsia"/>
+          <w:rtl/>
+        </w:rPr>
+        <w:t>ک</w:t>
+      </w:r>
+      <w:r>
+        <w:rPr>
+          <w:rFonts w:cs="Arial"/>
+          <w:rtl/>
+        </w:rPr>
+        <w:t xml:space="preserve"> محصول و </w:t>
+      </w:r>
+      <w:r>
+        <w:rPr>
+          <w:rFonts w:cs="Arial" w:hint="cs"/>
+          <w:rtl/>
+        </w:rPr>
+        <w:t>ی</w:t>
+      </w:r>
+      <w:r>
+        <w:rPr>
+          <w:rFonts w:cs="Arial" w:hint="eastAsia"/>
+          <w:rtl/>
+        </w:rPr>
+        <w:t>ک</w:t>
+      </w:r>
+      <w:r>
+        <w:rPr>
+          <w:rFonts w:cs="Arial"/>
+          <w:rtl/>
+        </w:rPr>
+        <w:t xml:space="preserve"> لا</w:t>
+      </w:r>
+      <w:r>
+        <w:rPr>
+          <w:rFonts w:cs="Arial" w:hint="cs"/>
+          <w:rtl/>
+        </w:rPr>
+        <w:t>ی</w:t>
+      </w:r>
+      <w:r>
+        <w:rPr>
+          <w:rFonts w:cs="Arial" w:hint="eastAsia"/>
+          <w:rtl/>
+        </w:rPr>
+        <w:t>ه</w:t>
+      </w:r>
+      <w:r>
+        <w:rPr>
+          <w:rFonts w:cs="Arial"/>
+          <w:rtl/>
+        </w:rPr>
+        <w:t xml:space="preserve"> کار</w:t>
+      </w:r>
+      <w:r>
+        <w:rPr>
+          <w:rFonts w:cs="Arial" w:hint="cs"/>
+          <w:rtl/>
+        </w:rPr>
+        <w:t>ی</w:t>
+      </w:r>
+      <w:r>
+        <w:rPr>
+          <w:rFonts w:cs="Arial"/>
+          <w:rtl/>
+        </w:rPr>
+        <w:t xml:space="preserve"> (</w:t>
+      </w:r>
+      <w:r>
+        <w:t xml:space="preserve">Workflow) </w:t>
+      </w:r>
+      <w:r>
+        <w:rPr>
+          <w:rFonts w:cs="Arial"/>
+          <w:rtl/>
+        </w:rPr>
+        <w:t xml:space="preserve">است، نه صرفاً </w:t>
+      </w:r>
+      <w:r>
+        <w:rPr>
+          <w:rFonts w:cs="Arial" w:hint="cs"/>
+          <w:rtl/>
+        </w:rPr>
+        <w:t>ی</w:t>
+      </w:r>
+      <w:r>
+        <w:rPr>
+          <w:rFonts w:cs="Arial" w:hint="eastAsia"/>
+          <w:rtl/>
+        </w:rPr>
+        <w:t>ک</w:t>
+      </w:r>
+      <w:r>
+        <w:rPr>
+          <w:rFonts w:cs="Arial"/>
+          <w:rtl/>
+        </w:rPr>
+        <w:t xml:space="preserve"> مدل خاص** . لا</w:t>
+      </w:r>
+      <w:r>
+        <w:rPr>
+          <w:rFonts w:cs="Arial" w:hint="cs"/>
+          <w:rtl/>
+        </w:rPr>
+        <w:t>ی</w:t>
+      </w:r>
+      <w:r>
+        <w:rPr>
+          <w:rFonts w:cs="Arial" w:hint="eastAsia"/>
+          <w:rtl/>
+        </w:rPr>
+        <w:t>ه</w:t>
+      </w:r>
+      <w:r>
+        <w:rPr>
+          <w:rFonts w:cs="Arial"/>
+          <w:rtl/>
+        </w:rPr>
+        <w:t xml:space="preserve"> محصول </w:t>
+      </w:r>
+      <w:r>
+        <w:t>Codex</w:t>
+      </w:r>
+      <w:r>
+        <w:rPr>
+          <w:rFonts w:cs="Arial"/>
+          <w:rtl/>
+        </w:rPr>
+        <w:t xml:space="preserve"> از مدل‌ها</w:t>
+      </w:r>
+      <w:r>
+        <w:rPr>
+          <w:rFonts w:cs="Arial" w:hint="cs"/>
+          <w:rtl/>
+        </w:rPr>
+        <w:t>ی</w:t>
+      </w:r>
+      <w:r>
+        <w:rPr>
+          <w:rFonts w:cs="Arial"/>
+          <w:rtl/>
+        </w:rPr>
+        <w:t xml:space="preserve"> مختلف</w:t>
+      </w:r>
+      <w:r>
+        <w:rPr>
+          <w:rFonts w:cs="Arial" w:hint="cs"/>
+          <w:rtl/>
+        </w:rPr>
+        <w:t>ی</w:t>
+      </w:r>
+      <w:r>
+        <w:rPr>
+          <w:rFonts w:cs="Arial"/>
+          <w:rtl/>
+        </w:rPr>
+        <w:t xml:space="preserve"> برا</w:t>
+      </w:r>
+      <w:r>
+        <w:rPr>
+          <w:rFonts w:cs="Arial" w:hint="cs"/>
+          <w:rtl/>
+        </w:rPr>
+        <w:t>ی</w:t>
+      </w:r>
+      <w:r>
+        <w:rPr>
+          <w:rFonts w:cs="Arial"/>
+          <w:rtl/>
+        </w:rPr>
+        <w:t xml:space="preserve"> انجام وظا</w:t>
+      </w:r>
+      <w:r>
+        <w:rPr>
+          <w:rFonts w:cs="Arial" w:hint="cs"/>
+          <w:rtl/>
+        </w:rPr>
+        <w:t>ی</w:t>
+      </w:r>
+      <w:r>
+        <w:rPr>
+          <w:rFonts w:cs="Arial" w:hint="eastAsia"/>
+          <w:rtl/>
+        </w:rPr>
+        <w:t>ف</w:t>
+      </w:r>
+      <w:r>
+        <w:rPr>
+          <w:rFonts w:cs="Arial"/>
+          <w:rtl/>
+        </w:rPr>
+        <w:t xml:space="preserve"> برنامه‌نو</w:t>
+      </w:r>
+      <w:r>
+        <w:rPr>
+          <w:rFonts w:cs="Arial" w:hint="cs"/>
+          <w:rtl/>
+        </w:rPr>
+        <w:t>ی</w:t>
+      </w:r>
+      <w:r>
+        <w:rPr>
+          <w:rFonts w:cs="Arial" w:hint="eastAsia"/>
+          <w:rtl/>
+        </w:rPr>
+        <w:t>س</w:t>
+      </w:r>
+      <w:r>
+        <w:rPr>
+          <w:rFonts w:cs="Arial" w:hint="cs"/>
+          <w:rtl/>
+        </w:rPr>
+        <w:t>ی</w:t>
+      </w:r>
+      <w:r>
+        <w:rPr>
+          <w:rFonts w:cs="Arial"/>
+          <w:rtl/>
+        </w:rPr>
+        <w:t xml:space="preserve"> استفاده م</w:t>
+      </w:r>
+      <w:r>
+        <w:rPr>
+          <w:rFonts w:cs="Arial" w:hint="cs"/>
+          <w:rtl/>
+        </w:rPr>
+        <w:t>ی‌</w:t>
+      </w:r>
+      <w:r>
+        <w:rPr>
+          <w:rFonts w:cs="Arial" w:hint="eastAsia"/>
+          <w:rtl/>
+        </w:rPr>
+        <w:t>کند</w:t>
+      </w:r>
+      <w:r>
+        <w:rPr>
+          <w:rFonts w:cs="Arial"/>
+          <w:rtl/>
+        </w:rPr>
+        <w:t>. در ا</w:t>
+      </w:r>
+      <w:r>
+        <w:rPr>
+          <w:rFonts w:cs="Arial" w:hint="cs"/>
+          <w:rtl/>
+        </w:rPr>
+        <w:t>ی</w:t>
+      </w:r>
+      <w:r>
+        <w:rPr>
+          <w:rFonts w:cs="Arial" w:hint="eastAsia"/>
+          <w:rtl/>
+        </w:rPr>
+        <w:t>ن</w:t>
+      </w:r>
+      <w:r>
+        <w:rPr>
+          <w:rFonts w:cs="Arial"/>
+          <w:rtl/>
+        </w:rPr>
+        <w:t xml:space="preserve"> ساختار:</w:t>
+      </w:r>
+    </w:p>
+    <w:p>
+      <w:pPr>
+        <w:bidi/>
+      </w:pPr>
+    </w:p>
+    <w:p>
+      <w:pPr>
+        <w:bidi/>
+      </w:pPr>
+      <w:r>
+        <w:rPr>
+          <w:rFonts w:cs="Arial"/>
+          <w:rtl/>
+        </w:rPr>
+        <w:t>*   **مدل‌ها</w:t>
+      </w:r>
+      <w:r>
+        <w:rPr>
+          <w:rFonts w:cs="Arial" w:hint="cs"/>
+          <w:rtl/>
+        </w:rPr>
+        <w:t>ی</w:t>
+      </w:r>
+      <w:r>
+        <w:rPr>
+          <w:rFonts w:cs="Arial"/>
+          <w:rtl/>
+        </w:rPr>
+        <w:t xml:space="preserve"> عموم</w:t>
+      </w:r>
+      <w:r>
+        <w:rPr>
+          <w:rFonts w:cs="Arial" w:hint="cs"/>
+          <w:rtl/>
+        </w:rPr>
+        <w:t>ی</w:t>
+      </w:r>
+      <w:r>
+        <w:rPr>
+          <w:rFonts w:cs="Arial"/>
+          <w:rtl/>
+        </w:rPr>
+        <w:t xml:space="preserve"> (</w:t>
+      </w:r>
+      <w:r>
+        <w:t xml:space="preserve">General-purpose)** </w:t>
+      </w:r>
+      <w:r>
+        <w:rPr>
+          <w:rFonts w:cs="Arial"/>
+          <w:rtl/>
+        </w:rPr>
+        <w:t>مانند `</w:t>
+      </w:r>
+      <w:r>
+        <w:t xml:space="preserve">GPT-5.5` </w:t>
+      </w:r>
+      <w:r>
+        <w:rPr>
+          <w:rFonts w:cs="Arial"/>
+          <w:rtl/>
+        </w:rPr>
+        <w:t>و `</w:t>
+      </w:r>
+      <w:r>
+        <w:t>GPT-5.4`</w:t>
+      </w:r>
+      <w:r>
+        <w:rPr>
+          <w:rFonts w:cs="Arial"/>
+          <w:rtl/>
+        </w:rPr>
+        <w:t>، پرچمداران اصل</w:t>
+      </w:r>
+      <w:r>
+        <w:rPr>
+          <w:rFonts w:cs="Arial" w:hint="cs"/>
+          <w:rtl/>
+        </w:rPr>
+        <w:t>ی</w:t>
+      </w:r>
+      <w:r>
+        <w:rPr>
+          <w:rFonts w:cs="Arial"/>
+          <w:rtl/>
+        </w:rPr>
+        <w:t xml:space="preserve"> </w:t>
+      </w:r>
+      <w:proofErr w:type="spellStart"/>
+      <w:r>
+        <w:t>OpenAI</w:t>
+      </w:r>
+      <w:proofErr w:type="spellEnd"/>
+      <w:r>
+        <w:rPr>
+          <w:rFonts w:cs="Arial"/>
+          <w:rtl/>
+        </w:rPr>
+        <w:t xml:space="preserve"> هستند که برا</w:t>
+      </w:r>
+      <w:r>
+        <w:rPr>
+          <w:rFonts w:cs="Arial" w:hint="cs"/>
+          <w:rtl/>
+        </w:rPr>
+        <w:t>ی</w:t>
+      </w:r>
+      <w:r>
+        <w:rPr>
+          <w:rFonts w:cs="Arial"/>
+          <w:rtl/>
+        </w:rPr>
+        <w:t xml:space="preserve"> استدلال و وظا</w:t>
+      </w:r>
+      <w:r>
+        <w:rPr>
+          <w:rFonts w:cs="Arial" w:hint="cs"/>
+          <w:rtl/>
+        </w:rPr>
+        <w:t>ی</w:t>
+      </w:r>
+      <w:r>
+        <w:rPr>
+          <w:rFonts w:cs="Arial" w:hint="eastAsia"/>
+          <w:rtl/>
+        </w:rPr>
+        <w:t>ف</w:t>
+      </w:r>
+      <w:r>
+        <w:rPr>
+          <w:rFonts w:cs="Arial"/>
+          <w:rtl/>
+        </w:rPr>
+        <w:t xml:space="preserve"> پ</w:t>
+      </w:r>
+      <w:r>
+        <w:rPr>
+          <w:rFonts w:cs="Arial" w:hint="cs"/>
+          <w:rtl/>
+        </w:rPr>
+        <w:t>ی</w:t>
+      </w:r>
+      <w:r>
+        <w:rPr>
+          <w:rFonts w:cs="Arial" w:hint="eastAsia"/>
+          <w:rtl/>
+        </w:rPr>
+        <w:t>چ</w:t>
+      </w:r>
+      <w:r>
+        <w:rPr>
+          <w:rFonts w:cs="Arial" w:hint="cs"/>
+          <w:rtl/>
+        </w:rPr>
+        <w:t>ی</w:t>
+      </w:r>
+      <w:r>
+        <w:rPr>
+          <w:rFonts w:cs="Arial" w:hint="eastAsia"/>
+          <w:rtl/>
+        </w:rPr>
+        <w:t>ده</w:t>
+      </w:r>
+      <w:r>
+        <w:rPr>
+          <w:rFonts w:cs="Arial"/>
+          <w:rtl/>
+        </w:rPr>
+        <w:t xml:space="preserve"> طراح</w:t>
+      </w:r>
+      <w:r>
+        <w:rPr>
+          <w:rFonts w:cs="Arial" w:hint="cs"/>
+          <w:rtl/>
+        </w:rPr>
+        <w:t>ی</w:t>
+      </w:r>
+      <w:r>
+        <w:rPr>
+          <w:rFonts w:cs="Arial"/>
+          <w:rtl/>
+        </w:rPr>
+        <w:t xml:space="preserve"> شده‌اند .</w:t>
+      </w:r>
+    </w:p>
+    <w:p>
+      <w:pPr>
+        <w:bidi/>
+      </w:pPr>
+      <w:r>
+        <w:rPr>
+          <w:rFonts w:cs="Arial"/>
+          <w:rtl/>
+        </w:rPr>
+        <w:t>*   **مدل‌ها</w:t>
+      </w:r>
+      <w:r>
+        <w:rPr>
+          <w:rFonts w:cs="Arial" w:hint="cs"/>
+          <w:rtl/>
+        </w:rPr>
+        <w:t>ی</w:t>
+      </w:r>
+      <w:r>
+        <w:rPr>
+          <w:rFonts w:cs="Arial"/>
+          <w:rtl/>
+        </w:rPr>
+        <w:t xml:space="preserve"> تخصص</w:t>
+      </w:r>
+      <w:r>
+        <w:rPr>
+          <w:rFonts w:cs="Arial" w:hint="cs"/>
+          <w:rtl/>
+        </w:rPr>
+        <w:t>ی</w:t>
+      </w:r>
+      <w:r>
+        <w:rPr>
+          <w:rFonts w:cs="Arial"/>
+          <w:rtl/>
+        </w:rPr>
+        <w:t xml:space="preserve"> </w:t>
+      </w:r>
+      <w:r>
+        <w:t xml:space="preserve">Codex** </w:t>
+      </w:r>
+      <w:r>
+        <w:rPr>
+          <w:rFonts w:cs="Arial"/>
+          <w:rtl/>
+        </w:rPr>
+        <w:t>مانند `</w:t>
+      </w:r>
+      <w:r>
+        <w:t>GPT-5.3-Codex`</w:t>
+      </w:r>
+      <w:r>
+        <w:rPr>
+          <w:rFonts w:cs="Arial"/>
+          <w:rtl/>
+        </w:rPr>
+        <w:t>، نسخه‌ها</w:t>
+      </w:r>
+      <w:r>
+        <w:rPr>
+          <w:rFonts w:cs="Arial" w:hint="cs"/>
+          <w:rtl/>
+        </w:rPr>
+        <w:t>ی</w:t>
+      </w:r>
+      <w:r>
+        <w:rPr>
+          <w:rFonts w:cs="Arial"/>
+          <w:rtl/>
+        </w:rPr>
+        <w:t xml:space="preserve"> به</w:t>
+      </w:r>
+      <w:r>
+        <w:rPr>
+          <w:rFonts w:cs="Arial" w:hint="cs"/>
+          <w:rtl/>
+        </w:rPr>
+        <w:t>ی</w:t>
+      </w:r>
+      <w:r>
+        <w:rPr>
+          <w:rFonts w:cs="Arial" w:hint="eastAsia"/>
+          <w:rtl/>
+        </w:rPr>
+        <w:t>نه‌ساز</w:t>
+      </w:r>
+      <w:r>
+        <w:rPr>
+          <w:rFonts w:cs="Arial" w:hint="cs"/>
+          <w:rtl/>
+        </w:rPr>
+        <w:t>ی‌</w:t>
+      </w:r>
+      <w:r>
+        <w:rPr>
+          <w:rFonts w:cs="Arial" w:hint="eastAsia"/>
+          <w:rtl/>
+        </w:rPr>
+        <w:t>شده‌ا</w:t>
+      </w:r>
+      <w:r>
+        <w:rPr>
+          <w:rFonts w:cs="Arial" w:hint="cs"/>
+          <w:rtl/>
+        </w:rPr>
+        <w:t>ی</w:t>
+      </w:r>
+      <w:r>
+        <w:rPr>
+          <w:rFonts w:cs="Arial"/>
+          <w:rtl/>
+        </w:rPr>
+        <w:t xml:space="preserve"> هستند که برا</w:t>
+      </w:r>
+      <w:r>
+        <w:rPr>
+          <w:rFonts w:cs="Arial" w:hint="cs"/>
+          <w:rtl/>
+        </w:rPr>
+        <w:t>ی</w:t>
+      </w:r>
+      <w:r>
+        <w:rPr>
+          <w:rFonts w:cs="Arial"/>
+          <w:rtl/>
+        </w:rPr>
+        <w:t xml:space="preserve"> کارها</w:t>
+      </w:r>
+      <w:r>
+        <w:rPr>
+          <w:rFonts w:cs="Arial" w:hint="cs"/>
+          <w:rtl/>
+        </w:rPr>
+        <w:t>ی</w:t>
+      </w:r>
+      <w:r>
+        <w:rPr>
+          <w:rFonts w:cs="Arial"/>
+          <w:rtl/>
+        </w:rPr>
+        <w:t xml:space="preserve"> خاص برنامه‌نو</w:t>
+      </w:r>
+      <w:r>
+        <w:rPr>
+          <w:rFonts w:cs="Arial" w:hint="cs"/>
+          <w:rtl/>
+        </w:rPr>
+        <w:t>ی</w:t>
+      </w:r>
+      <w:r>
+        <w:rPr>
+          <w:rFonts w:cs="Arial" w:hint="eastAsia"/>
+          <w:rtl/>
+        </w:rPr>
+        <w:t>س</w:t>
+      </w:r>
+      <w:r>
+        <w:rPr>
+          <w:rFonts w:cs="Arial" w:hint="cs"/>
+          <w:rtl/>
+        </w:rPr>
+        <w:t>ی</w:t>
+      </w:r>
+      <w:r>
+        <w:rPr>
+          <w:rFonts w:cs="Arial"/>
+          <w:rtl/>
+        </w:rPr>
+        <w:t xml:space="preserve"> و عامل‌محور (</w:t>
+      </w:r>
+      <w:r>
+        <w:t xml:space="preserve">Agentic) </w:t>
+      </w:r>
+      <w:r>
+        <w:rPr>
+          <w:rFonts w:cs="Arial"/>
+          <w:rtl/>
+        </w:rPr>
+        <w:t>تنظ</w:t>
+      </w:r>
+      <w:r>
+        <w:rPr>
+          <w:rFonts w:cs="Arial" w:hint="cs"/>
+          <w:rtl/>
+        </w:rPr>
+        <w:t>ی</w:t>
+      </w:r>
+      <w:r>
+        <w:rPr>
+          <w:rFonts w:cs="Arial" w:hint="eastAsia"/>
+          <w:rtl/>
+        </w:rPr>
+        <w:t>م</w:t>
+      </w:r>
+      <w:r>
+        <w:rPr>
+          <w:rFonts w:cs="Arial"/>
+          <w:rtl/>
+        </w:rPr>
+        <w:t xml:space="preserve"> شده‌اند .</w:t>
+      </w:r>
+    </w:p>
+    <w:p>
+      <w:pPr>
+        <w:bidi/>
+      </w:pPr>
+    </w:p>
+    <w:p>
+      <w:pPr>
+        <w:bidi/>
+      </w:pPr>
+      <w:r>
+        <w:rPr>
+          <w:rFonts w:cs="Arial" w:hint="eastAsia"/>
+          <w:rtl/>
+        </w:rPr>
+        <w:t>بنابرا</w:t>
+      </w:r>
+      <w:r>
+        <w:rPr>
+          <w:rFonts w:cs="Arial" w:hint="cs"/>
+          <w:rtl/>
+        </w:rPr>
+        <w:t>ی</w:t>
+      </w:r>
+      <w:r>
+        <w:rPr>
+          <w:rFonts w:cs="Arial" w:hint="eastAsia"/>
+          <w:rtl/>
+        </w:rPr>
+        <w:t>ن،</w:t>
+      </w:r>
+      <w:r>
+        <w:rPr>
+          <w:rFonts w:cs="Arial"/>
+          <w:rtl/>
+        </w:rPr>
+        <w:t xml:space="preserve"> `</w:t>
+      </w:r>
+      <w:r>
+        <w:t xml:space="preserve">GPT-5.5` </w:t>
+      </w:r>
+      <w:r>
+        <w:rPr>
+          <w:rFonts w:cs="Arial" w:hint="cs"/>
+          <w:rtl/>
+        </w:rPr>
+        <w:t>ی</w:t>
+      </w:r>
+      <w:r>
+        <w:rPr>
+          <w:rFonts w:cs="Arial" w:hint="eastAsia"/>
+          <w:rtl/>
+        </w:rPr>
+        <w:t>ک</w:t>
+      </w:r>
+      <w:r>
+        <w:rPr>
+          <w:rFonts w:cs="Arial"/>
+          <w:rtl/>
+        </w:rPr>
+        <w:t xml:space="preserve"> مدل عموم</w:t>
+      </w:r>
+      <w:r>
+        <w:rPr>
+          <w:rFonts w:cs="Arial" w:hint="cs"/>
+          <w:rtl/>
+        </w:rPr>
+        <w:t>ی</w:t>
+      </w:r>
+      <w:r>
+        <w:rPr>
+          <w:rFonts w:cs="Arial"/>
+          <w:rtl/>
+        </w:rPr>
+        <w:t xml:space="preserve"> سطح بالا (</w:t>
+      </w:r>
+      <w:r>
+        <w:t xml:space="preserve">Flagship) </w:t>
+      </w:r>
+      <w:r>
+        <w:rPr>
+          <w:rFonts w:cs="Arial"/>
+          <w:rtl/>
+        </w:rPr>
+        <w:t>است که به دل</w:t>
+      </w:r>
+      <w:r>
+        <w:rPr>
+          <w:rFonts w:cs="Arial" w:hint="cs"/>
+          <w:rtl/>
+        </w:rPr>
+        <w:t>ی</w:t>
+      </w:r>
+      <w:r>
+        <w:rPr>
+          <w:rFonts w:cs="Arial" w:hint="eastAsia"/>
+          <w:rtl/>
+        </w:rPr>
+        <w:t>ل</w:t>
+      </w:r>
+      <w:r>
+        <w:rPr>
+          <w:rFonts w:cs="Arial"/>
+          <w:rtl/>
+        </w:rPr>
+        <w:t xml:space="preserve"> توانا</w:t>
+      </w:r>
+      <w:r>
+        <w:rPr>
+          <w:rFonts w:cs="Arial" w:hint="cs"/>
+          <w:rtl/>
+        </w:rPr>
+        <w:t>یی‌</w:t>
+      </w:r>
+      <w:r>
+        <w:rPr>
+          <w:rFonts w:cs="Arial" w:hint="eastAsia"/>
+          <w:rtl/>
+        </w:rPr>
+        <w:t>ها</w:t>
+      </w:r>
+      <w:r>
+        <w:rPr>
+          <w:rFonts w:cs="Arial" w:hint="cs"/>
+          <w:rtl/>
+        </w:rPr>
+        <w:t>ی</w:t>
+      </w:r>
+      <w:r>
+        <w:rPr>
+          <w:rFonts w:cs="Arial"/>
+          <w:rtl/>
+        </w:rPr>
+        <w:t xml:space="preserve"> استثنا</w:t>
+      </w:r>
+      <w:r>
+        <w:rPr>
+          <w:rFonts w:cs="Arial" w:hint="cs"/>
+          <w:rtl/>
+        </w:rPr>
+        <w:t>یی‌</w:t>
+      </w:r>
+      <w:r>
+        <w:rPr>
+          <w:rFonts w:cs="Arial" w:hint="eastAsia"/>
+          <w:rtl/>
+        </w:rPr>
+        <w:t>اش</w:t>
+      </w:r>
+      <w:r>
+        <w:rPr>
+          <w:rFonts w:cs="Arial"/>
+          <w:rtl/>
+        </w:rPr>
+        <w:t xml:space="preserve"> در کدنو</w:t>
+      </w:r>
+      <w:r>
+        <w:rPr>
+          <w:rFonts w:cs="Arial" w:hint="cs"/>
+          <w:rtl/>
+        </w:rPr>
+        <w:t>ی</w:t>
+      </w:r>
+      <w:r>
+        <w:rPr>
+          <w:rFonts w:cs="Arial" w:hint="eastAsia"/>
+          <w:rtl/>
+        </w:rPr>
+        <w:t>س</w:t>
+      </w:r>
+      <w:r>
+        <w:rPr>
+          <w:rFonts w:cs="Arial" w:hint="cs"/>
+          <w:rtl/>
+        </w:rPr>
+        <w:t>ی</w:t>
+      </w:r>
+      <w:r>
+        <w:rPr>
+          <w:rFonts w:cs="Arial" w:hint="eastAsia"/>
+          <w:rtl/>
+        </w:rPr>
+        <w:t>،</w:t>
+      </w:r>
+      <w:r>
+        <w:rPr>
+          <w:rFonts w:cs="Arial"/>
+          <w:rtl/>
+        </w:rPr>
+        <w:t xml:space="preserve"> به عنوان </w:t>
+      </w:r>
+      <w:r>
+        <w:rPr>
+          <w:rFonts w:cs="Arial" w:hint="cs"/>
+          <w:rtl/>
+        </w:rPr>
+        <w:t>ی</w:t>
+      </w:r>
+      <w:r>
+        <w:rPr>
+          <w:rFonts w:cs="Arial" w:hint="eastAsia"/>
+          <w:rtl/>
+        </w:rPr>
+        <w:t>ک</w:t>
+      </w:r>
+      <w:r>
+        <w:rPr>
+          <w:rFonts w:cs="Arial" w:hint="cs"/>
+          <w:rtl/>
+        </w:rPr>
+        <w:t>ی</w:t>
+      </w:r>
+      <w:r>
+        <w:rPr>
+          <w:rFonts w:cs="Arial"/>
+          <w:rtl/>
+        </w:rPr>
+        <w:t xml:space="preserve"> از گز</w:t>
+      </w:r>
+      <w:r>
+        <w:rPr>
+          <w:rFonts w:cs="Arial" w:hint="cs"/>
+          <w:rtl/>
+        </w:rPr>
+        <w:t>ی</w:t>
+      </w:r>
+      <w:r>
+        <w:rPr>
+          <w:rFonts w:cs="Arial" w:hint="eastAsia"/>
+          <w:rtl/>
+        </w:rPr>
+        <w:t>نه‌ها</w:t>
+      </w:r>
+      <w:r>
+        <w:rPr>
+          <w:rFonts w:cs="Arial" w:hint="cs"/>
+          <w:rtl/>
+        </w:rPr>
+        <w:t>ی</w:t>
+      </w:r>
+      <w:r>
+        <w:rPr>
+          <w:rFonts w:cs="Arial"/>
+          <w:rtl/>
+        </w:rPr>
+        <w:t xml:space="preserve"> اصل</w:t>
+      </w:r>
+      <w:r>
+        <w:rPr>
+          <w:rFonts w:cs="Arial" w:hint="cs"/>
+          <w:rtl/>
+        </w:rPr>
+        <w:t>ی</w:t>
+      </w:r>
+      <w:r>
+        <w:rPr>
+          <w:rFonts w:cs="Arial"/>
+          <w:rtl/>
+        </w:rPr>
+        <w:t xml:space="preserve"> و قدرتمند در اخت</w:t>
+      </w:r>
+      <w:r>
+        <w:rPr>
+          <w:rFonts w:cs="Arial" w:hint="cs"/>
+          <w:rtl/>
+        </w:rPr>
+        <w:t>ی</w:t>
+      </w:r>
+      <w:r>
+        <w:rPr>
+          <w:rFonts w:cs="Arial" w:hint="eastAsia"/>
+          <w:rtl/>
+        </w:rPr>
+        <w:t>ار</w:t>
+      </w:r>
+      <w:r>
+        <w:rPr>
+          <w:rFonts w:cs="Arial"/>
+          <w:rtl/>
+        </w:rPr>
+        <w:t xml:space="preserve"> کاربران محصول `</w:t>
+      </w:r>
+      <w:r>
+        <w:t xml:space="preserve">Codex` </w:t>
+      </w:r>
+      <w:r>
+        <w:rPr>
+          <w:rFonts w:cs="Arial"/>
+          <w:rtl/>
+        </w:rPr>
+        <w:t>ن</w:t>
+      </w:r>
+      <w:r>
+        <w:rPr>
+          <w:rFonts w:cs="Arial" w:hint="cs"/>
+          <w:rtl/>
+        </w:rPr>
+        <w:t>ی</w:t>
+      </w:r>
+      <w:r>
+        <w:rPr>
+          <w:rFonts w:cs="Arial" w:hint="eastAsia"/>
+          <w:rtl/>
+        </w:rPr>
+        <w:t>ز</w:t>
+      </w:r>
+      <w:r>
+        <w:rPr>
+          <w:rFonts w:cs="Arial"/>
+          <w:rtl/>
+        </w:rPr>
+        <w:t xml:space="preserve"> قرار داده شده است . در واقع، </w:t>
+      </w:r>
+      <w:proofErr w:type="spellStart"/>
+      <w:r>
+        <w:t>OpenAI</w:t>
+      </w:r>
+      <w:proofErr w:type="spellEnd"/>
+      <w:r>
+        <w:rPr>
+          <w:rFonts w:cs="Arial"/>
+          <w:rtl/>
+        </w:rPr>
+        <w:t xml:space="preserve"> اعلام کرده که با ارائه `</w:t>
+      </w:r>
+      <w:r>
+        <w:t xml:space="preserve">GPT-5.5` </w:t>
+      </w:r>
+      <w:r>
+        <w:rPr>
+          <w:rFonts w:cs="Arial"/>
+          <w:rtl/>
+        </w:rPr>
+        <w:t>در `</w:t>
+      </w:r>
+      <w:r>
+        <w:t>Codex`</w:t>
+      </w:r>
+      <w:r>
+        <w:rPr>
+          <w:rFonts w:cs="Arial"/>
+          <w:rtl/>
+        </w:rPr>
+        <w:t>، ا</w:t>
+      </w:r>
+      <w:r>
+        <w:rPr>
+          <w:rFonts w:cs="Arial" w:hint="cs"/>
+          <w:rtl/>
+        </w:rPr>
+        <w:t>ی</w:t>
+      </w:r>
+      <w:r>
+        <w:rPr>
+          <w:rFonts w:cs="Arial" w:hint="eastAsia"/>
+          <w:rtl/>
+        </w:rPr>
+        <w:t>ن</w:t>
+      </w:r>
+      <w:r>
+        <w:rPr>
+          <w:rFonts w:cs="Arial"/>
+          <w:rtl/>
+        </w:rPr>
+        <w:t xml:space="preserve"> مدل به ابزار</w:t>
+      </w:r>
+      <w:r>
+        <w:rPr>
+          <w:rFonts w:cs="Arial" w:hint="cs"/>
+          <w:rtl/>
+        </w:rPr>
+        <w:t>ی</w:t>
+      </w:r>
+      <w:r>
+        <w:rPr>
+          <w:rFonts w:cs="Arial"/>
+          <w:rtl/>
+        </w:rPr>
+        <w:t xml:space="preserve"> قدرتمند برا</w:t>
+      </w:r>
+      <w:r>
+        <w:rPr>
+          <w:rFonts w:cs="Arial" w:hint="cs"/>
+          <w:rtl/>
+        </w:rPr>
+        <w:t>ی</w:t>
+      </w:r>
+      <w:r>
+        <w:rPr>
+          <w:rFonts w:cs="Arial"/>
+          <w:rtl/>
+        </w:rPr>
+        <w:t xml:space="preserve"> انجام وظا</w:t>
+      </w:r>
+      <w:r>
+        <w:rPr>
+          <w:rFonts w:cs="Arial" w:hint="cs"/>
+          <w:rtl/>
+        </w:rPr>
+        <w:t>ی</w:t>
+      </w:r>
+      <w:r>
+        <w:rPr>
+          <w:rFonts w:cs="Arial" w:hint="eastAsia"/>
+          <w:rtl/>
+        </w:rPr>
+        <w:t>ف</w:t>
+      </w:r>
+      <w:r>
+        <w:rPr>
+          <w:rFonts w:cs="Arial"/>
+          <w:rtl/>
+        </w:rPr>
+        <w:t xml:space="preserve"> پ</w:t>
+      </w:r>
+      <w:r>
+        <w:rPr>
+          <w:rFonts w:cs="Arial" w:hint="cs"/>
+          <w:rtl/>
+        </w:rPr>
+        <w:t>ی</w:t>
+      </w:r>
+      <w:r>
+        <w:rPr>
+          <w:rFonts w:cs="Arial" w:hint="eastAsia"/>
+          <w:rtl/>
+        </w:rPr>
+        <w:t>چ</w:t>
+      </w:r>
+      <w:r>
+        <w:rPr>
+          <w:rFonts w:cs="Arial" w:hint="cs"/>
+          <w:rtl/>
+        </w:rPr>
+        <w:t>ی</w:t>
+      </w:r>
+      <w:r>
+        <w:rPr>
+          <w:rFonts w:cs="Arial" w:hint="eastAsia"/>
+          <w:rtl/>
+        </w:rPr>
+        <w:t>ده</w:t>
+      </w:r>
+      <w:r>
+        <w:rPr>
+          <w:rFonts w:cs="Arial"/>
+          <w:rtl/>
+        </w:rPr>
+        <w:t xml:space="preserve"> مهندس</w:t>
+      </w:r>
+      <w:r>
+        <w:rPr>
+          <w:rFonts w:cs="Arial" w:hint="cs"/>
+          <w:rtl/>
+        </w:rPr>
+        <w:t>ی</w:t>
+      </w:r>
+      <w:r>
+        <w:rPr>
+          <w:rFonts w:cs="Arial"/>
+          <w:rtl/>
+        </w:rPr>
+        <w:t xml:space="preserve"> نرم‌افزار تبد</w:t>
+      </w:r>
+      <w:r>
+        <w:rPr>
+          <w:rFonts w:cs="Arial" w:hint="cs"/>
+          <w:rtl/>
+        </w:rPr>
+        <w:t>ی</w:t>
+      </w:r>
+      <w:r>
+        <w:rPr>
+          <w:rFonts w:cs="Arial" w:hint="eastAsia"/>
+          <w:rtl/>
+        </w:rPr>
+        <w:t>ل</w:t>
+      </w:r>
+      <w:r>
+        <w:rPr>
+          <w:rFonts w:cs="Arial"/>
+          <w:rtl/>
+        </w:rPr>
+        <w:t xml:space="preserve"> شده است .</w:t>
+      </w:r>
+    </w:p>
+    <w:p>
+      <w:pPr>
+        <w:bidi/>
+      </w:pPr>
+    </w:p>
+    <w:p>
+      <w:pPr>
+        <w:bidi/>
+      </w:pPr>
+      <w:r>
+        <w:rPr>
+          <w:rFonts w:cs="Arial"/>
+          <w:rtl/>
+        </w:rPr>
+        <w:t xml:space="preserve">### </w:t>
+      </w:r>
+      <w:r>
+        <w:rPr>
+          <w:rFonts w:ascii="Segoe UI Symbol" w:hAnsi="Segoe UI Symbol" w:cs="Segoe UI Symbol" w:hint="cs"/>
+          <w:rtl/>
+        </w:rPr>
+        <w:t>💎</w:t>
+      </w:r>
+      <w:r>
+        <w:rPr>
+          <w:rFonts w:cs="Arial"/>
+          <w:rtl/>
+        </w:rPr>
+        <w:t xml:space="preserve"> </w:t>
+      </w:r>
+      <w:r>
+        <w:rPr>
+          <w:rFonts w:ascii="Arial" w:hAnsi="Arial" w:cs="Arial" w:hint="cs"/>
+          <w:rtl/>
+        </w:rPr>
+        <w:t>خلاصه</w:t>
+      </w:r>
+    </w:p>
+    <w:p>
+      <w:pPr>
+        <w:bidi/>
+      </w:pPr>
+    </w:p>
+    <w:p>
+      <w:pPr>
+        <w:bidi/>
+      </w:pPr>
+      <w:r>
+        <w:rPr>
+          <w:rFonts w:cs="Arial"/>
+          <w:rtl/>
+        </w:rPr>
+        <w:t>**</w:t>
+      </w:r>
+      <w:bookmarkStart w:id="2" w:name="_GoBack"/>
+      <w:r>
+        <w:t>GPT-5.5</w:t>
+      </w:r>
+      <w:bookmarkEnd w:id="2"/>
+      <w:r>
+        <w:rPr>
+          <w:rFonts w:cs="Arial"/>
+          <w:rtl/>
+        </w:rPr>
+        <w:t xml:space="preserve"> </w:t>
+      </w:r>
+      <w:r>
+        <w:rPr>
+          <w:rFonts w:cs="Arial" w:hint="cs"/>
+          <w:rtl/>
+        </w:rPr>
+        <w:t>ی</w:t>
+      </w:r>
+      <w:r>
+        <w:rPr>
+          <w:rFonts w:cs="Arial" w:hint="eastAsia"/>
+          <w:rtl/>
+        </w:rPr>
+        <w:t>ک</w:t>
+      </w:r>
+      <w:r>
+        <w:rPr>
+          <w:rFonts w:cs="Arial"/>
+          <w:rtl/>
+        </w:rPr>
+        <w:t xml:space="preserve"> مدل پرچمدار عموم</w:t>
+      </w:r>
+      <w:r>
+        <w:rPr>
+          <w:rFonts w:cs="Arial" w:hint="cs"/>
+          <w:rtl/>
+        </w:rPr>
+        <w:t>ی</w:t>
+      </w:r>
+      <w:r>
+        <w:rPr>
+          <w:rFonts w:cs="Arial"/>
+          <w:rtl/>
+        </w:rPr>
+        <w:t xml:space="preserve"> است که به عنوان </w:t>
+      </w:r>
+      <w:r>
+        <w:rPr>
+          <w:rFonts w:cs="Arial" w:hint="cs"/>
+          <w:rtl/>
+        </w:rPr>
+        <w:t>ی</w:t>
+      </w:r>
+      <w:r>
+        <w:rPr>
+          <w:rFonts w:cs="Arial" w:hint="eastAsia"/>
+          <w:rtl/>
+        </w:rPr>
+        <w:t>ک</w:t>
+      </w:r>
+      <w:r>
+        <w:rPr>
+          <w:rFonts w:cs="Arial" w:hint="cs"/>
+          <w:rtl/>
+        </w:rPr>
+        <w:t>ی</w:t>
+      </w:r>
+      <w:r>
+        <w:rPr>
+          <w:rFonts w:cs="Arial"/>
+          <w:rtl/>
+        </w:rPr>
+        <w:t xml:space="preserve"> از قو</w:t>
+      </w:r>
+      <w:r>
+        <w:rPr>
+          <w:rFonts w:cs="Arial" w:hint="cs"/>
+          <w:rtl/>
+        </w:rPr>
+        <w:t>ی‌</w:t>
+      </w:r>
+      <w:r>
+        <w:rPr>
+          <w:rFonts w:cs="Arial" w:hint="eastAsia"/>
+          <w:rtl/>
+        </w:rPr>
+        <w:t>تر</w:t>
+      </w:r>
+      <w:r>
+        <w:rPr>
+          <w:rFonts w:cs="Arial" w:hint="cs"/>
+          <w:rtl/>
+        </w:rPr>
+        <w:t>ی</w:t>
+      </w:r>
+      <w:r>
+        <w:rPr>
+          <w:rFonts w:cs="Arial" w:hint="eastAsia"/>
+          <w:rtl/>
+        </w:rPr>
+        <w:t>ن</w:t>
+      </w:r>
+      <w:r>
+        <w:rPr>
+          <w:rFonts w:cs="Arial"/>
+          <w:rtl/>
+        </w:rPr>
+        <w:t xml:space="preserve"> گز</w:t>
+      </w:r>
+      <w:r>
+        <w:rPr>
+          <w:rFonts w:cs="Arial" w:hint="cs"/>
+          <w:rtl/>
+        </w:rPr>
+        <w:t>ی</w:t>
+      </w:r>
+      <w:r>
+        <w:rPr>
+          <w:rFonts w:cs="Arial" w:hint="eastAsia"/>
+          <w:rtl/>
+        </w:rPr>
+        <w:t>نه‌ها</w:t>
+      </w:r>
+      <w:r>
+        <w:rPr>
+          <w:rFonts w:cs="Arial" w:hint="cs"/>
+          <w:rtl/>
+        </w:rPr>
+        <w:t>ی</w:t>
+      </w:r>
+      <w:r>
+        <w:rPr>
+          <w:rFonts w:cs="Arial"/>
+          <w:rtl/>
+        </w:rPr>
+        <w:t xml:space="preserve"> موجود، در پلتفرم برنامه‌نو</w:t>
+      </w:r>
+      <w:r>
+        <w:rPr>
+          <w:rFonts w:cs="Arial" w:hint="cs"/>
+          <w:rtl/>
+        </w:rPr>
+        <w:t>ی</w:t>
+      </w:r>
+      <w:r>
+        <w:rPr>
+          <w:rFonts w:cs="Arial" w:hint="eastAsia"/>
+          <w:rtl/>
+        </w:rPr>
+        <w:t>س</w:t>
+      </w:r>
+      <w:r>
+        <w:rPr>
+          <w:rFonts w:cs="Arial" w:hint="cs"/>
+          <w:rtl/>
+        </w:rPr>
+        <w:t>ی</w:t>
+      </w:r>
+      <w:r>
+        <w:rPr>
+          <w:rFonts w:cs="Arial"/>
+          <w:rtl/>
+        </w:rPr>
+        <w:t xml:space="preserve"> </w:t>
+      </w:r>
+      <w:r>
+        <w:t>Codex</w:t>
+      </w:r>
+      <w:r>
+        <w:rPr>
+          <w:rFonts w:cs="Arial"/>
+          <w:rtl/>
+        </w:rPr>
+        <w:t xml:space="preserve"> ن</w:t>
+      </w:r>
+      <w:r>
+        <w:rPr>
+          <w:rFonts w:cs="Arial" w:hint="cs"/>
+          <w:rtl/>
+        </w:rPr>
+        <w:t>ی</w:t>
+      </w:r>
+      <w:r>
+        <w:rPr>
+          <w:rFonts w:cs="Arial" w:hint="eastAsia"/>
+          <w:rtl/>
+        </w:rPr>
+        <w:t>ز</w:t>
+      </w:r>
+      <w:r>
+        <w:rPr>
+          <w:rFonts w:cs="Arial"/>
+          <w:rtl/>
+        </w:rPr>
+        <w:t xml:space="preserve"> </w:t>
+      </w:r>
+      <w:r>
+        <w:rPr>
+          <w:rFonts w:cs="Arial" w:hint="cs"/>
+          <w:rtl/>
+        </w:rPr>
+        <w:t>ی</w:t>
+      </w:r>
+      <w:r>
+        <w:rPr>
+          <w:rFonts w:cs="Arial" w:hint="eastAsia"/>
+          <w:rtl/>
+        </w:rPr>
+        <w:t>کپارچه</w:t>
+      </w:r>
+      <w:r>
+        <w:rPr>
+          <w:rFonts w:cs="Arial"/>
+          <w:rtl/>
+        </w:rPr>
+        <w:t xml:space="preserve"> شده است.** بنابرا</w:t>
+      </w:r>
+      <w:r>
+        <w:rPr>
+          <w:rFonts w:cs="Arial" w:hint="cs"/>
+          <w:rtl/>
+        </w:rPr>
+        <w:t>ی</w:t>
+      </w:r>
+      <w:r>
+        <w:rPr>
+          <w:rFonts w:cs="Arial" w:hint="eastAsia"/>
+          <w:rtl/>
+        </w:rPr>
+        <w:t>ن،</w:t>
+      </w:r>
+      <w:r>
+        <w:rPr>
+          <w:rFonts w:cs="Arial"/>
+          <w:rtl/>
+        </w:rPr>
+        <w:t xml:space="preserve"> هم بخش</w:t>
+      </w:r>
+      <w:r>
+        <w:rPr>
+          <w:rFonts w:cs="Arial" w:hint="cs"/>
+          <w:rtl/>
+        </w:rPr>
+        <w:t>ی</w:t>
+      </w:r>
+      <w:r>
+        <w:rPr>
+          <w:rFonts w:cs="Arial"/>
+          <w:rtl/>
+        </w:rPr>
+        <w:t xml:space="preserve"> از خانواده مدل‌ها</w:t>
+      </w:r>
+      <w:r>
+        <w:rPr>
+          <w:rFonts w:cs="Arial" w:hint="cs"/>
+          <w:rtl/>
+        </w:rPr>
+        <w:t>ی</w:t>
+      </w:r>
+      <w:r>
+        <w:rPr>
+          <w:rFonts w:cs="Arial"/>
+          <w:rtl/>
+        </w:rPr>
+        <w:t xml:space="preserve"> </w:t>
+      </w:r>
+      <w:r>
+        <w:t>Codex</w:t>
+      </w:r>
+      <w:r>
+        <w:rPr>
+          <w:rFonts w:cs="Arial"/>
+          <w:rtl/>
+        </w:rPr>
+        <w:t xml:space="preserve"> محسوب م</w:t>
+      </w:r>
+      <w:r>
+        <w:rPr>
+          <w:rFonts w:cs="Arial" w:hint="cs"/>
+          <w:rtl/>
+        </w:rPr>
+        <w:t>ی‌</w:t>
+      </w:r>
+      <w:r>
+        <w:rPr>
+          <w:rFonts w:cs="Arial" w:hint="eastAsia"/>
+          <w:rtl/>
+        </w:rPr>
+        <w:t>شود</w:t>
+      </w:r>
+      <w:r>
+        <w:rPr>
+          <w:rFonts w:cs="Arial"/>
+          <w:rtl/>
+        </w:rPr>
+        <w:t xml:space="preserve"> و هم </w:t>
+      </w:r>
+      <w:r>
+        <w:rPr>
+          <w:rFonts w:cs="Arial" w:hint="cs"/>
+          <w:rtl/>
+        </w:rPr>
+        <w:t>ی</w:t>
+      </w:r>
+      <w:r>
+        <w:rPr>
+          <w:rFonts w:cs="Arial" w:hint="eastAsia"/>
+          <w:rtl/>
+        </w:rPr>
+        <w:t>ک</w:t>
+      </w:r>
+      <w:r>
+        <w:rPr>
+          <w:rFonts w:cs="Arial"/>
+          <w:rtl/>
+        </w:rPr>
+        <w:t xml:space="preserve"> مدل چت‌بات قدرتمند در </w:t>
+      </w:r>
+      <w:proofErr w:type="spellStart"/>
+      <w:r>
+        <w:t>ChatGPT</w:t>
+      </w:r>
+      <w:proofErr w:type="spellEnd"/>
+      <w:r>
+        <w:rPr>
+          <w:rFonts w:cs="Arial"/>
+          <w:rtl/>
+        </w:rPr>
+        <w:t xml:space="preserve"> است.</w:t>
+      </w:r>
     </w:p>
     <w:sectPr>
       <w:pgSz w:w="12240" w:h="15840"/>
@@ -2295,6 +8786,279 @@
     </w:sectPr>
   </w:body>
 </w:document>
+</file>
+
+<file path=word/numbering.xml><?xml version="1.0" encoding="utf-8"?>
+<w:numbering xmlns:wpc="http://schemas.microsoft.com/office/word/2010/wordprocessingCanvas" xmlns:cx="http://schemas.microsoft.com/office/drawing/2014/chartex" xmlns:mc="http://schemas.openxmlformats.org/markup-compatibility/2006" xmlns:o="urn:schemas-microsoft-com:office:office" xmlns:r="http://schemas.openxmlformats.org/officeDocument/2006/relationships" xmlns:m="http://schemas.openxmlformats.org/officeDocument/2006/math" xmlns:v="urn:schemas-microsoft-com:vml" xmlns:wp14="http://schemas.microsoft.com/office/word/2010/wordprocessingDrawing" xmlns:wp="http://schemas.openxmlformats.org/drawingml/2006/wordprocessingDrawing" xmlns:w10="urn:schemas-microsoft-com:office:word" xmlns:w="http://schemas.openxmlformats.org/wordprocessingml/2006/main" xmlns:w14="http://schemas.microsoft.com/office/word/2010/wordml" xmlns:w15="http://schemas.microsoft.com/office/word/2012/wordml" xmlns:w16se="http://schemas.microsoft.com/office/word/2015/wordml/symex" xmlns:wpg="http://schemas.microsoft.com/office/word/2010/wordprocessingGroup" xmlns:wpi="http://schemas.microsoft.com/office/word/2010/wordprocessingInk" xmlns:wne="http://schemas.microsoft.com/office/word/2006/wordml" xmlns:wps="http://schemas.microsoft.com/office/word/2010/wordprocessingShape" mc:Ignorable="w14 w15 w16se wp14">
+  <w:abstractNum w:abstractNumId="0" w15:restartNumberingAfterBreak="0">
+    <w:nsid w:val="0A44132B"/>
+    <w:multiLevelType w:val="multilevel"/>
+    <w:tmpl w:val="F476E7AC"/>
+    <w:lvl w:ilvl="0">
+      <w:start w:val="1"/>
+      <w:numFmt w:val="decimal"/>
+      <w:lvlText w:val="%1."/>
+      <w:lvlJc w:val="left"/>
+      <w:pPr>
+        <w:tabs>
+          <w:tab w:val="num" w:pos="720"/>
+        </w:tabs>
+        <w:ind w:left="720" w:hanging="360"/>
+      </w:pPr>
+    </w:lvl>
+    <w:lvl w:ilvl="1" w:tentative="1">
+      <w:start w:val="1"/>
+      <w:numFmt w:val="decimal"/>
+      <w:lvlText w:val="%2."/>
+      <w:lvlJc w:val="left"/>
+      <w:pPr>
+        <w:tabs>
+          <w:tab w:val="num" w:pos="1440"/>
+        </w:tabs>
+        <w:ind w:left="1440" w:hanging="360"/>
+      </w:pPr>
+    </w:lvl>
+    <w:lvl w:ilvl="2" w:tentative="1">
+      <w:start w:val="1"/>
+      <w:numFmt w:val="decimal"/>
+      <w:lvlText w:val="%3."/>
+      <w:lvlJc w:val="left"/>
+      <w:pPr>
+        <w:tabs>
+          <w:tab w:val="num" w:pos="2160"/>
+        </w:tabs>
+        <w:ind w:left="2160" w:hanging="360"/>
+      </w:pPr>
+    </w:lvl>
+    <w:lvl w:ilvl="3" w:tentative="1">
+      <w:start w:val="1"/>
+      <w:numFmt w:val="decimal"/>
+      <w:lvlText w:val="%4."/>
+      <w:lvlJc w:val="left"/>
+      <w:pPr>
+        <w:tabs>
+          <w:tab w:val="num" w:pos="2880"/>
+        </w:tabs>
+        <w:ind w:left="2880" w:hanging="360"/>
+      </w:pPr>
+    </w:lvl>
+    <w:lvl w:ilvl="4" w:tentative="1">
+      <w:start w:val="1"/>
+      <w:numFmt w:val="decimal"/>
+      <w:lvlText w:val="%5."/>
+      <w:lvlJc w:val="left"/>
+      <w:pPr>
+        <w:tabs>
+          <w:tab w:val="num" w:pos="3600"/>
+        </w:tabs>
+        <w:ind w:left="3600" w:hanging="360"/>
+      </w:pPr>
+    </w:lvl>
+    <w:lvl w:ilvl="5" w:tentative="1">
+      <w:start w:val="1"/>
+      <w:numFmt w:val="decimal"/>
+      <w:lvlText w:val="%6."/>
+      <w:lvlJc w:val="left"/>
+      <w:pPr>
+        <w:tabs>
+          <w:tab w:val="num" w:pos="4320"/>
+        </w:tabs>
+        <w:ind w:left="4320" w:hanging="360"/>
+      </w:pPr>
+    </w:lvl>
+    <w:lvl w:ilvl="6" w:tentative="1">
+      <w:start w:val="1"/>
+      <w:numFmt w:val="decimal"/>
+      <w:lvlText w:val="%7."/>
+      <w:lvlJc w:val="left"/>
+      <w:pPr>
+        <w:tabs>
+          <w:tab w:val="num" w:pos="5040"/>
+        </w:tabs>
+        <w:ind w:left="5040" w:hanging="360"/>
+      </w:pPr>
+    </w:lvl>
+    <w:lvl w:ilvl="7" w:tentative="1">
+      <w:start w:val="1"/>
+      <w:numFmt w:val="decimal"/>
+      <w:lvlText w:val="%8."/>
+      <w:lvlJc w:val="left"/>
+      <w:pPr>
+        <w:tabs>
+          <w:tab w:val="num" w:pos="5760"/>
+        </w:tabs>
+        <w:ind w:left="5760" w:hanging="360"/>
+      </w:pPr>
+    </w:lvl>
+    <w:lvl w:ilvl="8" w:tentative="1">
+      <w:start w:val="1"/>
+      <w:numFmt w:val="decimal"/>
+      <w:lvlText w:val="%9."/>
+      <w:lvlJc w:val="left"/>
+      <w:pPr>
+        <w:tabs>
+          <w:tab w:val="num" w:pos="6480"/>
+        </w:tabs>
+        <w:ind w:left="6480" w:hanging="360"/>
+      </w:pPr>
+    </w:lvl>
+  </w:abstractNum>
+  <w:abstractNum w:abstractNumId="1" w15:restartNumberingAfterBreak="0">
+    <w:nsid w:val="16404525"/>
+    <w:multiLevelType w:val="multilevel"/>
+    <w:tmpl w:val="A8ECD72A"/>
+    <w:lvl w:ilvl="0">
+      <w:start w:val="1"/>
+      <w:numFmt w:val="bullet"/>
+      <w:lvlText w:val=""/>
+      <w:lvlJc w:val="left"/>
+      <w:pPr>
+        <w:tabs>
+          <w:tab w:val="num" w:pos="720"/>
+        </w:tabs>
+        <w:ind w:left="720" w:hanging="360"/>
+      </w:pPr>
+      <w:rPr>
+        <w:rFonts w:ascii="Symbol" w:hAnsi="Symbol" w:hint="default"/>
+        <w:sz w:val="20"/>
+      </w:rPr>
+    </w:lvl>
+    <w:lvl w:ilvl="1">
+      <w:start w:val="1"/>
+      <w:numFmt w:val="bullet"/>
+      <w:lvlText w:val="o"/>
+      <w:lvlJc w:val="left"/>
+      <w:pPr>
+        <w:tabs>
+          <w:tab w:val="num" w:pos="1440"/>
+        </w:tabs>
+        <w:ind w:left="1440" w:hanging="360"/>
+      </w:pPr>
+      <w:rPr>
+        <w:rFonts w:ascii="Courier New" w:hAnsi="Courier New" w:hint="default"/>
+        <w:sz w:val="20"/>
+      </w:rPr>
+    </w:lvl>
+    <w:lvl w:ilvl="2" w:tentative="1">
+      <w:start w:val="1"/>
+      <w:numFmt w:val="bullet"/>
+      <w:lvlText w:val=""/>
+      <w:lvlJc w:val="left"/>
+      <w:pPr>
+        <w:tabs>
+          <w:tab w:val="num" w:pos="2160"/>
+        </w:tabs>
+        <w:ind w:left="2160" w:hanging="360"/>
+      </w:pPr>
+      <w:rPr>
+        <w:rFonts w:ascii="Wingdings" w:hAnsi="Wingdings" w:hint="default"/>
+        <w:sz w:val="20"/>
+      </w:rPr>
+    </w:lvl>
+    <w:lvl w:ilvl="3" w:tentative="1">
+      <w:start w:val="1"/>
+      <w:numFmt w:val="bullet"/>
+      <w:lvlText w:val=""/>
+      <w:lvlJc w:val="left"/>
+      <w:pPr>
+        <w:tabs>
+          <w:tab w:val="num" w:pos="2880"/>
+        </w:tabs>
+        <w:ind w:left="2880" w:hanging="360"/>
+      </w:pPr>
+      <w:rPr>
+        <w:rFonts w:ascii="Wingdings" w:hAnsi="Wingdings" w:hint="default"/>
+        <w:sz w:val="20"/>
+      </w:rPr>
+    </w:lvl>
+    <w:lvl w:ilvl="4" w:tentative="1">
+      <w:start w:val="1"/>
+      <w:numFmt w:val="bullet"/>
+      <w:lvlText w:val=""/>
+      <w:lvlJc w:val="left"/>
+      <w:pPr>
+        <w:tabs>
+          <w:tab w:val="num" w:pos="3600"/>
+        </w:tabs>
+        <w:ind w:left="3600" w:hanging="360"/>
+      </w:pPr>
+      <w:rPr>
+        <w:rFonts w:ascii="Wingdings" w:hAnsi="Wingdings" w:hint="default"/>
+        <w:sz w:val="20"/>
+      </w:rPr>
+    </w:lvl>
+    <w:lvl w:ilvl="5" w:tentative="1">
+      <w:start w:val="1"/>
+      <w:numFmt w:val="bullet"/>
+      <w:lvlText w:val=""/>
+      <w:lvlJc w:val="left"/>
+      <w:pPr>
+        <w:tabs>
+          <w:tab w:val="num" w:pos="4320"/>
+        </w:tabs>
+        <w:ind w:left="4320" w:hanging="360"/>
+      </w:pPr>
+      <w:rPr>
+        <w:rFonts w:ascii="Wingdings" w:hAnsi="Wingdings" w:hint="default"/>
+        <w:sz w:val="20"/>
+      </w:rPr>
+    </w:lvl>
+    <w:lvl w:ilvl="6" w:tentative="1">
+      <w:start w:val="1"/>
+      <w:numFmt w:val="bullet"/>
+      <w:lvlText w:val=""/>
+      <w:lvlJc w:val="left"/>
+      <w:pPr>
+        <w:tabs>
+          <w:tab w:val="num" w:pos="5040"/>
+        </w:tabs>
+        <w:ind w:left="5040" w:hanging="360"/>
+      </w:pPr>
+      <w:rPr>
+        <w:rFonts w:ascii="Wingdings" w:hAnsi="Wingdings" w:hint="default"/>
+        <w:sz w:val="20"/>
+      </w:rPr>
+    </w:lvl>
+    <w:lvl w:ilvl="7" w:tentative="1">
+      <w:start w:val="1"/>
+      <w:numFmt w:val="bullet"/>
+      <w:lvlText w:val=""/>
+      <w:lvlJc w:val="left"/>
+      <w:pPr>
+        <w:tabs>
+          <w:tab w:val="num" w:pos="5760"/>
+        </w:tabs>
+        <w:ind w:left="5760" w:hanging="360"/>
+      </w:pPr>
+      <w:rPr>
+        <w:rFonts w:ascii="Wingdings" w:hAnsi="Wingdings" w:hint="default"/>
+        <w:sz w:val="20"/>
+      </w:rPr>
+    </w:lvl>
+    <w:lvl w:ilvl="8" w:tentative="1">
+      <w:start w:val="1"/>
+      <w:numFmt w:val="bullet"/>
+      <w:lvlText w:val=""/>
+      <w:lvlJc w:val="left"/>
+      <w:pPr>
+        <w:tabs>
+          <w:tab w:val="num" w:pos="6480"/>
+        </w:tabs>
+        <w:ind w:left="6480" w:hanging="360"/>
+      </w:pPr>
+      <w:rPr>
+        <w:rFonts w:ascii="Wingdings" w:hAnsi="Wingdings" w:hint="default"/>
+        <w:sz w:val="20"/>
+      </w:rPr>
+    </w:lvl>
+  </w:abstractNum>
+  <w:num w:numId="1">
+    <w:abstractNumId w:val="1"/>
+  </w:num>
+  <w:num w:numId="2">
+    <w:abstractNumId w:val="0"/>
+  </w:num>
+</w:numbering>
 </file>
 
 <file path=word/styles.xml><?xml version="1.0" encoding="utf-8"?>
@@ -2690,6 +9454,7 @@
   <w:style w:type="paragraph" w:default="1" w:styleId="Normal">
     <w:name w:val="Normal"/>
     <w:qFormat/>
+    <w:rsid w:val="00FE7894"/>
   </w:style>
   <w:style w:type="paragraph" w:styleId="Heading2">
     <w:name w:val="heading 2"/>
@@ -2708,6 +9473,29 @@
       <w:bCs/>
       <w:sz w:val="36"/>
       <w:szCs w:val="36"/>
+    </w:rPr>
+  </w:style>
+  <w:style w:type="paragraph" w:styleId="Heading3">
+    <w:name w:val="heading 3"/>
+    <w:basedOn w:val="Normal"/>
+    <w:next w:val="Normal"/>
+    <w:link w:val="Heading3Char"/>
+    <w:uiPriority w:val="9"/>
+    <w:semiHidden/>
+    <w:unhideWhenUsed/>
+    <w:qFormat/>
+    <w:rsid w:val="0083630D"/>
+    <w:pPr>
+      <w:keepNext/>
+      <w:keepLines/>
+      <w:spacing w:before="40" w:after="0"/>
+      <w:outlineLvl w:val="2"/>
+    </w:pPr>
+    <w:rPr>
+      <w:rFonts w:asciiTheme="majorHAnsi" w:eastAsiaTheme="majorEastAsia" w:hAnsiTheme="majorHAnsi" w:cstheme="majorBidi"/>
+      <w:color w:val="1F4D78" w:themeColor="accent1" w:themeShade="7F"/>
+      <w:sz w:val="24"/>
+      <w:szCs w:val="24"/>
     </w:rPr>
   </w:style>
   <w:style w:type="character" w:default="1" w:styleId="DefaultParagraphFont">
@@ -2789,6 +9577,33 @@
     <w:rPr>
       <w:b/>
       <w:bCs/>
+    </w:rPr>
+  </w:style>
+  <w:style w:type="paragraph" w:customStyle="1" w:styleId="ds-markdown-paragraph">
+    <w:name w:val="ds-markdown-paragraph"/>
+    <w:basedOn w:val="Normal"/>
+    <w:rsid w:val="0083630D"/>
+    <w:pPr>
+      <w:spacing w:before="100" w:beforeAutospacing="1" w:after="100" w:afterAutospacing="1" w:line="240" w:lineRule="auto"/>
+    </w:pPr>
+    <w:rPr>
+      <w:rFonts w:ascii="Times New Roman" w:eastAsia="Times New Roman" w:hAnsi="Times New Roman" w:cs="Times New Roman"/>
+      <w:sz w:val="24"/>
+      <w:szCs w:val="24"/>
+    </w:rPr>
+  </w:style>
+  <w:style w:type="character" w:customStyle="1" w:styleId="Heading3Char">
+    <w:name w:val="Heading 3 Char"/>
+    <w:basedOn w:val="DefaultParagraphFont"/>
+    <w:link w:val="Heading3"/>
+    <w:uiPriority w:val="9"/>
+    <w:semiHidden/>
+    <w:rsid w:val="0083630D"/>
+    <w:rPr>
+      <w:rFonts w:asciiTheme="majorHAnsi" w:eastAsiaTheme="majorEastAsia" w:hAnsiTheme="majorHAnsi" w:cstheme="majorBidi"/>
+      <w:color w:val="1F4D78" w:themeColor="accent1" w:themeShade="7F"/>
+      <w:sz w:val="24"/>
+      <w:szCs w:val="24"/>
     </w:rPr>
   </w:style>
 </w:styles>
